--- a/.work/06.27.docx
+++ b/.work/06.27.docx
@@ -51,15 +51,13 @@
         </w:numPr>
         <w:rPr>
           <w:rFonts w:ascii="Arial" w:hAnsi="Arial" w:cs="Arial"/>
-          <w:color w:val="8DD873" w:themeColor="accent6" w:themeTint="99"/>
-        </w:rPr>
-      </w:pPr>
-      <w:r>
-        <w:rPr>
-          <w:rFonts w:ascii="Arial" w:hAnsi="Arial" w:cs="Arial"/>
-          <w:color w:val="8DD873" w:themeColor="accent6" w:themeTint="99"/>
-        </w:rPr>
-        <w:t>Graph draw?</w:t>
+        </w:rPr>
+      </w:pPr>
+      <w:r>
+        <w:rPr>
+          <w:rFonts w:ascii="Arial" w:hAnsi="Arial" w:cs="Arial"/>
+        </w:rPr>
+        <w:t>Graph draw</w:t>
       </w:r>
     </w:p>
     <w:p>
@@ -299,6 +297,24 @@
       <w:pPr>
         <w:pStyle w:val="ListParagraph"/>
         <w:numPr>
+          <w:ilvl w:val="2"/>
+          <w:numId w:val="1"/>
+        </w:numPr>
+        <w:rPr>
+          <w:rFonts w:ascii="Arial" w:hAnsi="Arial" w:cs="Arial"/>
+        </w:rPr>
+      </w:pPr>
+      <w:r>
+        <w:rPr>
+          <w:rFonts w:ascii="Arial" w:hAnsi="Arial" w:cs="Arial"/>
+        </w:rPr>
+        <w:t>Legend TF (black)</w:t>
+      </w:r>
+    </w:p>
+    <w:p>
+      <w:pPr>
+        <w:pStyle w:val="ListParagraph"/>
+        <w:numPr>
           <w:ilvl w:val="1"/>
           <w:numId w:val="1"/>
         </w:numPr>
@@ -355,18 +371,369 @@
       <w:pPr>
         <w:pStyle w:val="ListParagraph"/>
         <w:numPr>
+          <w:ilvl w:val="2"/>
+          <w:numId w:val="1"/>
+        </w:numPr>
+        <w:rPr>
+          <w:rFonts w:ascii="Arial" w:hAnsi="Arial" w:cs="Arial"/>
+        </w:rPr>
+      </w:pPr>
+      <w:r>
+        <w:rPr>
+          <w:rFonts w:ascii="Arial" w:hAnsi="Arial" w:cs="Arial"/>
+        </w:rPr>
+        <w:t>Entendre símbols escrits a les funcions</w:t>
+      </w:r>
+    </w:p>
+    <w:p>
+      <w:pPr>
+        <w:pStyle w:val="ListParagraph"/>
+        <w:numPr>
           <w:ilvl w:val="1"/>
           <w:numId w:val="1"/>
         </w:numPr>
         <w:rPr>
           <w:rFonts w:ascii="Arial" w:hAnsi="Arial" w:cs="Arial"/>
-        </w:rPr>
-      </w:pPr>
-      <w:r>
-        <w:rPr>
-          <w:rFonts w:ascii="Arial" w:hAnsi="Arial" w:cs="Arial"/>
+          <w:color w:val="8DD873" w:themeColor="accent6" w:themeTint="99"/>
+        </w:rPr>
+      </w:pPr>
+      <w:r>
+        <w:rPr>
+          <w:rFonts w:ascii="Arial" w:hAnsi="Arial" w:cs="Arial"/>
+          <w:color w:val="8DD873" w:themeColor="accent6" w:themeTint="99"/>
         </w:rPr>
         <w:t>Com puc implementar exactament el pseudocodi?</w:t>
+      </w:r>
+    </w:p>
+    <w:p>
+      <w:pPr>
+        <w:pStyle w:val="ListParagraph"/>
+        <w:numPr>
+          <w:ilvl w:val="1"/>
+          <w:numId w:val="1"/>
+        </w:numPr>
+        <w:rPr>
+          <w:rFonts w:ascii="Arial" w:hAnsi="Arial" w:cs="Arial"/>
+          <w:color w:val="8DD873" w:themeColor="accent6" w:themeTint="99"/>
+        </w:rPr>
+      </w:pPr>
+      <w:r>
+        <w:rPr>
+          <w:rFonts w:ascii="Arial" w:hAnsi="Arial" w:cs="Arial"/>
+          <w:color w:val="8DD873" w:themeColor="accent6" w:themeTint="99"/>
+        </w:rPr>
+        <w:t>Comparar new i normal perquè crec que l’ordre d’agafar els nous canvien</w:t>
+      </w:r>
+      <w:r>
+        <w:rPr>
+          <w:rFonts w:ascii="Arial" w:hAnsi="Arial" w:cs="Arial"/>
+          <w:color w:val="8DD873" w:themeColor="accent6" w:themeTint="99"/>
+        </w:rPr>
+        <w:t xml:space="preserve"> </w:t>
+      </w:r>
+      <w:r>
+        <w:rPr>
+          <w:rFonts w:ascii="Arial" w:hAnsi="Arial" w:cs="Arial"/>
+          <w:color w:val="8DD873" w:themeColor="accent6" w:themeTint="99"/>
+        </w:rPr>
+        <w:sym w:font="Wingdings" w:char="F0DF"/>
+      </w:r>
+      <w:r>
+        <w:rPr>
+          <w:rFonts w:ascii="Arial" w:hAnsi="Arial" w:cs="Arial"/>
+          <w:color w:val="8DD873" w:themeColor="accent6" w:themeTint="99"/>
+        </w:rPr>
+        <w:t xml:space="preserve"> SÍ</w:t>
+      </w:r>
+    </w:p>
+    <w:p>
+      <w:pPr>
+        <w:pStyle w:val="ListParagraph"/>
+        <w:numPr>
+          <w:ilvl w:val="1"/>
+          <w:numId w:val="1"/>
+        </w:numPr>
+        <w:rPr>
+          <w:rFonts w:ascii="Arial" w:hAnsi="Arial" w:cs="Arial"/>
+        </w:rPr>
+      </w:pPr>
+      <w:r>
+        <w:rPr>
+          <w:rFonts w:ascii="Arial" w:hAnsi="Arial" w:cs="Arial"/>
+        </w:rPr>
+        <w:t>En general ja ho entenc. S’hauria de mirar com argum</w:t>
+      </w:r>
+      <w:r>
+        <w:rPr>
+          <w:rFonts w:ascii="Arial" w:hAnsi="Arial" w:cs="Arial"/>
+        </w:rPr>
+        <w:t>e</w:t>
+      </w:r>
+      <w:r>
+        <w:rPr>
+          <w:rFonts w:ascii="Arial" w:hAnsi="Arial" w:cs="Arial"/>
+        </w:rPr>
+        <w:t>nto haver construït les funcions del LL.A. així</w:t>
+      </w:r>
+      <w:r>
+        <w:rPr>
+          <w:rFonts w:ascii="Arial" w:hAnsi="Arial" w:cs="Arial"/>
+        </w:rPr>
+        <w:t xml:space="preserve"> </w:t>
+      </w:r>
+      <w:r>
+        <w:rPr>
+          <w:rFonts w:ascii="Arial" w:hAnsi="Arial" w:cs="Arial"/>
+        </w:rPr>
+        <w:sym w:font="Wingdings" w:char="F0DF"/>
+      </w:r>
+      <w:r>
+        <w:rPr>
+          <w:rFonts w:ascii="Arial" w:hAnsi="Arial" w:cs="Arial"/>
+        </w:rPr>
+        <w:t xml:space="preserve"> aprox escrit als docstrings de les funcions</w:t>
+      </w:r>
+    </w:p>
+    <w:p>
+      <w:pPr>
+        <w:pStyle w:val="ListParagraph"/>
+        <w:numPr>
+          <w:ilvl w:val="1"/>
+          <w:numId w:val="1"/>
+        </w:numPr>
+        <w:rPr>
+          <w:rFonts w:ascii="Arial" w:hAnsi="Arial" w:cs="Arial"/>
+          <w:color w:val="8DD873" w:themeColor="accent6" w:themeTint="99"/>
+        </w:rPr>
+      </w:pPr>
+      <w:r>
+        <w:rPr>
+          <w:rFonts w:ascii="Arial" w:hAnsi="Arial" w:cs="Arial"/>
+          <w:color w:val="8DD873" w:themeColor="accent6" w:themeTint="99"/>
+        </w:rPr>
+        <w:t xml:space="preserve">Reorganitzar folder </w:t>
+      </w:r>
+      <w:r>
+        <w:rPr>
+          <w:rFonts w:ascii="Arial" w:hAnsi="Arial" w:cs="Arial"/>
+          <w:color w:val="8DD873" w:themeColor="accent6" w:themeTint="99"/>
+        </w:rPr>
+        <w:sym w:font="Wingdings" w:char="F0E0"/>
+      </w:r>
+      <w:r>
+        <w:rPr>
+          <w:rFonts w:ascii="Arial" w:hAnsi="Arial" w:cs="Arial"/>
+          <w:color w:val="8DD873" w:themeColor="accent6" w:themeTint="99"/>
+        </w:rPr>
+        <w:t xml:space="preserve"> dijkstra_utils, new, old…</w:t>
+      </w:r>
+    </w:p>
+    <w:p>
+      <w:pPr>
+        <w:pStyle w:val="ListParagraph"/>
+        <w:numPr>
+          <w:ilvl w:val="1"/>
+          <w:numId w:val="1"/>
+        </w:numPr>
+        <w:rPr>
+          <w:rFonts w:ascii="Arial" w:hAnsi="Arial" w:cs="Arial"/>
+          <w:color w:val="8DD873" w:themeColor="accent6" w:themeTint="99"/>
+        </w:rPr>
+      </w:pPr>
+      <w:r>
+        <w:rPr>
+          <w:rFonts w:ascii="Arial" w:hAnsi="Arial" w:cs="Arial"/>
+        </w:rPr>
+        <w:t>Docu</w:t>
+      </w:r>
+    </w:p>
+    <w:p>
+      <w:pPr>
+        <w:pStyle w:val="ListParagraph"/>
+        <w:numPr>
+          <w:ilvl w:val="2"/>
+          <w:numId w:val="1"/>
+        </w:numPr>
+        <w:rPr>
+          <w:rFonts w:ascii="Arial" w:hAnsi="Arial" w:cs="Arial"/>
+          <w:color w:val="8DD873" w:themeColor="accent6" w:themeTint="99"/>
+        </w:rPr>
+      </w:pPr>
+      <w:r>
+        <w:rPr>
+          <w:rFonts w:ascii="Arial" w:hAnsi="Arial" w:cs="Arial"/>
+        </w:rPr>
+        <w:t>Comprovar binary heap és la millor independentment de les dades del nostre graf?</w:t>
+      </w:r>
+    </w:p>
+    <w:p>
+      <w:pPr>
+        <w:pStyle w:val="ListParagraph"/>
+        <w:numPr>
+          <w:ilvl w:val="2"/>
+          <w:numId w:val="1"/>
+        </w:numPr>
+        <w:rPr>
+          <w:rFonts w:ascii="Arial" w:hAnsi="Arial" w:cs="Arial"/>
+          <w:color w:val="8DD873" w:themeColor="accent6" w:themeTint="99"/>
+        </w:rPr>
+      </w:pPr>
+      <w:r>
+        <w:rPr>
+          <w:rFonts w:ascii="Arial" w:hAnsi="Arial" w:cs="Arial"/>
+        </w:rPr>
+        <w:t>O(20)=O(10)?</w:t>
+      </w:r>
+    </w:p>
+    <w:p>
+      <w:pPr>
+        <w:pStyle w:val="ListParagraph"/>
+        <w:numPr>
+          <w:ilvl w:val="2"/>
+          <w:numId w:val="1"/>
+        </w:numPr>
+        <w:rPr>
+          <w:rFonts w:ascii="Arial" w:hAnsi="Arial" w:cs="Arial"/>
+          <w:color w:val="8DD873" w:themeColor="accent6" w:themeTint="99"/>
+        </w:rPr>
+      </w:pPr>
+      <w:r>
+        <w:rPr>
+          <w:rFonts w:ascii="Arial" w:hAnsi="Arial" w:cs="Arial"/>
+        </w:rPr>
+        <w:t>No he entès bé lo del parent</w:t>
+      </w:r>
+    </w:p>
+    <w:p>
+      <w:pPr>
+        <w:pStyle w:val="ListParagraph"/>
+        <w:numPr>
+          <w:ilvl w:val="0"/>
+          <w:numId w:val="1"/>
+        </w:numPr>
+        <w:rPr>
+          <w:rFonts w:ascii="Arial" w:hAnsi="Arial" w:cs="Arial"/>
+        </w:rPr>
+      </w:pPr>
+      <w:r>
+        <w:rPr>
+          <w:rFonts w:ascii="Arial" w:hAnsi="Arial" w:cs="Arial"/>
+        </w:rPr>
+        <w:t xml:space="preserve">Readme </w:t>
+      </w:r>
+    </w:p>
+    <w:p>
+      <w:pPr>
+        <w:pStyle w:val="ListParagraph"/>
+        <w:numPr>
+          <w:ilvl w:val="1"/>
+          <w:numId w:val="1"/>
+        </w:numPr>
+        <w:rPr>
+          <w:rFonts w:ascii="Arial" w:hAnsi="Arial" w:cs="Arial"/>
+          <w:color w:val="8DD873" w:themeColor="accent6" w:themeTint="99"/>
+        </w:rPr>
+      </w:pPr>
+      <w:r>
+        <w:rPr>
+          <w:rFonts w:ascii="Arial" w:hAnsi="Arial" w:cs="Arial"/>
+          <w:color w:val="8DD873" w:themeColor="accent6" w:themeTint="99"/>
+        </w:rPr>
+        <w:t>Scripts</w:t>
+      </w:r>
+    </w:p>
+    <w:p>
+      <w:pPr>
+        <w:pStyle w:val="ListParagraph"/>
+        <w:numPr>
+          <w:ilvl w:val="1"/>
+          <w:numId w:val="1"/>
+        </w:numPr>
+        <w:rPr>
+          <w:rFonts w:ascii="Arial" w:hAnsi="Arial" w:cs="Arial"/>
+          <w:color w:val="8DD873" w:themeColor="accent6" w:themeTint="99"/>
+        </w:rPr>
+      </w:pPr>
+      <w:r>
+        <w:rPr>
+          <w:rFonts w:ascii="Arial" w:hAnsi="Arial" w:cs="Arial"/>
+          <w:color w:val="8DD873" w:themeColor="accent6" w:themeTint="99"/>
+        </w:rPr>
+        <w:t>Hooks</w:t>
+      </w:r>
+    </w:p>
+    <w:p>
+      <w:pPr>
+        <w:pStyle w:val="ListParagraph"/>
+        <w:numPr>
+          <w:ilvl w:val="1"/>
+          <w:numId w:val="1"/>
+        </w:numPr>
+        <w:rPr>
+          <w:rFonts w:ascii="Arial" w:hAnsi="Arial" w:cs="Arial"/>
+          <w:color w:val="8DD873" w:themeColor="accent6" w:themeTint="99"/>
+        </w:rPr>
+      </w:pPr>
+      <w:r>
+        <w:rPr>
+          <w:rFonts w:ascii="Arial" w:hAnsi="Arial" w:cs="Arial"/>
+          <w:color w:val="8DD873" w:themeColor="accent6" w:themeTint="99"/>
+        </w:rPr>
+        <w:t>Overall repo</w:t>
+      </w:r>
+    </w:p>
+    <w:p>
+      <w:pPr>
+        <w:pStyle w:val="ListParagraph"/>
+        <w:numPr>
+          <w:ilvl w:val="1"/>
+          <w:numId w:val="1"/>
+        </w:numPr>
+        <w:rPr>
+          <w:rFonts w:ascii="Arial" w:hAnsi="Arial" w:cs="Arial"/>
+        </w:rPr>
+      </w:pPr>
+      <w:r>
+        <w:rPr>
+          <w:rFonts w:ascii="Arial" w:hAnsi="Arial" w:cs="Arial"/>
+        </w:rPr>
+        <w:t>What happens with .src/data?? It should be in readme</w:t>
+      </w:r>
+    </w:p>
+    <w:p>
+      <w:pPr>
+        <w:pStyle w:val="ListParagraph"/>
+        <w:numPr>
+          <w:ilvl w:val="0"/>
+          <w:numId w:val="1"/>
+        </w:numPr>
+        <w:rPr>
+          <w:rFonts w:ascii="Arial" w:hAnsi="Arial" w:cs="Arial"/>
+        </w:rPr>
+      </w:pPr>
+      <w:r>
+        <w:rPr>
+          <w:rFonts w:ascii="Arial" w:hAnsi="Arial" w:cs="Arial"/>
+        </w:rPr>
+        <w:t>routing_algotithms/dijkstra/dijkstra.py</w:t>
+      </w:r>
+    </w:p>
+    <w:p>
+      <w:pPr>
+        <w:pStyle w:val="ListParagraph"/>
+        <w:numPr>
+          <w:ilvl w:val="1"/>
+          <w:numId w:val="1"/>
+        </w:numPr>
+        <w:rPr>
+          <w:rFonts w:ascii="Arial" w:hAnsi="Arial" w:cs="Arial"/>
+        </w:rPr>
+      </w:pPr>
+      <w:r>
+        <w:rPr>
+          <w:rFonts w:ascii="Arial" w:hAnsi="Arial" w:cs="Arial"/>
+        </w:rPr>
+        <w:t>Order print distances by the top or jus the vertices in the path to the target?</w:t>
       </w:r>
     </w:p>
     <w:sectPr>
@@ -420,7 +787,7 @@
         <w:rFonts w:ascii="Wingdings" w:hAnsi="Wingdings" w:hint="default"/>
       </w:rPr>
     </w:lvl>
-    <w:lvl w:ilvl="3" w:tplc="08090001" w:tentative="1">
+    <w:lvl w:ilvl="3" w:tplc="08090001">
       <w:start w:val="1"/>
       <w:numFmt w:val="bullet"/>
       <w:lvlText w:val=""/>

--- a/.work/06.27.docx
+++ b/.work/06.27.docx
@@ -59,6 +59,24 @@
         </w:rPr>
         <w:t>Graph draw</w:t>
       </w:r>
+      <w:r>
+        <w:rPr>
+          <w:rFonts w:ascii="Arial" w:hAnsi="Arial" w:cs="Arial"/>
+        </w:rPr>
+        <w:t xml:space="preserve"> </w:t>
+      </w:r>
+      <w:r>
+        <w:rPr>
+          <w:rFonts w:ascii="Arial" w:hAnsi="Arial" w:cs="Arial"/>
+        </w:rPr>
+        <w:sym w:font="Wingdings" w:char="F0DF"/>
+      </w:r>
+      <w:r>
+        <w:rPr>
+          <w:rFonts w:ascii="Arial" w:hAnsi="Arial" w:cs="Arial"/>
+        </w:rPr>
+        <w:t xml:space="preserve"> aprox (potser millorar el zoom)</w:t>
+      </w:r>
     </w:p>
     <w:p>
       <w:pPr>
@@ -201,35 +219,97 @@
         </w:numPr>
         <w:rPr>
           <w:rFonts w:ascii="Arial" w:hAnsi="Arial" w:cs="Arial"/>
+          <w:color w:val="8DD873" w:themeColor="accent6" w:themeTint="99"/>
+        </w:rPr>
+      </w:pPr>
+      <w:proofErr w:type="spellStart"/>
+      <w:r>
+        <w:rPr>
+          <w:rFonts w:ascii="Arial" w:hAnsi="Arial" w:cs="Arial"/>
+          <w:color w:val="8DD873" w:themeColor="accent6" w:themeTint="99"/>
+          <w:lang w:val="en-GB"/>
+        </w:rPr>
+        <w:t>Explicar</w:t>
+      </w:r>
+      <w:proofErr w:type="spellEnd"/>
+      <w:r>
+        <w:rPr>
+          <w:rFonts w:ascii="Arial" w:hAnsi="Arial" w:cs="Arial"/>
+          <w:color w:val="8DD873" w:themeColor="accent6" w:themeTint="99"/>
+          <w:lang w:val="en-GB"/>
+        </w:rPr>
+        <w:t xml:space="preserve"> el </w:t>
+      </w:r>
+      <w:r>
+        <w:rPr>
+          <w:rFonts w:ascii="Arial" w:hAnsi="Arial" w:cs="Arial"/>
+          <w:color w:val="8DD873" w:themeColor="accent6" w:themeTint="99"/>
+          <w:lang w:val="en-GB"/>
+        </w:rPr>
+        <w:t>commando</w:t>
+      </w:r>
+    </w:p>
+    <w:p>
+      <w:pPr>
+        <w:pStyle w:val="ListParagraph"/>
+        <w:numPr>
+          <w:ilvl w:val="2"/>
+          <w:numId w:val="1"/>
+        </w:numPr>
+        <w:rPr>
+          <w:rFonts w:ascii="Arial" w:hAnsi="Arial" w:cs="Arial"/>
           <w:color w:val="808080" w:themeColor="background1" w:themeShade="80"/>
         </w:rPr>
       </w:pPr>
+      <w:r>
+        <w:rPr>
+          <w:rFonts w:ascii="Arial" w:hAnsi="Arial" w:cs="Arial"/>
+          <w:color w:val="808080" w:themeColor="background1" w:themeShade="80"/>
+          <w:lang w:val="en-GB"/>
+        </w:rPr>
+        <w:t>Cli?</w:t>
+      </w:r>
+    </w:p>
+    <w:p>
+      <w:pPr>
+        <w:pStyle w:val="ListParagraph"/>
+        <w:numPr>
+          <w:ilvl w:val="2"/>
+          <w:numId w:val="1"/>
+        </w:numPr>
+        <w:rPr>
+          <w:rFonts w:ascii="Arial" w:hAnsi="Arial" w:cs="Arial"/>
+          <w:color w:val="8DD873" w:themeColor="accent6" w:themeTint="99"/>
+        </w:rPr>
+      </w:pPr>
       <w:proofErr w:type="spellStart"/>
       <w:r>
         <w:rPr>
           <w:rFonts w:ascii="Arial" w:hAnsi="Arial" w:cs="Arial"/>
-          <w:color w:val="808080" w:themeColor="background1" w:themeShade="80"/>
-          <w:lang w:val="en-GB"/>
-        </w:rPr>
-        <w:t>Explicar</w:t>
+          <w:color w:val="8DD873" w:themeColor="accent6" w:themeTint="99"/>
+          <w:lang w:val="en-GB"/>
+        </w:rPr>
+        <w:t>Entrades</w:t>
       </w:r>
       <w:proofErr w:type="spellEnd"/>
       <w:r>
         <w:rPr>
           <w:rFonts w:ascii="Arial" w:hAnsi="Arial" w:cs="Arial"/>
-          <w:color w:val="808080" w:themeColor="background1" w:themeShade="80"/>
-          <w:lang w:val="en-GB"/>
-        </w:rPr>
-        <w:t xml:space="preserve"> el </w:t>
-      </w:r>
-      <w:r>
-        <w:rPr>
-          <w:rFonts w:ascii="Arial" w:hAnsi="Arial" w:cs="Arial"/>
-          <w:color w:val="808080" w:themeColor="background1" w:themeShade="80"/>
-          <w:lang w:val="en-GB"/>
-        </w:rPr>
-        <w:t>commando</w:t>
-      </w:r>
+          <w:color w:val="8DD873" w:themeColor="accent6" w:themeTint="99"/>
+          <w:lang w:val="en-GB"/>
+        </w:rPr>
+        <w:t xml:space="preserve"> </w:t>
+      </w:r>
+      <w:proofErr w:type="spellStart"/>
+      <w:r>
+        <w:rPr>
+          <w:rFonts w:ascii="Arial" w:hAnsi="Arial" w:cs="Arial"/>
+          <w:color w:val="8DD873" w:themeColor="accent6" w:themeTint="99"/>
+          <w:lang w:val="en-GB"/>
+        </w:rPr>
+        <w:t>opcionals</w:t>
+      </w:r>
+      <w:proofErr w:type="spellEnd"/>
     </w:p>
     <w:p>
       <w:pPr>
@@ -240,16 +320,22 @@
         </w:numPr>
         <w:rPr>
           <w:rFonts w:ascii="Arial" w:hAnsi="Arial" w:cs="Arial"/>
-          <w:color w:val="808080" w:themeColor="background1" w:themeShade="80"/>
-        </w:rPr>
-      </w:pPr>
-      <w:r>
-        <w:rPr>
-          <w:rFonts w:ascii="Arial" w:hAnsi="Arial" w:cs="Arial"/>
-          <w:color w:val="808080" w:themeColor="background1" w:themeShade="80"/>
-          <w:lang w:val="en-GB"/>
-        </w:rPr>
-        <w:t>Cli?</w:t>
+          <w:color w:val="8DD873" w:themeColor="accent6" w:themeTint="99"/>
+        </w:rPr>
+      </w:pPr>
+      <w:r>
+        <w:rPr>
+          <w:rFonts w:ascii="Arial" w:hAnsi="Arial" w:cs="Arial"/>
+          <w:color w:val="8DD873" w:themeColor="accent6" w:themeTint="99"/>
+        </w:rPr>
+        <w:t>Legend TF (black</w:t>
+      </w:r>
+      <w:r>
+        <w:rPr>
+          <w:rFonts w:ascii="Arial" w:hAnsi="Arial" w:cs="Arial"/>
+          <w:color w:val="8DD873" w:themeColor="accent6" w:themeTint="99"/>
+        </w:rPr>
+        <w:t>)</w:t>
       </w:r>
     </w:p>
     <w:p>
@@ -264,34 +350,1257 @@
           <w:color w:val="8DD873" w:themeColor="accent6" w:themeTint="99"/>
         </w:rPr>
       </w:pPr>
+      <w:r>
+        <w:rPr>
+          <w:rFonts w:ascii="Arial" w:hAnsi="Arial" w:cs="Arial"/>
+          <w:color w:val="8DD873" w:themeColor="accent6" w:themeTint="99"/>
+        </w:rPr>
+        <w:t>Brúixola</w:t>
+      </w:r>
+    </w:p>
+    <w:p>
+      <w:pPr>
+        <w:pStyle w:val="ListParagraph"/>
+        <w:numPr>
+          <w:ilvl w:val="2"/>
+          <w:numId w:val="1"/>
+        </w:numPr>
+        <w:rPr>
+          <w:rFonts w:ascii="Arial" w:hAnsi="Arial" w:cs="Arial"/>
+          <w:color w:val="8DD873" w:themeColor="accent6" w:themeTint="99"/>
+        </w:rPr>
+      </w:pPr>
+      <w:r>
+        <w:rPr>
+          <w:rFonts w:ascii="Arial" w:hAnsi="Arial" w:cs="Arial"/>
+          <w:color w:val="8DD873" w:themeColor="accent6" w:themeTint="99"/>
+        </w:rPr>
+        <w:t>Avoid crossing between shared platforms</w:t>
+      </w:r>
+    </w:p>
+    <w:p>
+      <w:pPr>
+        <w:pStyle w:val="ListParagraph"/>
+        <w:numPr>
+          <w:ilvl w:val="2"/>
+          <w:numId w:val="1"/>
+        </w:numPr>
+        <w:rPr>
+          <w:rFonts w:ascii="Arial" w:hAnsi="Arial" w:cs="Arial"/>
+          <w:color w:val="8DD873" w:themeColor="accent6" w:themeTint="99"/>
+        </w:rPr>
+      </w:pPr>
+      <w:r>
+        <w:rPr>
+          <w:rFonts w:ascii="Arial" w:hAnsi="Arial" w:cs="Arial"/>
+          <w:color w:val="8DD873" w:themeColor="accent6" w:themeTint="99"/>
+        </w:rPr>
+        <w:t>Docu</w:t>
+      </w:r>
+    </w:p>
+    <w:p>
+      <w:pPr>
+        <w:pStyle w:val="ListParagraph"/>
+        <w:numPr>
+          <w:ilvl w:val="1"/>
+          <w:numId w:val="1"/>
+        </w:numPr>
+        <w:rPr>
+          <w:rFonts w:ascii="Arial" w:hAnsi="Arial" w:cs="Arial"/>
+          <w:color w:val="8DD873" w:themeColor="accent6" w:themeTint="99"/>
+        </w:rPr>
+      </w:pPr>
+      <w:r>
+        <w:rPr>
+          <w:rFonts w:ascii="Arial" w:hAnsi="Arial" w:cs="Arial"/>
+          <w:color w:val="8DD873" w:themeColor="accent6" w:themeTint="99"/>
+        </w:rPr>
+        <w:t>Readme</w:t>
+      </w:r>
+    </w:p>
+    <w:p>
+      <w:pPr>
+        <w:pStyle w:val="ListParagraph"/>
+        <w:numPr>
+          <w:ilvl w:val="0"/>
+          <w:numId w:val="1"/>
+        </w:numPr>
+        <w:rPr>
+          <w:rFonts w:ascii="Arial" w:hAnsi="Arial" w:cs="Arial"/>
+        </w:rPr>
+      </w:pPr>
+      <w:r>
+        <w:rPr>
+          <w:rFonts w:ascii="Arial" w:hAnsi="Arial" w:cs="Arial"/>
+        </w:rPr>
+        <w:t>routing_algotithms/dijkstra/</w:t>
+      </w:r>
+    </w:p>
+    <w:p>
+      <w:pPr>
+        <w:pStyle w:val="ListParagraph"/>
+        <w:numPr>
+          <w:ilvl w:val="1"/>
+          <w:numId w:val="1"/>
+        </w:numPr>
+        <w:rPr>
+          <w:rFonts w:ascii="Arial" w:hAnsi="Arial" w:cs="Arial"/>
+          <w:color w:val="8DD873" w:themeColor="accent6" w:themeTint="99"/>
+        </w:rPr>
+      </w:pPr>
+      <w:r>
+        <w:rPr>
+          <w:rFonts w:ascii="Arial" w:hAnsi="Arial" w:cs="Arial"/>
+          <w:color w:val="8DD873" w:themeColor="accent6" w:themeTint="99"/>
+        </w:rPr>
+        <w:t>Mirar-me apunts</w:t>
+      </w:r>
+    </w:p>
+    <w:p>
+      <w:pPr>
+        <w:pStyle w:val="ListParagraph"/>
+        <w:numPr>
+          <w:ilvl w:val="2"/>
+          <w:numId w:val="1"/>
+        </w:numPr>
+        <w:rPr>
+          <w:rFonts w:ascii="Arial" w:hAnsi="Arial" w:cs="Arial"/>
+          <w:color w:val="8DD873" w:themeColor="accent6" w:themeTint="99"/>
+        </w:rPr>
+      </w:pPr>
+      <w:r>
+        <w:rPr>
+          <w:rFonts w:ascii="Arial" w:hAnsi="Arial" w:cs="Arial"/>
+          <w:color w:val="8DD873" w:themeColor="accent6" w:themeTint="99"/>
+        </w:rPr>
+        <w:t>Entendre símbols escrits a les funcions</w:t>
+      </w:r>
+    </w:p>
+    <w:p>
+      <w:pPr>
+        <w:pStyle w:val="ListParagraph"/>
+        <w:numPr>
+          <w:ilvl w:val="1"/>
+          <w:numId w:val="1"/>
+        </w:numPr>
+        <w:rPr>
+          <w:rFonts w:ascii="Arial" w:hAnsi="Arial" w:cs="Arial"/>
+          <w:color w:val="8DD873" w:themeColor="accent6" w:themeTint="99"/>
+        </w:rPr>
+      </w:pPr>
+      <w:r>
+        <w:rPr>
+          <w:rFonts w:ascii="Arial" w:hAnsi="Arial" w:cs="Arial"/>
+          <w:color w:val="8DD873" w:themeColor="accent6" w:themeTint="99"/>
+        </w:rPr>
+        <w:t>Com puc implementar exactament el pseudocodi?</w:t>
+      </w:r>
+    </w:p>
+    <w:p>
+      <w:pPr>
+        <w:pStyle w:val="ListParagraph"/>
+        <w:numPr>
+          <w:ilvl w:val="1"/>
+          <w:numId w:val="1"/>
+        </w:numPr>
+        <w:rPr>
+          <w:rFonts w:ascii="Arial" w:hAnsi="Arial" w:cs="Arial"/>
+          <w:color w:val="8DD873" w:themeColor="accent6" w:themeTint="99"/>
+        </w:rPr>
+      </w:pPr>
+      <w:r>
+        <w:rPr>
+          <w:rFonts w:ascii="Arial" w:hAnsi="Arial" w:cs="Arial"/>
+          <w:color w:val="8DD873" w:themeColor="accent6" w:themeTint="99"/>
+        </w:rPr>
+        <w:t>Comparar new i normal perquè crec que l’ordre d’agafar els nous canvien</w:t>
+      </w:r>
+      <w:r>
+        <w:rPr>
+          <w:rFonts w:ascii="Arial" w:hAnsi="Arial" w:cs="Arial"/>
+          <w:color w:val="8DD873" w:themeColor="accent6" w:themeTint="99"/>
+        </w:rPr>
+        <w:t xml:space="preserve"> </w:t>
+      </w:r>
+      <w:r>
+        <w:rPr>
+          <w:rFonts w:ascii="Arial" w:hAnsi="Arial" w:cs="Arial"/>
+          <w:color w:val="8DD873" w:themeColor="accent6" w:themeTint="99"/>
+        </w:rPr>
+        <w:sym w:font="Wingdings" w:char="F0DF"/>
+      </w:r>
+      <w:r>
+        <w:rPr>
+          <w:rFonts w:ascii="Arial" w:hAnsi="Arial" w:cs="Arial"/>
+          <w:color w:val="8DD873" w:themeColor="accent6" w:themeTint="99"/>
+        </w:rPr>
+        <w:t xml:space="preserve"> SÍ</w:t>
+      </w:r>
+    </w:p>
+    <w:p>
+      <w:pPr>
+        <w:pStyle w:val="ListParagraph"/>
+        <w:numPr>
+          <w:ilvl w:val="1"/>
+          <w:numId w:val="1"/>
+        </w:numPr>
+        <w:rPr>
+          <w:rFonts w:ascii="Arial" w:hAnsi="Arial" w:cs="Arial"/>
+          <w:color w:val="8DD873" w:themeColor="accent6" w:themeTint="99"/>
+        </w:rPr>
+      </w:pPr>
+      <w:r>
+        <w:rPr>
+          <w:rFonts w:ascii="Arial" w:hAnsi="Arial" w:cs="Arial"/>
+          <w:color w:val="8DD873" w:themeColor="accent6" w:themeTint="99"/>
+        </w:rPr>
+        <w:t>En general ja ho entenc. S’hauria de mirar com argum</w:t>
+      </w:r>
+      <w:r>
+        <w:rPr>
+          <w:rFonts w:ascii="Arial" w:hAnsi="Arial" w:cs="Arial"/>
+          <w:color w:val="8DD873" w:themeColor="accent6" w:themeTint="99"/>
+        </w:rPr>
+        <w:t>e</w:t>
+      </w:r>
+      <w:r>
+        <w:rPr>
+          <w:rFonts w:ascii="Arial" w:hAnsi="Arial" w:cs="Arial"/>
+          <w:color w:val="8DD873" w:themeColor="accent6" w:themeTint="99"/>
+        </w:rPr>
+        <w:t>nto haver construït les funcions del LL.A. així</w:t>
+      </w:r>
+      <w:r>
+        <w:rPr>
+          <w:rFonts w:ascii="Arial" w:hAnsi="Arial" w:cs="Arial"/>
+          <w:color w:val="8DD873" w:themeColor="accent6" w:themeTint="99"/>
+        </w:rPr>
+        <w:t xml:space="preserve"> </w:t>
+      </w:r>
+      <w:r>
+        <w:rPr>
+          <w:rFonts w:ascii="Arial" w:hAnsi="Arial" w:cs="Arial"/>
+          <w:color w:val="8DD873" w:themeColor="accent6" w:themeTint="99"/>
+        </w:rPr>
+        <w:sym w:font="Wingdings" w:char="F0DF"/>
+      </w:r>
+      <w:r>
+        <w:rPr>
+          <w:rFonts w:ascii="Arial" w:hAnsi="Arial" w:cs="Arial"/>
+          <w:color w:val="8DD873" w:themeColor="accent6" w:themeTint="99"/>
+        </w:rPr>
+        <w:t xml:space="preserve"> aprox escrit als docstrings de les funcions</w:t>
+      </w:r>
+    </w:p>
+    <w:p>
+      <w:pPr>
+        <w:pStyle w:val="ListParagraph"/>
+        <w:numPr>
+          <w:ilvl w:val="2"/>
+          <w:numId w:val="1"/>
+        </w:numPr>
+        <w:rPr>
+          <w:rFonts w:ascii="Arial" w:hAnsi="Arial" w:cs="Arial"/>
+          <w:color w:val="8DD873" w:themeColor="accent6" w:themeTint="99"/>
+        </w:rPr>
+      </w:pPr>
+      <w:r>
+        <w:rPr>
+          <w:rFonts w:ascii="Arial" w:hAnsi="Arial" w:cs="Arial"/>
+          <w:color w:val="8DD873" w:themeColor="accent6" w:themeTint="99"/>
+        </w:rPr>
+        <w:t>Explicar fórmula parent</w:t>
+      </w:r>
+    </w:p>
+    <w:p>
+      <w:pPr>
+        <w:pStyle w:val="ListParagraph"/>
+        <w:numPr>
+          <w:ilvl w:val="2"/>
+          <w:numId w:val="1"/>
+        </w:numPr>
+        <w:rPr>
+          <w:rFonts w:ascii="Arial" w:hAnsi="Arial" w:cs="Arial"/>
+          <w:color w:val="8DD873" w:themeColor="accent6" w:themeTint="99"/>
+        </w:rPr>
+      </w:pPr>
+      <w:r>
+        <w:rPr>
+          <w:rFonts w:ascii="Arial" w:hAnsi="Arial" w:cs="Arial"/>
+          <w:color w:val="8DD873" w:themeColor="accent6" w:themeTint="99"/>
+        </w:rPr>
+        <w:t>Explicar fórmula child</w:t>
+      </w:r>
+    </w:p>
+    <w:p>
+      <w:pPr>
+        <w:pStyle w:val="ListParagraph"/>
+        <w:numPr>
+          <w:ilvl w:val="1"/>
+          <w:numId w:val="1"/>
+        </w:numPr>
+        <w:rPr>
+          <w:rFonts w:ascii="Arial" w:hAnsi="Arial" w:cs="Arial"/>
+          <w:color w:val="8DD873" w:themeColor="accent6" w:themeTint="99"/>
+        </w:rPr>
+      </w:pPr>
+      <w:r>
+        <w:rPr>
+          <w:rFonts w:ascii="Arial" w:hAnsi="Arial" w:cs="Arial"/>
+          <w:color w:val="8DD873" w:themeColor="accent6" w:themeTint="99"/>
+        </w:rPr>
+        <w:t xml:space="preserve">Reorganitzar folder </w:t>
+      </w:r>
+      <w:r>
+        <w:rPr>
+          <w:rFonts w:ascii="Arial" w:hAnsi="Arial" w:cs="Arial"/>
+          <w:color w:val="8DD873" w:themeColor="accent6" w:themeTint="99"/>
+        </w:rPr>
+        <w:sym w:font="Wingdings" w:char="F0E0"/>
+      </w:r>
+      <w:r>
+        <w:rPr>
+          <w:rFonts w:ascii="Arial" w:hAnsi="Arial" w:cs="Arial"/>
+          <w:color w:val="8DD873" w:themeColor="accent6" w:themeTint="99"/>
+        </w:rPr>
+        <w:t xml:space="preserve"> dijkstra_utils, new, old…</w:t>
+      </w:r>
+    </w:p>
+    <w:p>
+      <w:pPr>
+        <w:pStyle w:val="ListParagraph"/>
+        <w:numPr>
+          <w:ilvl w:val="1"/>
+          <w:numId w:val="1"/>
+        </w:numPr>
+        <w:rPr>
+          <w:rFonts w:ascii="Arial" w:hAnsi="Arial" w:cs="Arial"/>
+          <w:color w:val="8DD873" w:themeColor="accent6" w:themeTint="99"/>
+        </w:rPr>
+      </w:pPr>
+      <w:r>
+        <w:rPr>
+          <w:rFonts w:ascii="Arial" w:hAnsi="Arial" w:cs="Arial"/>
+        </w:rPr>
+        <w:t>Docu</w:t>
+      </w:r>
+      <w:r>
+        <w:rPr>
+          <w:rFonts w:ascii="Arial" w:hAnsi="Arial" w:cs="Arial"/>
+        </w:rPr>
+        <w:t xml:space="preserve"> </w:t>
+      </w:r>
+      <w:r>
+        <w:rPr>
+          <w:rFonts w:ascii="Arial" w:hAnsi="Arial" w:cs="Arial"/>
+        </w:rPr>
+        <w:sym w:font="Wingdings" w:char="F0DF"/>
+      </w:r>
+      <w:r>
+        <w:rPr>
+          <w:rFonts w:ascii="Arial" w:hAnsi="Arial" w:cs="Arial"/>
+        </w:rPr>
+        <w:t xml:space="preserve"> aprox</w:t>
+      </w:r>
+    </w:p>
+    <w:p>
+      <w:pPr>
+        <w:pStyle w:val="ListParagraph"/>
+        <w:numPr>
+          <w:ilvl w:val="2"/>
+          <w:numId w:val="1"/>
+        </w:numPr>
+        <w:rPr>
+          <w:rFonts w:ascii="Arial" w:hAnsi="Arial" w:cs="Arial"/>
+          <w:color w:val="8DD873" w:themeColor="accent6" w:themeTint="99"/>
+        </w:rPr>
+      </w:pPr>
+      <w:r>
+        <w:rPr>
+          <w:rFonts w:ascii="Arial" w:hAnsi="Arial" w:cs="Arial"/>
+          <w:color w:val="8DD873" w:themeColor="accent6" w:themeTint="99"/>
+        </w:rPr>
+        <w:t>Comprovar binary heap és la millor independentment de les dades del nostre graf?</w:t>
+      </w:r>
+    </w:p>
+    <w:p>
+      <w:pPr>
+        <w:pStyle w:val="ListParagraph"/>
+        <w:numPr>
+          <w:ilvl w:val="2"/>
+          <w:numId w:val="1"/>
+        </w:numPr>
+        <w:rPr>
+          <w:rFonts w:ascii="Arial" w:hAnsi="Arial" w:cs="Arial"/>
+          <w:color w:val="8DD873" w:themeColor="accent6" w:themeTint="99"/>
+        </w:rPr>
+      </w:pPr>
+      <w:r>
+        <w:rPr>
+          <w:rFonts w:ascii="Arial" w:hAnsi="Arial" w:cs="Arial"/>
+          <w:color w:val="8DD873" w:themeColor="accent6" w:themeTint="99"/>
+        </w:rPr>
+        <w:t>O(20)=O(10)?</w:t>
+      </w:r>
+    </w:p>
+    <w:p>
+      <w:pPr>
+        <w:pStyle w:val="ListParagraph"/>
+        <w:numPr>
+          <w:ilvl w:val="2"/>
+          <w:numId w:val="1"/>
+        </w:numPr>
+        <w:rPr>
+          <w:rFonts w:ascii="Arial" w:hAnsi="Arial" w:cs="Arial"/>
+          <w:color w:val="8DD873" w:themeColor="accent6" w:themeTint="99"/>
+        </w:rPr>
+      </w:pPr>
+      <w:r>
+        <w:rPr>
+          <w:rFonts w:ascii="Arial" w:hAnsi="Arial" w:cs="Arial"/>
+          <w:color w:val="8DD873" w:themeColor="accent6" w:themeTint="99"/>
+        </w:rPr>
+        <w:t>No he entès bé lo del parent</w:t>
+      </w:r>
+    </w:p>
+    <w:p>
+      <w:pPr>
+        <w:pStyle w:val="ListParagraph"/>
+        <w:numPr>
+          <w:ilvl w:val="2"/>
+          <w:numId w:val="1"/>
+        </w:numPr>
+        <w:rPr>
+          <w:rFonts w:ascii="Arial" w:hAnsi="Arial" w:cs="Arial"/>
+          <w:color w:val="8DD873" w:themeColor="accent6" w:themeTint="99"/>
+        </w:rPr>
+      </w:pPr>
+      <w:r>
+        <w:rPr>
+          <w:rFonts w:ascii="Arial" w:hAnsi="Arial" w:cs="Arial"/>
+          <w:color w:val="8DD873" w:themeColor="accent6" w:themeTint="99"/>
+        </w:rPr>
+        <w:t>Raonament d’escollir binary heap a partir de la reunió</w:t>
+      </w:r>
+    </w:p>
+    <w:p>
+      <w:pPr>
+        <w:pStyle w:val="ListParagraph"/>
+        <w:numPr>
+          <w:ilvl w:val="2"/>
+          <w:numId w:val="1"/>
+        </w:numPr>
+        <w:rPr>
+          <w:rFonts w:ascii="Arial" w:hAnsi="Arial" w:cs="Arial"/>
+          <w:color w:val="8DD873" w:themeColor="accent6" w:themeTint="99"/>
+        </w:rPr>
+      </w:pPr>
+      <w:r>
+        <w:rPr>
+          <w:rFonts w:ascii="Arial" w:hAnsi="Arial" w:cs="Arial"/>
+          <w:color w:val="8DD873" w:themeColor="accent6" w:themeTint="99"/>
+        </w:rPr>
+        <w:t>Dynamic tree? Where is that explained?</w:t>
+      </w:r>
+    </w:p>
+    <w:p>
+      <w:pPr>
+        <w:pStyle w:val="ListParagraph"/>
+        <w:numPr>
+          <w:ilvl w:val="1"/>
+          <w:numId w:val="1"/>
+        </w:numPr>
+        <w:rPr>
+          <w:rFonts w:ascii="Arial" w:hAnsi="Arial" w:cs="Arial"/>
+          <w:color w:val="8DD873" w:themeColor="accent6" w:themeTint="99"/>
+        </w:rPr>
+      </w:pPr>
+      <w:r>
+        <w:rPr>
+          <w:rFonts w:ascii="Arial" w:hAnsi="Arial" w:cs="Arial"/>
+          <w:color w:val="8DD873" w:themeColor="accent6" w:themeTint="99"/>
+        </w:rPr>
+        <w:t>Eliminar el old</w:t>
+      </w:r>
+    </w:p>
+    <w:p>
+      <w:pPr>
+        <w:pStyle w:val="ListParagraph"/>
+        <w:numPr>
+          <w:ilvl w:val="1"/>
+          <w:numId w:val="1"/>
+        </w:numPr>
+        <w:rPr>
+          <w:rFonts w:ascii="Arial" w:hAnsi="Arial" w:cs="Arial"/>
+          <w:color w:val="8DD873" w:themeColor="accent6" w:themeTint="99"/>
+        </w:rPr>
+      </w:pPr>
+      <w:r>
+        <w:rPr>
+          <w:rFonts w:ascii="Arial" w:hAnsi="Arial" w:cs="Arial"/>
+          <w:color w:val="8DD873" w:themeColor="accent6" w:themeTint="99"/>
+        </w:rPr>
+        <w:t>INF needed? Better max_double?</w:t>
+      </w:r>
+    </w:p>
+    <w:p>
+      <w:pPr>
+        <w:pStyle w:val="ListParagraph"/>
+        <w:numPr>
+          <w:ilvl w:val="1"/>
+          <w:numId w:val="1"/>
+        </w:numPr>
+        <w:rPr>
+          <w:rFonts w:ascii="Arial" w:hAnsi="Arial" w:cs="Arial"/>
+        </w:rPr>
+      </w:pPr>
+      <w:r>
+        <w:rPr>
+          <w:rFonts w:ascii="Arial" w:hAnsi="Arial" w:cs="Arial"/>
+        </w:rPr>
+        <w:t xml:space="preserve">Millora del </w:t>
+      </w:r>
+      <w:r>
+        <w:rPr>
+          <w:rFonts w:ascii="Arial" w:hAnsi="Arial" w:cs="Arial"/>
+        </w:rPr>
+        <w:t>print</w:t>
+      </w:r>
+      <w:r>
+        <w:rPr>
+          <w:rFonts w:ascii="Arial" w:hAnsi="Arial" w:cs="Arial"/>
+        </w:rPr>
+        <w:t xml:space="preserve"> </w:t>
+      </w:r>
+      <w:r>
+        <w:rPr>
+          <w:rFonts w:ascii="Arial" w:hAnsi="Arial" w:cs="Arial"/>
+        </w:rPr>
+        <w:sym w:font="Wingdings" w:char="F0DF"/>
+      </w:r>
+      <w:r>
+        <w:rPr>
+          <w:rFonts w:ascii="Arial" w:hAnsi="Arial" w:cs="Arial"/>
+        </w:rPr>
+        <w:t xml:space="preserve"> potser més tard quan ja estigui fet l’A* també, no?</w:t>
+      </w:r>
+    </w:p>
+    <w:p>
+      <w:pPr>
+        <w:pStyle w:val="ListParagraph"/>
+        <w:numPr>
+          <w:ilvl w:val="2"/>
+          <w:numId w:val="1"/>
+        </w:numPr>
+        <w:rPr>
+          <w:rFonts w:ascii="Arial" w:hAnsi="Arial" w:cs="Arial"/>
+        </w:rPr>
+      </w:pPr>
+      <w:r>
+        <w:rPr>
+          <w:rFonts w:ascii="Arial" w:hAnsi="Arial" w:cs="Arial"/>
+        </w:rPr>
+        <w:t>Al principi escriure la source i el target</w:t>
+      </w:r>
+      <w:r>
+        <w:rPr>
+          <w:rFonts w:ascii="Arial" w:hAnsi="Arial" w:cs="Arial"/>
+        </w:rPr>
+        <w:t xml:space="preserve"> </w:t>
+      </w:r>
+      <w:r>
+        <w:rPr>
+          <w:rFonts w:ascii="Arial" w:hAnsi="Arial" w:cs="Arial"/>
+        </w:rPr>
+        <w:sym w:font="Wingdings" w:char="F0DF"/>
+      </w:r>
+      <w:r>
+        <w:rPr>
+          <w:rFonts w:ascii="Arial" w:hAnsi="Arial" w:cs="Arial"/>
+        </w:rPr>
+        <w:t xml:space="preserve"> més o menys</w:t>
+      </w:r>
+    </w:p>
+    <w:p>
+      <w:pPr>
+        <w:pStyle w:val="ListParagraph"/>
+        <w:numPr>
+          <w:ilvl w:val="2"/>
+          <w:numId w:val="1"/>
+        </w:numPr>
+        <w:rPr>
+          <w:rFonts w:ascii="Arial" w:hAnsi="Arial" w:cs="Arial"/>
+          <w:lang w:val="en-GB"/>
+        </w:rPr>
+      </w:pPr>
+      <w:r>
+        <w:rPr>
+          <w:rFonts w:ascii="Arial" w:hAnsi="Arial" w:cs="Arial"/>
+          <w:lang w:val="en-GB"/>
+        </w:rPr>
+        <w:t>Add name stop and line (</w:t>
+      </w:r>
       <w:proofErr w:type="spellStart"/>
       <w:r>
         <w:rPr>
           <w:rFonts w:ascii="Arial" w:hAnsi="Arial" w:cs="Arial"/>
-          <w:color w:val="8DD873" w:themeColor="accent6" w:themeTint="99"/>
-          <w:lang w:val="en-GB"/>
-        </w:rPr>
-        <w:t>Entrades</w:t>
+          <w:lang w:val="en-GB"/>
+        </w:rPr>
+        <w:t>stopid</w:t>
       </w:r>
       <w:proofErr w:type="spellEnd"/>
       <w:r>
         <w:rPr>
           <w:rFonts w:ascii="Arial" w:hAnsi="Arial" w:cs="Arial"/>
-          <w:color w:val="8DD873" w:themeColor="accent6" w:themeTint="99"/>
-          <w:lang w:val="en-GB"/>
+          <w:lang w:val="en-GB"/>
+        </w:rPr>
+        <w:t xml:space="preserve"> - LX - name as in other scripts)</w:t>
+      </w:r>
+    </w:p>
+    <w:p>
+      <w:pPr>
+        <w:pStyle w:val="ListParagraph"/>
+        <w:numPr>
+          <w:ilvl w:val="2"/>
+          <w:numId w:val="1"/>
+        </w:numPr>
+        <w:rPr>
+          <w:rFonts w:ascii="Arial" w:hAnsi="Arial" w:cs="Arial"/>
+        </w:rPr>
+      </w:pPr>
+      <w:r>
+        <w:rPr>
+          <w:rFonts w:ascii="Arial" w:hAnsi="Arial" w:cs="Arial"/>
+          <w:lang w:val="en-GB"/>
+        </w:rPr>
+        <w:lastRenderedPageBreak/>
+        <w:t xml:space="preserve">When </w:t>
+      </w:r>
+      <w:proofErr w:type="gramStart"/>
+      <w:r>
+        <w:rPr>
+          <w:rFonts w:ascii="Arial" w:hAnsi="Arial" w:cs="Arial"/>
+          <w:lang w:val="en-GB"/>
+        </w:rPr>
+        <w:t>its</w:t>
+      </w:r>
+      <w:proofErr w:type="gramEnd"/>
+      <w:r>
+        <w:rPr>
+          <w:rFonts w:ascii="Arial" w:hAnsi="Arial" w:cs="Arial"/>
+          <w:lang w:val="en-GB"/>
+        </w:rPr>
+        <w:t xml:space="preserve"> started a </w:t>
+      </w:r>
+      <w:proofErr w:type="spellStart"/>
+      <w:r>
+        <w:rPr>
+          <w:rFonts w:ascii="Arial" w:hAnsi="Arial" w:cs="Arial"/>
+          <w:lang w:val="en-GB"/>
+        </w:rPr>
+        <w:t>sw</w:t>
+      </w:r>
+      <w:proofErr w:type="spellEnd"/>
+      <w:r>
+        <w:rPr>
+          <w:rFonts w:ascii="Arial" w:hAnsi="Arial" w:cs="Arial"/>
+          <w:lang w:val="en-GB"/>
+        </w:rPr>
+        <w:t xml:space="preserve"> section we </w:t>
+      </w:r>
+      <w:proofErr w:type="gramStart"/>
+      <w:r>
+        <w:rPr>
+          <w:rFonts w:ascii="Arial" w:hAnsi="Arial" w:cs="Arial"/>
+          <w:lang w:val="en-GB"/>
+        </w:rPr>
+        <w:t>have to</w:t>
+      </w:r>
+      <w:proofErr w:type="gramEnd"/>
+      <w:r>
+        <w:rPr>
+          <w:rFonts w:ascii="Arial" w:hAnsi="Arial" w:cs="Arial"/>
+          <w:lang w:val="en-GB"/>
+        </w:rPr>
+        <w:t xml:space="preserve"> write take subway in </w:t>
+      </w:r>
+      <w:proofErr w:type="spellStart"/>
+      <w:r>
+        <w:rPr>
+          <w:rFonts w:ascii="Arial" w:hAnsi="Arial" w:cs="Arial"/>
+          <w:lang w:val="en-GB"/>
+        </w:rPr>
+        <w:t>stopid</w:t>
+      </w:r>
+      <w:proofErr w:type="spellEnd"/>
+      <w:r>
+        <w:rPr>
+          <w:rFonts w:ascii="Arial" w:hAnsi="Arial" w:cs="Arial"/>
+          <w:lang w:val="en-GB"/>
+        </w:rPr>
+        <w:t xml:space="preserve"> - LX - </w:t>
+      </w:r>
+      <w:proofErr w:type="gramStart"/>
+      <w:r>
+        <w:rPr>
+          <w:rFonts w:ascii="Arial" w:hAnsi="Arial" w:cs="Arial"/>
+          <w:lang w:val="en-GB"/>
+        </w:rPr>
+        <w:t xml:space="preserve">name  </w:t>
+      </w:r>
+      <w:proofErr w:type="spellStart"/>
+      <w:r>
+        <w:rPr>
+          <w:rFonts w:ascii="Arial" w:hAnsi="Arial" w:cs="Arial"/>
+          <w:lang w:val="en-GB"/>
+        </w:rPr>
+        <w:t>directionx</w:t>
+      </w:r>
+      <w:proofErr w:type="spellEnd"/>
+      <w:proofErr w:type="gramEnd"/>
+      <w:r>
+        <w:rPr>
+          <w:rFonts w:ascii="Arial" w:hAnsi="Arial" w:cs="Arial"/>
+          <w:lang w:val="en-GB"/>
+        </w:rPr>
+        <w:t xml:space="preserve"> until last stop (x stops) &lt;— to make it like in google maps</w:t>
+      </w:r>
+    </w:p>
+    <w:p>
+      <w:pPr>
+        <w:pStyle w:val="ListParagraph"/>
+        <w:numPr>
+          <w:ilvl w:val="2"/>
+          <w:numId w:val="1"/>
+        </w:numPr>
+        <w:rPr>
+          <w:rFonts w:ascii="Arial" w:hAnsi="Arial" w:cs="Arial"/>
+        </w:rPr>
+      </w:pPr>
+      <w:r>
+        <w:rPr>
+          <w:rFonts w:ascii="Arial" w:hAnsi="Arial" w:cs="Arial"/>
+        </w:rPr>
+        <w:t>Order print distances by the top or jus the vertices in the path to the target?</w:t>
+      </w:r>
+    </w:p>
+    <w:p>
+      <w:pPr>
+        <w:pStyle w:val="ListParagraph"/>
+        <w:numPr>
+          <w:ilvl w:val="2"/>
+          <w:numId w:val="1"/>
+        </w:numPr>
+        <w:rPr>
+          <w:rFonts w:ascii="Arial" w:hAnsi="Arial" w:cs="Arial"/>
+        </w:rPr>
+      </w:pPr>
+      <w:r>
+        <w:rPr>
+          <w:rFonts w:ascii="Arial" w:hAnsi="Arial" w:cs="Arial"/>
+        </w:rPr>
+        <w:t>Transformar segons en readable</w:t>
+      </w:r>
+      <w:r>
+        <w:rPr>
+          <w:rFonts w:ascii="Arial" w:hAnsi="Arial" w:cs="Arial"/>
         </w:rPr>
         <w:t xml:space="preserve"> </w:t>
       </w:r>
-      <w:proofErr w:type="spellStart"/>
-      <w:r>
-        <w:rPr>
-          <w:rFonts w:ascii="Arial" w:hAnsi="Arial" w:cs="Arial"/>
-          <w:color w:val="8DD873" w:themeColor="accent6" w:themeTint="99"/>
-          <w:lang w:val="en-GB"/>
-        </w:rPr>
-        <w:t>opcionals</w:t>
-      </w:r>
-      <w:proofErr w:type="spellEnd"/>
+      <w:r>
+        <w:rPr>
+          <w:rFonts w:ascii="Arial" w:hAnsi="Arial" w:cs="Arial"/>
+        </w:rPr>
+        <w:sym w:font="Wingdings" w:char="F0DF"/>
+      </w:r>
+      <w:r>
+        <w:rPr>
+          <w:rFonts w:ascii="Arial" w:hAnsi="Arial" w:cs="Arial"/>
+        </w:rPr>
+        <w:t xml:space="preserve"> més o menys</w:t>
+      </w:r>
+    </w:p>
+    <w:p>
+      <w:pPr>
+        <w:pStyle w:val="ListParagraph"/>
+        <w:numPr>
+          <w:ilvl w:val="0"/>
+          <w:numId w:val="1"/>
+        </w:numPr>
+        <w:rPr>
+          <w:rFonts w:ascii="Arial" w:hAnsi="Arial" w:cs="Arial"/>
+          <w:color w:val="8DD873" w:themeColor="accent6" w:themeTint="99"/>
+        </w:rPr>
+      </w:pPr>
+      <w:r>
+        <w:rPr>
+          <w:rFonts w:ascii="Arial" w:hAnsi="Arial" w:cs="Arial"/>
+          <w:color w:val="8DD873" w:themeColor="accent6" w:themeTint="99"/>
+        </w:rPr>
+        <w:t>Reunió 06.30</w:t>
+      </w:r>
+    </w:p>
+    <w:p>
+      <w:pPr>
+        <w:pStyle w:val="ListParagraph"/>
+        <w:numPr>
+          <w:ilvl w:val="1"/>
+          <w:numId w:val="1"/>
+        </w:numPr>
+        <w:rPr>
+          <w:rFonts w:ascii="Arial" w:hAnsi="Arial" w:cs="Arial"/>
+          <w:color w:val="8DD873" w:themeColor="accent6" w:themeTint="99"/>
+        </w:rPr>
+      </w:pPr>
+      <w:r>
+        <w:rPr>
+          <w:rFonts w:ascii="Arial" w:hAnsi="Arial" w:cs="Arial"/>
+          <w:color w:val="8DD873" w:themeColor="accent6" w:themeTint="99"/>
+        </w:rPr>
+        <w:t>Resum</w:t>
+      </w:r>
+    </w:p>
+    <w:p>
+      <w:pPr>
+        <w:pStyle w:val="ListParagraph"/>
+        <w:numPr>
+          <w:ilvl w:val="1"/>
+          <w:numId w:val="1"/>
+        </w:numPr>
+        <w:rPr>
+          <w:rFonts w:ascii="Arial" w:hAnsi="Arial" w:cs="Arial"/>
+          <w:color w:val="8DD873" w:themeColor="accent6" w:themeTint="99"/>
+        </w:rPr>
+      </w:pPr>
+      <w:r>
+        <w:rPr>
+          <w:rFonts w:ascii="Arial" w:hAnsi="Arial" w:cs="Arial"/>
+          <w:color w:val="8DD873" w:themeColor="accent6" w:themeTint="99"/>
+        </w:rPr>
+        <w:t>Todos</w:t>
+      </w:r>
+    </w:p>
+    <w:p>
+      <w:pPr>
+        <w:pStyle w:val="ListParagraph"/>
+        <w:numPr>
+          <w:ilvl w:val="1"/>
+          <w:numId w:val="1"/>
+        </w:numPr>
+        <w:rPr>
+          <w:rFonts w:ascii="Arial" w:hAnsi="Arial" w:cs="Arial"/>
+          <w:color w:val="8DD873" w:themeColor="accent6" w:themeTint="99"/>
+        </w:rPr>
+      </w:pPr>
+      <w:r>
+        <w:rPr>
+          <w:rFonts w:ascii="Arial" w:hAnsi="Arial" w:cs="Arial"/>
+          <w:color w:val="8DD873" w:themeColor="accent6" w:themeTint="99"/>
+        </w:rPr>
+        <w:t>Revisar ensenyat</w:t>
+      </w:r>
+    </w:p>
+    <w:p>
+      <w:pPr>
+        <w:pStyle w:val="ListParagraph"/>
+        <w:numPr>
+          <w:ilvl w:val="0"/>
+          <w:numId w:val="1"/>
+        </w:numPr>
+        <w:rPr>
+          <w:rFonts w:ascii="Arial" w:hAnsi="Arial" w:cs="Arial"/>
+          <w:color w:val="8DD873" w:themeColor="accent6" w:themeTint="99"/>
+        </w:rPr>
+      </w:pPr>
+      <w:r>
+        <w:rPr>
+          <w:rFonts w:ascii="Arial" w:hAnsi="Arial" w:cs="Arial"/>
+          <w:color w:val="8DD873" w:themeColor="accent6" w:themeTint="99"/>
+        </w:rPr>
+        <w:t xml:space="preserve">Readme </w:t>
+      </w:r>
+    </w:p>
+    <w:p>
+      <w:pPr>
+        <w:pStyle w:val="ListParagraph"/>
+        <w:numPr>
+          <w:ilvl w:val="1"/>
+          <w:numId w:val="1"/>
+        </w:numPr>
+        <w:rPr>
+          <w:rFonts w:ascii="Arial" w:hAnsi="Arial" w:cs="Arial"/>
+          <w:color w:val="8DD873" w:themeColor="accent6" w:themeTint="99"/>
+        </w:rPr>
+      </w:pPr>
+      <w:r>
+        <w:rPr>
+          <w:rFonts w:ascii="Arial" w:hAnsi="Arial" w:cs="Arial"/>
+          <w:color w:val="8DD873" w:themeColor="accent6" w:themeTint="99"/>
+        </w:rPr>
+        <w:t>Scripts</w:t>
+      </w:r>
+    </w:p>
+    <w:p>
+      <w:pPr>
+        <w:pStyle w:val="ListParagraph"/>
+        <w:numPr>
+          <w:ilvl w:val="1"/>
+          <w:numId w:val="1"/>
+        </w:numPr>
+        <w:rPr>
+          <w:rFonts w:ascii="Arial" w:hAnsi="Arial" w:cs="Arial"/>
+          <w:color w:val="8DD873" w:themeColor="accent6" w:themeTint="99"/>
+        </w:rPr>
+      </w:pPr>
+      <w:r>
+        <w:rPr>
+          <w:rFonts w:ascii="Arial" w:hAnsi="Arial" w:cs="Arial"/>
+          <w:color w:val="8DD873" w:themeColor="accent6" w:themeTint="99"/>
+        </w:rPr>
+        <w:t>Hooks</w:t>
+      </w:r>
+    </w:p>
+    <w:p>
+      <w:pPr>
+        <w:pStyle w:val="ListParagraph"/>
+        <w:numPr>
+          <w:ilvl w:val="1"/>
+          <w:numId w:val="1"/>
+        </w:numPr>
+        <w:rPr>
+          <w:rFonts w:ascii="Arial" w:hAnsi="Arial" w:cs="Arial"/>
+          <w:color w:val="8DD873" w:themeColor="accent6" w:themeTint="99"/>
+        </w:rPr>
+      </w:pPr>
+      <w:r>
+        <w:rPr>
+          <w:rFonts w:ascii="Arial" w:hAnsi="Arial" w:cs="Arial"/>
+          <w:color w:val="8DD873" w:themeColor="accent6" w:themeTint="99"/>
+        </w:rPr>
+        <w:t>Overall repo</w:t>
+      </w:r>
+    </w:p>
+    <w:p>
+      <w:pPr>
+        <w:pStyle w:val="ListParagraph"/>
+        <w:numPr>
+          <w:ilvl w:val="1"/>
+          <w:numId w:val="1"/>
+        </w:numPr>
+        <w:rPr>
+          <w:rFonts w:ascii="Arial" w:hAnsi="Arial" w:cs="Arial"/>
+          <w:color w:val="8DD873" w:themeColor="accent6" w:themeTint="99"/>
+        </w:rPr>
+      </w:pPr>
+      <w:r>
+        <w:rPr>
+          <w:rFonts w:ascii="Arial" w:hAnsi="Arial" w:cs="Arial"/>
+          <w:color w:val="8DD873" w:themeColor="accent6" w:themeTint="99"/>
+        </w:rPr>
+        <w:t>What happens with .src/data?? It should be in readme</w:t>
+      </w:r>
+    </w:p>
+    <w:p>
+      <w:pPr>
+        <w:pStyle w:val="ListParagraph"/>
+        <w:numPr>
+          <w:ilvl w:val="0"/>
+          <w:numId w:val="1"/>
+        </w:numPr>
+        <w:rPr>
+          <w:rFonts w:ascii="Arial" w:hAnsi="Arial" w:cs="Arial"/>
+          <w:color w:val="8DD873" w:themeColor="accent6" w:themeTint="99"/>
+        </w:rPr>
+      </w:pPr>
+      <w:r>
+        <w:rPr>
+          <w:rFonts w:ascii="Arial" w:hAnsi="Arial" w:cs="Arial"/>
+          <w:color w:val="8DD873" w:themeColor="accent6" w:themeTint="99"/>
+        </w:rPr>
+        <w:t>Mirar referència llibre Aureli per la funció de precisió</w:t>
+      </w:r>
+    </w:p>
+    <w:p>
+      <w:pPr>
+        <w:pStyle w:val="ListParagraph"/>
+        <w:numPr>
+          <w:ilvl w:val="0"/>
+          <w:numId w:val="1"/>
+        </w:numPr>
+        <w:rPr>
+          <w:rFonts w:ascii="Arial" w:hAnsi="Arial" w:cs="Arial"/>
+          <w:color w:val="8DD873" w:themeColor="accent6" w:themeTint="99"/>
+        </w:rPr>
+      </w:pPr>
+      <w:r>
+        <w:rPr>
+          <w:rFonts w:ascii="Arial" w:hAnsi="Arial" w:cs="Arial"/>
+          <w:color w:val="8DD873" w:themeColor="accent6" w:themeTint="99"/>
+        </w:rPr>
+        <w:t>Passar tots els notebooks a python</w:t>
+      </w:r>
+    </w:p>
+    <w:p>
+      <w:pPr>
+        <w:pStyle w:val="ListParagraph"/>
+        <w:numPr>
+          <w:ilvl w:val="1"/>
+          <w:numId w:val="1"/>
+        </w:numPr>
+        <w:rPr>
+          <w:rFonts w:ascii="Arial" w:hAnsi="Arial" w:cs="Arial"/>
+          <w:color w:val="8DD873" w:themeColor="accent6" w:themeTint="99"/>
+        </w:rPr>
+      </w:pPr>
+      <w:r>
+        <w:rPr>
+          <w:rFonts w:ascii="Arial" w:hAnsi="Arial" w:cs="Arial"/>
+          <w:color w:val="8DD873" w:themeColor="accent6" w:themeTint="99"/>
+        </w:rPr>
+        <w:t>Tornar a mirar si hi ha funcions dead a utils</w:t>
+      </w:r>
+    </w:p>
+    <w:p>
+      <w:pPr>
+        <w:pStyle w:val="ListParagraph"/>
+        <w:numPr>
+          <w:ilvl w:val="1"/>
+          <w:numId w:val="1"/>
+        </w:numPr>
+        <w:rPr>
+          <w:rFonts w:ascii="Arial" w:hAnsi="Arial" w:cs="Arial"/>
+          <w:color w:val="8DD873" w:themeColor="accent6" w:themeTint="99"/>
+        </w:rPr>
+      </w:pPr>
+      <w:r>
+        <w:rPr>
+          <w:rFonts w:ascii="Arial" w:hAnsi="Arial" w:cs="Arial"/>
+          <w:color w:val="8DD873" w:themeColor="accent6" w:themeTint="99"/>
+        </w:rPr>
+        <w:t>Update readmes</w:t>
+      </w:r>
+    </w:p>
+    <w:p>
+      <w:pPr>
+        <w:pStyle w:val="ListParagraph"/>
+        <w:numPr>
+          <w:ilvl w:val="1"/>
+          <w:numId w:val="1"/>
+        </w:numPr>
+        <w:rPr>
+          <w:rFonts w:ascii="Arial" w:hAnsi="Arial" w:cs="Arial"/>
+          <w:color w:val="8DD873" w:themeColor="accent6" w:themeTint="99"/>
+        </w:rPr>
+      </w:pPr>
+      <w:r>
+        <w:rPr>
+          <w:rFonts w:ascii="Arial" w:hAnsi="Arial" w:cs="Arial"/>
+          <w:color w:val="8DD873" w:themeColor="accent6" w:themeTint="99"/>
+        </w:rPr>
+        <w:t>Checks</w:t>
+      </w:r>
+    </w:p>
+    <w:p>
+      <w:pPr>
+        <w:pStyle w:val="ListParagraph"/>
+        <w:numPr>
+          <w:ilvl w:val="1"/>
+          <w:numId w:val="1"/>
+        </w:numPr>
+        <w:rPr>
+          <w:rFonts w:ascii="Arial" w:hAnsi="Arial" w:cs="Arial"/>
+          <w:color w:val="8DD873" w:themeColor="accent6" w:themeTint="99"/>
+        </w:rPr>
+      </w:pPr>
+      <w:r>
+        <w:rPr>
+          <w:rFonts w:ascii="Arial" w:hAnsi="Arial" w:cs="Arial"/>
+          <w:color w:val="8DD873" w:themeColor="accent6" w:themeTint="99"/>
+        </w:rPr>
+        <w:t>E</w:t>
+      </w:r>
+      <w:r>
+        <w:rPr>
+          <w:rFonts w:ascii="Arial" w:hAnsi="Arial" w:cs="Arial"/>
+          <w:color w:val="8DD873" w:themeColor="accent6" w:themeTint="99"/>
+        </w:rPr>
+        <w:t>xcel</w:t>
+      </w:r>
+    </w:p>
+    <w:p>
+      <w:pPr>
+        <w:pStyle w:val="ListParagraph"/>
+        <w:numPr>
+          <w:ilvl w:val="0"/>
+          <w:numId w:val="1"/>
+        </w:numPr>
+        <w:rPr>
+          <w:rFonts w:ascii="Arial" w:hAnsi="Arial" w:cs="Arial"/>
+        </w:rPr>
+      </w:pPr>
+      <w:r>
+        <w:rPr>
+          <w:rFonts w:ascii="Arial" w:hAnsi="Arial" w:cs="Arial"/>
+        </w:rPr>
+        <w:t>routing_algotithms/a_star/a_star_example.py</w:t>
+      </w:r>
+    </w:p>
+    <w:p>
+      <w:pPr>
+        <w:pStyle w:val="ListParagraph"/>
+        <w:numPr>
+          <w:ilvl w:val="1"/>
+          <w:numId w:val="1"/>
+        </w:numPr>
+        <w:rPr>
+          <w:rFonts w:ascii="Arial" w:hAnsi="Arial" w:cs="Arial"/>
+        </w:rPr>
+      </w:pPr>
+      <w:r>
+        <w:rPr>
+          <w:rFonts w:ascii="Arial" w:hAnsi="Arial" w:cs="Arial"/>
+        </w:rPr>
+        <w:t>Mirar funció heurísitica LL.A. als fitxers downloaded</w:t>
+      </w:r>
+    </w:p>
+    <w:p>
+      <w:pPr>
+        <w:pStyle w:val="ListParagraph"/>
+        <w:numPr>
+          <w:ilvl w:val="1"/>
+          <w:numId w:val="1"/>
+        </w:numPr>
+        <w:rPr>
+          <w:rFonts w:ascii="Arial" w:hAnsi="Arial" w:cs="Arial"/>
+        </w:rPr>
+      </w:pPr>
+      <w:r>
+        <w:rPr>
+          <w:rFonts w:ascii="Arial" w:hAnsi="Arial" w:cs="Arial"/>
+        </w:rPr>
+        <w:t xml:space="preserve">Mirar </w:t>
+      </w:r>
+      <w:hyperlink r:id="rId5" w:history="1">
+        <w:r>
+          <w:rPr>
+            <w:rStyle w:val="Hyperlink"/>
+            <w:rFonts w:ascii="Arial" w:hAnsi="Arial" w:cs="Arial"/>
+          </w:rPr>
+          <w:t>https://www.datacamp.com/es/tutorial/a-star-algorithm</w:t>
+        </w:r>
+      </w:hyperlink>
+      <w:r>
+        <w:rPr>
+          <w:rFonts w:ascii="Arial" w:hAnsi="Arial" w:cs="Arial"/>
+        </w:rPr>
+        <w:t xml:space="preserve"> </w:t>
+      </w:r>
+    </w:p>
+    <w:p>
+      <w:pPr>
+        <w:rPr>
+          <w:rFonts w:ascii="Arial" w:hAnsi="Arial" w:cs="Arial"/>
+        </w:rPr>
+      </w:pPr>
+    </w:p>
+    <w:p>
+      <w:pPr>
+        <w:rPr>
+          <w:rFonts w:ascii="Arial" w:hAnsi="Arial" w:cs="Arial"/>
+        </w:rPr>
+      </w:pPr>
+    </w:p>
+    <w:p>
+      <w:pPr>
+        <w:rPr>
+          <w:rFonts w:ascii="Arial" w:hAnsi="Arial" w:cs="Arial"/>
+        </w:rPr>
+      </w:pPr>
+    </w:p>
+    <w:p>
+      <w:pPr>
+        <w:rPr>
+          <w:rFonts w:ascii="Arial" w:hAnsi="Arial" w:cs="Arial"/>
+        </w:rPr>
+      </w:pPr>
+      <w:r>
+        <w:rPr>
+          <w:rFonts w:ascii="Arial" w:hAnsi="Arial" w:cs="Arial"/>
+        </w:rPr>
+        <w:t>PLAN</w:t>
+      </w:r>
+    </w:p>
+    <w:p>
+      <w:pPr>
+        <w:pStyle w:val="ListParagraph"/>
+        <w:numPr>
+          <w:ilvl w:val="0"/>
+          <w:numId w:val="1"/>
+        </w:numPr>
+        <w:rPr>
+          <w:rFonts w:ascii="Arial" w:hAnsi="Arial" w:cs="Arial"/>
+        </w:rPr>
+      </w:pPr>
+      <w:r>
+        <w:rPr>
+          <w:rFonts w:ascii="Arial" w:hAnsi="Arial" w:cs="Arial"/>
+        </w:rPr>
+        <w:t>Programm A*</w:t>
+      </w:r>
+    </w:p>
+    <w:p>
+      <w:pPr>
+        <w:pStyle w:val="ListParagraph"/>
+        <w:numPr>
+          <w:ilvl w:val="0"/>
+          <w:numId w:val="1"/>
+        </w:numPr>
+        <w:rPr>
+          <w:rFonts w:ascii="Arial" w:hAnsi="Arial" w:cs="Arial"/>
+        </w:rPr>
+      </w:pPr>
+      <w:r>
+        <w:rPr>
+          <w:rFonts w:ascii="Arial" w:hAnsi="Arial" w:cs="Arial"/>
+        </w:rPr>
+        <w:t xml:space="preserve">Take some interesting examples between A* and Dijkstra to see differences like </w:t>
+      </w:r>
+    </w:p>
+    <w:p>
+      <w:pPr>
+        <w:pStyle w:val="ListParagraph"/>
+        <w:numPr>
+          <w:ilvl w:val="1"/>
+          <w:numId w:val="1"/>
+        </w:numPr>
+        <w:rPr>
+          <w:rFonts w:ascii="Arial" w:hAnsi="Arial" w:cs="Arial"/>
+        </w:rPr>
+      </w:pPr>
+      <w:r>
+        <w:rPr>
+          <w:rFonts w:ascii="Arial" w:hAnsi="Arial" w:cs="Arial"/>
+        </w:rPr>
+        <w:t xml:space="preserve">number of iterations and </w:t>
+      </w:r>
+    </w:p>
+    <w:p>
+      <w:pPr>
+        <w:pStyle w:val="ListParagraph"/>
+        <w:numPr>
+          <w:ilvl w:val="1"/>
+          <w:numId w:val="1"/>
+        </w:numPr>
+        <w:rPr>
+          <w:rFonts w:ascii="Arial" w:hAnsi="Arial" w:cs="Arial"/>
+        </w:rPr>
+      </w:pPr>
+      <w:r>
+        <w:rPr>
+          <w:rFonts w:ascii="Arial" w:hAnsi="Arial" w:cs="Arial"/>
+        </w:rPr>
+        <w:t>number of edges considered to find the path to the target (cut_dijkstra)</w:t>
+      </w:r>
     </w:p>
     <w:p>
       <w:pPr>
@@ -308,7 +1617,7 @@
         <w:rPr>
           <w:rFonts w:ascii="Arial" w:hAnsi="Arial" w:cs="Arial"/>
         </w:rPr>
-        <w:t>Legend TF (black)</w:t>
+        <w:t>show it with a graph like LL.A.?</w:t>
       </w:r>
     </w:p>
     <w:p>
@@ -320,15 +1629,43 @@
         </w:numPr>
         <w:rPr>
           <w:rFonts w:ascii="Arial" w:hAnsi="Arial" w:cs="Arial"/>
-          <w:color w:val="8DD873" w:themeColor="accent6" w:themeTint="99"/>
-        </w:rPr>
-      </w:pPr>
-      <w:r>
-        <w:rPr>
-          <w:rFonts w:ascii="Arial" w:hAnsi="Arial" w:cs="Arial"/>
-          <w:color w:val="8DD873" w:themeColor="accent6" w:themeTint="99"/>
-        </w:rPr>
-        <w:t>Readme</w:t>
+        </w:rPr>
+      </w:pPr>
+      <w:r>
+        <w:rPr>
+          <w:rFonts w:ascii="Arial" w:hAnsi="Arial" w:cs="Arial"/>
+        </w:rPr>
+        <w:t xml:space="preserve">(time is not a trustworthy metric because with the same laptop it can vary) </w:t>
+      </w:r>
+    </w:p>
+    <w:p>
+      <w:pPr>
+        <w:pStyle w:val="ListParagraph"/>
+        <w:numPr>
+          <w:ilvl w:val="1"/>
+          <w:numId w:val="1"/>
+        </w:numPr>
+        <w:rPr>
+          <w:rFonts w:ascii="Arial" w:hAnsi="Arial" w:cs="Arial"/>
+        </w:rPr>
+      </w:pPr>
+      <w:r>
+        <w:rPr>
+          <w:rFonts w:ascii="Arial" w:hAnsi="Arial" w:cs="Arial"/>
+        </w:rPr>
+        <w:t xml:space="preserve">Did we find different paths? </w:t>
+      </w:r>
+      <w:r>
+        <w:rPr>
+          <w:rFonts w:ascii="Arial" w:hAnsi="Arial" w:cs="Arial"/>
+        </w:rPr>
+        <w:sym w:font="Wingdings" w:char="F0DF"/>
+      </w:r>
+      <w:r>
+        <w:rPr>
+          <w:rFonts w:ascii="Arial" w:hAnsi="Arial" w:cs="Arial"/>
+        </w:rPr>
+        <w:t xml:space="preserve"> This would only happen in the case where there are two or more paths with the optimal distance and in function of the order to consider vertices it returns a different path</w:t>
       </w:r>
     </w:p>
     <w:p>
@@ -346,7 +1683,7 @@
         <w:rPr>
           <w:rFonts w:ascii="Arial" w:hAnsi="Arial" w:cs="Arial"/>
         </w:rPr>
-        <w:t>routing_algotithms/dijkstra/dijkstra_example.py</w:t>
+        <w:t>If there is time:</w:t>
       </w:r>
     </w:p>
     <w:p>
@@ -364,376 +1701,20 @@
         <w:rPr>
           <w:rFonts w:ascii="Arial" w:hAnsi="Arial" w:cs="Arial"/>
         </w:rPr>
-        <w:t>Mirar-me apunts</w:t>
-      </w:r>
-    </w:p>
-    <w:p>
-      <w:pPr>
-        <w:pStyle w:val="ListParagraph"/>
-        <w:numPr>
-          <w:ilvl w:val="2"/>
-          <w:numId w:val="1"/>
-        </w:numPr>
-        <w:rPr>
-          <w:rFonts w:ascii="Arial" w:hAnsi="Arial" w:cs="Arial"/>
-        </w:rPr>
-      </w:pPr>
-      <w:r>
-        <w:rPr>
-          <w:rFonts w:ascii="Arial" w:hAnsi="Arial" w:cs="Arial"/>
-        </w:rPr>
-        <w:t>Entendre símbols escrits a les funcions</w:t>
-      </w:r>
-    </w:p>
-    <w:p>
-      <w:pPr>
-        <w:pStyle w:val="ListParagraph"/>
-        <w:numPr>
-          <w:ilvl w:val="1"/>
-          <w:numId w:val="1"/>
-        </w:numPr>
-        <w:rPr>
-          <w:rFonts w:ascii="Arial" w:hAnsi="Arial" w:cs="Arial"/>
-          <w:color w:val="8DD873" w:themeColor="accent6" w:themeTint="99"/>
-        </w:rPr>
-      </w:pPr>
-      <w:r>
-        <w:rPr>
-          <w:rFonts w:ascii="Arial" w:hAnsi="Arial" w:cs="Arial"/>
-          <w:color w:val="8DD873" w:themeColor="accent6" w:themeTint="99"/>
-        </w:rPr>
-        <w:t>Com puc implementar exactament el pseudocodi?</w:t>
-      </w:r>
-    </w:p>
-    <w:p>
-      <w:pPr>
-        <w:pStyle w:val="ListParagraph"/>
-        <w:numPr>
-          <w:ilvl w:val="1"/>
-          <w:numId w:val="1"/>
-        </w:numPr>
-        <w:rPr>
-          <w:rFonts w:ascii="Arial" w:hAnsi="Arial" w:cs="Arial"/>
-          <w:color w:val="8DD873" w:themeColor="accent6" w:themeTint="99"/>
-        </w:rPr>
-      </w:pPr>
-      <w:r>
-        <w:rPr>
-          <w:rFonts w:ascii="Arial" w:hAnsi="Arial" w:cs="Arial"/>
-          <w:color w:val="8DD873" w:themeColor="accent6" w:themeTint="99"/>
-        </w:rPr>
-        <w:t>Comparar new i normal perquè crec que l’ordre d’agafar els nous canvien</w:t>
-      </w:r>
-      <w:r>
-        <w:rPr>
-          <w:rFonts w:ascii="Arial" w:hAnsi="Arial" w:cs="Arial"/>
-          <w:color w:val="8DD873" w:themeColor="accent6" w:themeTint="99"/>
-        </w:rPr>
-        <w:t xml:space="preserve"> </w:t>
-      </w:r>
-      <w:r>
-        <w:rPr>
-          <w:rFonts w:ascii="Arial" w:hAnsi="Arial" w:cs="Arial"/>
-          <w:color w:val="8DD873" w:themeColor="accent6" w:themeTint="99"/>
+        <w:lastRenderedPageBreak/>
+        <w:t xml:space="preserve">Modify algorithms to get all paths with the optimal distance. I.e., when dist_aux is the new one when dist_aux &lt;= dist (not only &lt;) </w:t>
+      </w:r>
+      <w:r>
+        <w:rPr>
+          <w:rFonts w:ascii="Arial" w:hAnsi="Arial" w:cs="Arial"/>
         </w:rPr>
         <w:sym w:font="Wingdings" w:char="F0DF"/>
       </w:r>
       <w:r>
         <w:rPr>
           <w:rFonts w:ascii="Arial" w:hAnsi="Arial" w:cs="Arial"/>
-          <w:color w:val="8DD873" w:themeColor="accent6" w:themeTint="99"/>
-        </w:rPr>
-        <w:t xml:space="preserve"> SÍ</w:t>
-      </w:r>
-    </w:p>
-    <w:p>
-      <w:pPr>
-        <w:pStyle w:val="ListParagraph"/>
-        <w:numPr>
-          <w:ilvl w:val="1"/>
-          <w:numId w:val="1"/>
-        </w:numPr>
-        <w:rPr>
-          <w:rFonts w:ascii="Arial" w:hAnsi="Arial" w:cs="Arial"/>
-        </w:rPr>
-      </w:pPr>
-      <w:r>
-        <w:rPr>
-          <w:rFonts w:ascii="Arial" w:hAnsi="Arial" w:cs="Arial"/>
-        </w:rPr>
-        <w:t>En general ja ho entenc. S’hauria de mirar com argum</w:t>
-      </w:r>
-      <w:r>
-        <w:rPr>
-          <w:rFonts w:ascii="Arial" w:hAnsi="Arial" w:cs="Arial"/>
-        </w:rPr>
-        <w:t>e</w:t>
-      </w:r>
-      <w:r>
-        <w:rPr>
-          <w:rFonts w:ascii="Arial" w:hAnsi="Arial" w:cs="Arial"/>
-        </w:rPr>
-        <w:t>nto haver construït les funcions del LL.A. així</w:t>
-      </w:r>
-      <w:r>
-        <w:rPr>
-          <w:rFonts w:ascii="Arial" w:hAnsi="Arial" w:cs="Arial"/>
-        </w:rPr>
-        <w:t xml:space="preserve"> </w:t>
-      </w:r>
-      <w:r>
-        <w:rPr>
-          <w:rFonts w:ascii="Arial" w:hAnsi="Arial" w:cs="Arial"/>
-        </w:rPr>
-        <w:sym w:font="Wingdings" w:char="F0DF"/>
-      </w:r>
-      <w:r>
-        <w:rPr>
-          <w:rFonts w:ascii="Arial" w:hAnsi="Arial" w:cs="Arial"/>
-        </w:rPr>
-        <w:t xml:space="preserve"> aprox escrit als docstrings de les funcions</w:t>
-      </w:r>
-    </w:p>
-    <w:p>
-      <w:pPr>
-        <w:pStyle w:val="ListParagraph"/>
-        <w:numPr>
-          <w:ilvl w:val="1"/>
-          <w:numId w:val="1"/>
-        </w:numPr>
-        <w:rPr>
-          <w:rFonts w:ascii="Arial" w:hAnsi="Arial" w:cs="Arial"/>
-          <w:color w:val="8DD873" w:themeColor="accent6" w:themeTint="99"/>
-        </w:rPr>
-      </w:pPr>
-      <w:r>
-        <w:rPr>
-          <w:rFonts w:ascii="Arial" w:hAnsi="Arial" w:cs="Arial"/>
-          <w:color w:val="8DD873" w:themeColor="accent6" w:themeTint="99"/>
-        </w:rPr>
-        <w:t xml:space="preserve">Reorganitzar folder </w:t>
-      </w:r>
-      <w:r>
-        <w:rPr>
-          <w:rFonts w:ascii="Arial" w:hAnsi="Arial" w:cs="Arial"/>
-          <w:color w:val="8DD873" w:themeColor="accent6" w:themeTint="99"/>
-        </w:rPr>
-        <w:sym w:font="Wingdings" w:char="F0E0"/>
-      </w:r>
-      <w:r>
-        <w:rPr>
-          <w:rFonts w:ascii="Arial" w:hAnsi="Arial" w:cs="Arial"/>
-          <w:color w:val="8DD873" w:themeColor="accent6" w:themeTint="99"/>
-        </w:rPr>
-        <w:t xml:space="preserve"> dijkstra_utils, new, old…</w:t>
-      </w:r>
-    </w:p>
-    <w:p>
-      <w:pPr>
-        <w:pStyle w:val="ListParagraph"/>
-        <w:numPr>
-          <w:ilvl w:val="1"/>
-          <w:numId w:val="1"/>
-        </w:numPr>
-        <w:rPr>
-          <w:rFonts w:ascii="Arial" w:hAnsi="Arial" w:cs="Arial"/>
-          <w:color w:val="8DD873" w:themeColor="accent6" w:themeTint="99"/>
-        </w:rPr>
-      </w:pPr>
-      <w:r>
-        <w:rPr>
-          <w:rFonts w:ascii="Arial" w:hAnsi="Arial" w:cs="Arial"/>
-        </w:rPr>
-        <w:t>Docu</w:t>
-      </w:r>
-    </w:p>
-    <w:p>
-      <w:pPr>
-        <w:pStyle w:val="ListParagraph"/>
-        <w:numPr>
-          <w:ilvl w:val="2"/>
-          <w:numId w:val="1"/>
-        </w:numPr>
-        <w:rPr>
-          <w:rFonts w:ascii="Arial" w:hAnsi="Arial" w:cs="Arial"/>
-          <w:color w:val="8DD873" w:themeColor="accent6" w:themeTint="99"/>
-        </w:rPr>
-      </w:pPr>
-      <w:r>
-        <w:rPr>
-          <w:rFonts w:ascii="Arial" w:hAnsi="Arial" w:cs="Arial"/>
-        </w:rPr>
-        <w:t>Comprovar binary heap és la millor independentment de les dades del nostre graf?</w:t>
-      </w:r>
-    </w:p>
-    <w:p>
-      <w:pPr>
-        <w:pStyle w:val="ListParagraph"/>
-        <w:numPr>
-          <w:ilvl w:val="2"/>
-          <w:numId w:val="1"/>
-        </w:numPr>
-        <w:rPr>
-          <w:rFonts w:ascii="Arial" w:hAnsi="Arial" w:cs="Arial"/>
-          <w:color w:val="8DD873" w:themeColor="accent6" w:themeTint="99"/>
-        </w:rPr>
-      </w:pPr>
-      <w:r>
-        <w:rPr>
-          <w:rFonts w:ascii="Arial" w:hAnsi="Arial" w:cs="Arial"/>
-        </w:rPr>
-        <w:t>O(20)=O(10)?</w:t>
-      </w:r>
-    </w:p>
-    <w:p>
-      <w:pPr>
-        <w:pStyle w:val="ListParagraph"/>
-        <w:numPr>
-          <w:ilvl w:val="2"/>
-          <w:numId w:val="1"/>
-        </w:numPr>
-        <w:rPr>
-          <w:rFonts w:ascii="Arial" w:hAnsi="Arial" w:cs="Arial"/>
-          <w:color w:val="8DD873" w:themeColor="accent6" w:themeTint="99"/>
-        </w:rPr>
-      </w:pPr>
-      <w:r>
-        <w:rPr>
-          <w:rFonts w:ascii="Arial" w:hAnsi="Arial" w:cs="Arial"/>
-        </w:rPr>
-        <w:t>No he entès bé lo del parent</w:t>
-      </w:r>
-    </w:p>
-    <w:p>
-      <w:pPr>
-        <w:pStyle w:val="ListParagraph"/>
-        <w:numPr>
-          <w:ilvl w:val="0"/>
-          <w:numId w:val="1"/>
-        </w:numPr>
-        <w:rPr>
-          <w:rFonts w:ascii="Arial" w:hAnsi="Arial" w:cs="Arial"/>
-        </w:rPr>
-      </w:pPr>
-      <w:r>
-        <w:rPr>
-          <w:rFonts w:ascii="Arial" w:hAnsi="Arial" w:cs="Arial"/>
-        </w:rPr>
-        <w:t xml:space="preserve">Readme </w:t>
-      </w:r>
-    </w:p>
-    <w:p>
-      <w:pPr>
-        <w:pStyle w:val="ListParagraph"/>
-        <w:numPr>
-          <w:ilvl w:val="1"/>
-          <w:numId w:val="1"/>
-        </w:numPr>
-        <w:rPr>
-          <w:rFonts w:ascii="Arial" w:hAnsi="Arial" w:cs="Arial"/>
-          <w:color w:val="8DD873" w:themeColor="accent6" w:themeTint="99"/>
-        </w:rPr>
-      </w:pPr>
-      <w:r>
-        <w:rPr>
-          <w:rFonts w:ascii="Arial" w:hAnsi="Arial" w:cs="Arial"/>
-          <w:color w:val="8DD873" w:themeColor="accent6" w:themeTint="99"/>
-        </w:rPr>
-        <w:t>Scripts</w:t>
-      </w:r>
-    </w:p>
-    <w:p>
-      <w:pPr>
-        <w:pStyle w:val="ListParagraph"/>
-        <w:numPr>
-          <w:ilvl w:val="1"/>
-          <w:numId w:val="1"/>
-        </w:numPr>
-        <w:rPr>
-          <w:rFonts w:ascii="Arial" w:hAnsi="Arial" w:cs="Arial"/>
-          <w:color w:val="8DD873" w:themeColor="accent6" w:themeTint="99"/>
-        </w:rPr>
-      </w:pPr>
-      <w:r>
-        <w:rPr>
-          <w:rFonts w:ascii="Arial" w:hAnsi="Arial" w:cs="Arial"/>
-          <w:color w:val="8DD873" w:themeColor="accent6" w:themeTint="99"/>
-        </w:rPr>
-        <w:t>Hooks</w:t>
-      </w:r>
-    </w:p>
-    <w:p>
-      <w:pPr>
-        <w:pStyle w:val="ListParagraph"/>
-        <w:numPr>
-          <w:ilvl w:val="1"/>
-          <w:numId w:val="1"/>
-        </w:numPr>
-        <w:rPr>
-          <w:rFonts w:ascii="Arial" w:hAnsi="Arial" w:cs="Arial"/>
-          <w:color w:val="8DD873" w:themeColor="accent6" w:themeTint="99"/>
-        </w:rPr>
-      </w:pPr>
-      <w:r>
-        <w:rPr>
-          <w:rFonts w:ascii="Arial" w:hAnsi="Arial" w:cs="Arial"/>
-          <w:color w:val="8DD873" w:themeColor="accent6" w:themeTint="99"/>
-        </w:rPr>
-        <w:t>Overall repo</w:t>
-      </w:r>
-    </w:p>
-    <w:p>
-      <w:pPr>
-        <w:pStyle w:val="ListParagraph"/>
-        <w:numPr>
-          <w:ilvl w:val="1"/>
-          <w:numId w:val="1"/>
-        </w:numPr>
-        <w:rPr>
-          <w:rFonts w:ascii="Arial" w:hAnsi="Arial" w:cs="Arial"/>
-        </w:rPr>
-      </w:pPr>
-      <w:r>
-        <w:rPr>
-          <w:rFonts w:ascii="Arial" w:hAnsi="Arial" w:cs="Arial"/>
-        </w:rPr>
-        <w:t>What happens with .src/data?? It should be in readme</w:t>
-      </w:r>
-    </w:p>
-    <w:p>
-      <w:pPr>
-        <w:pStyle w:val="ListParagraph"/>
-        <w:numPr>
-          <w:ilvl w:val="0"/>
-          <w:numId w:val="1"/>
-        </w:numPr>
-        <w:rPr>
-          <w:rFonts w:ascii="Arial" w:hAnsi="Arial" w:cs="Arial"/>
-        </w:rPr>
-      </w:pPr>
-      <w:r>
-        <w:rPr>
-          <w:rFonts w:ascii="Arial" w:hAnsi="Arial" w:cs="Arial"/>
-        </w:rPr>
-        <w:t>routing_algotithms/dijkstra/dijkstra.py</w:t>
-      </w:r>
-    </w:p>
-    <w:p>
-      <w:pPr>
-        <w:pStyle w:val="ListParagraph"/>
-        <w:numPr>
-          <w:ilvl w:val="1"/>
-          <w:numId w:val="1"/>
-        </w:numPr>
-        <w:rPr>
-          <w:rFonts w:ascii="Arial" w:hAnsi="Arial" w:cs="Arial"/>
-        </w:rPr>
-      </w:pPr>
-      <w:r>
-        <w:rPr>
-          <w:rFonts w:ascii="Arial" w:hAnsi="Arial" w:cs="Arial"/>
-        </w:rPr>
-        <w:t>Order print distances by the top or jus the vertices in the path to the target?</w:t>
+        </w:rPr>
+        <w:t xml:space="preserve"> needed to be thought more</w:t>
       </w:r>
     </w:p>
     <w:sectPr>
@@ -1783,6 +2764,29 @@
       <w:spacing w:val="5"/>
     </w:rPr>
   </w:style>
+  <w:style w:type="character" w:styleId="Hyperlink">
+    <w:name w:val="Hyperlink"/>
+    <w:basedOn w:val="DefaultParagraphFont"/>
+    <w:uiPriority w:val="99"/>
+    <w:unhideWhenUsed/>
+    <w:rsid w:val="003122C0"/>
+    <w:rPr>
+      <w:color w:val="467886" w:themeColor="hyperlink"/>
+      <w:u w:val="single"/>
+    </w:rPr>
+  </w:style>
+  <w:style w:type="character" w:styleId="UnresolvedMention">
+    <w:name w:val="Unresolved Mention"/>
+    <w:basedOn w:val="DefaultParagraphFont"/>
+    <w:uiPriority w:val="99"/>
+    <w:semiHidden/>
+    <w:unhideWhenUsed/>
+    <w:rsid w:val="003122C0"/>
+    <w:rPr>
+      <w:color w:val="605E5C"/>
+      <w:shd w:val="clear" w:color="auto" w:fill="E1DFDD"/>
+    </w:rPr>
+  </w:style>
 </w:styles>
 </file>
 

--- a/.work/06.27.docx
+++ b/.work/06.27.docx
@@ -1118,6 +1118,58 @@
           <w:rFonts w:ascii="Arial" w:hAnsi="Arial" w:cs="Arial"/>
         </w:rPr>
         <w:t xml:space="preserve"> més o menys</w:t>
+      </w:r>
+    </w:p>
+    <w:p>
+      <w:pPr>
+        <w:pStyle w:val="ListParagraph"/>
+        <w:numPr>
+          <w:ilvl w:val="1"/>
+          <w:numId w:val="1"/>
+        </w:numPr>
+        <w:rPr>
+          <w:rFonts w:ascii="Arial" w:hAnsi="Arial" w:cs="Arial"/>
+        </w:rPr>
+      </w:pPr>
+      <w:r>
+        <w:rPr>
+          <w:rFonts w:ascii="Arial" w:hAnsi="Arial" w:cs="Arial"/>
+        </w:rPr>
+        <w:t>Que al print surti el nombre de nodes del minimal path</w:t>
+      </w:r>
+    </w:p>
+    <w:p>
+      <w:pPr>
+        <w:pStyle w:val="ListParagraph"/>
+        <w:numPr>
+          <w:ilvl w:val="1"/>
+          <w:numId w:val="1"/>
+        </w:numPr>
+        <w:rPr>
+          <w:rFonts w:ascii="Arial" w:hAnsi="Arial" w:cs="Arial"/>
+          <w:color w:val="8DD873" w:themeColor="accent6" w:themeTint="99"/>
+        </w:rPr>
+      </w:pPr>
+      <w:r>
+        <w:rPr>
+          <w:rFonts w:ascii="Arial" w:hAnsi="Arial" w:cs="Arial"/>
+          <w:color w:val="8DD873" w:themeColor="accent6" w:themeTint="99"/>
+        </w:rPr>
+        <w:t xml:space="preserve">Al rebuild path no es contempla la idea de que no hi hagi camí perquè no retorna failure quan el aprent és none  </w:t>
+      </w:r>
+      <w:r>
+        <w:rPr>
+          <w:rFonts w:ascii="Arial" w:hAnsi="Arial" w:cs="Arial"/>
+          <w:color w:val="8DD873" w:themeColor="accent6" w:themeTint="99"/>
+        </w:rPr>
+        <w:sym w:font="Wingdings" w:char="F0DF"/>
+      </w:r>
+      <w:r>
+        <w:rPr>
+          <w:rFonts w:ascii="Arial" w:hAnsi="Arial" w:cs="Arial"/>
+          <w:color w:val="8DD873" w:themeColor="accent6" w:themeTint="99"/>
+        </w:rPr>
+        <w:t xml:space="preserve"> already handled</w:t>
       </w:r>
     </w:p>
     <w:p>
@@ -1498,6 +1550,656 @@
     </w:p>
     <w:p>
       <w:pPr>
+        <w:pStyle w:val="ListParagraph"/>
+        <w:numPr>
+          <w:ilvl w:val="1"/>
+          <w:numId w:val="1"/>
+        </w:numPr>
+        <w:rPr>
+          <w:rFonts w:ascii="Arial" w:hAnsi="Arial" w:cs="Arial"/>
+        </w:rPr>
+      </w:pPr>
+      <w:r>
+        <w:rPr>
+          <w:rFonts w:ascii="Arial" w:hAnsi="Arial" w:cs="Arial"/>
+        </w:rPr>
+        <w:t>Fer heurísitica línia recta per veure que és dolenta</w:t>
+      </w:r>
+    </w:p>
+    <w:p>
+      <w:pPr>
+        <w:pStyle w:val="ListParagraph"/>
+        <w:numPr>
+          <w:ilvl w:val="1"/>
+          <w:numId w:val="1"/>
+        </w:numPr>
+        <w:rPr>
+          <w:rFonts w:ascii="Arial" w:hAnsi="Arial" w:cs="Arial"/>
+        </w:rPr>
+      </w:pPr>
+      <w:r>
+        <w:rPr>
+          <w:rFonts w:ascii="Arial" w:hAnsi="Arial" w:cs="Arial"/>
+        </w:rPr>
+        <w:t xml:space="preserve">Fer exemples en els que es vegin la heurísitca consistent i no consistent </w:t>
+      </w:r>
+      <w:r>
+        <w:rPr>
+          <w:rFonts w:ascii="Arial" w:hAnsi="Arial" w:cs="Arial"/>
+        </w:rPr>
+        <w:sym w:font="Wingdings" w:char="F0DF"/>
+      </w:r>
+      <w:r>
+        <w:rPr>
+          <w:rFonts w:ascii="Arial" w:hAnsi="Arial" w:cs="Arial"/>
+        </w:rPr>
+        <w:t xml:space="preserve"> aimed to prove i understood the theory rahter than for building the final algorithm</w:t>
+      </w:r>
+    </w:p>
+    <w:p>
+      <w:pPr>
+        <w:pStyle w:val="ListParagraph"/>
+        <w:numPr>
+          <w:ilvl w:val="0"/>
+          <w:numId w:val="1"/>
+        </w:numPr>
+        <w:rPr>
+          <w:rFonts w:ascii="Arial" w:hAnsi="Arial" w:cs="Arial"/>
+          <w:color w:val="8DD873" w:themeColor="accent6" w:themeTint="99"/>
+        </w:rPr>
+      </w:pPr>
+      <w:r>
+        <w:rPr>
+          <w:rFonts w:ascii="Arial" w:hAnsi="Arial" w:cs="Arial"/>
+          <w:color w:val="8DD873" w:themeColor="accent6" w:themeTint="99"/>
+        </w:rPr>
+        <w:t>routing_algorithms/a_star/a_star_utils.py</w:t>
+      </w:r>
+    </w:p>
+    <w:p>
+      <w:pPr>
+        <w:pStyle w:val="ListParagraph"/>
+        <w:numPr>
+          <w:ilvl w:val="1"/>
+          <w:numId w:val="1"/>
+        </w:numPr>
+        <w:rPr>
+          <w:rFonts w:ascii="Arial" w:hAnsi="Arial" w:cs="Arial"/>
+          <w:color w:val="8DD873" w:themeColor="accent6" w:themeTint="99"/>
+        </w:rPr>
+      </w:pPr>
+      <w:r>
+        <w:rPr>
+          <w:rFonts w:ascii="Arial" w:hAnsi="Arial" w:cs="Arial"/>
+          <w:color w:val="8DD873" w:themeColor="accent6" w:themeTint="99"/>
+        </w:rPr>
+        <w:t>No retorna failure en cas de no trobar path</w:t>
+      </w:r>
+      <w:r>
+        <w:rPr>
+          <w:rFonts w:ascii="Arial" w:hAnsi="Arial" w:cs="Arial"/>
+          <w:color w:val="8DD873" w:themeColor="accent6" w:themeTint="99"/>
+        </w:rPr>
+        <w:t xml:space="preserve"> </w:t>
+      </w:r>
+      <w:r>
+        <w:rPr>
+          <w:rFonts w:ascii="Arial" w:hAnsi="Arial" w:cs="Arial"/>
+          <w:color w:val="8DD873" w:themeColor="accent6" w:themeTint="99"/>
+        </w:rPr>
+        <w:sym w:font="Wingdings" w:char="F0DF"/>
+      </w:r>
+      <w:r>
+        <w:rPr>
+          <w:rFonts w:ascii="Arial" w:hAnsi="Arial" w:cs="Arial"/>
+          <w:color w:val="8DD873" w:themeColor="accent6" w:themeTint="99"/>
+        </w:rPr>
+        <w:t xml:space="preserve"> però es handleja amb el print</w:t>
+      </w:r>
+    </w:p>
+    <w:p>
+      <w:pPr>
+        <w:pStyle w:val="ListParagraph"/>
+        <w:numPr>
+          <w:ilvl w:val="0"/>
+          <w:numId w:val="1"/>
+        </w:numPr>
+        <w:rPr>
+          <w:rFonts w:ascii="Arial" w:hAnsi="Arial" w:cs="Arial"/>
+          <w:color w:val="8DD873" w:themeColor="accent6" w:themeTint="99"/>
+        </w:rPr>
+      </w:pPr>
+      <w:r>
+        <w:rPr>
+          <w:rFonts w:ascii="Arial" w:hAnsi="Arial" w:cs="Arial"/>
+          <w:color w:val="8DD873" w:themeColor="accent6" w:themeTint="99"/>
+        </w:rPr>
+        <w:t>Nou script graph</w:t>
+      </w:r>
+      <w:r>
+        <w:rPr>
+          <w:rFonts w:ascii="Arial" w:hAnsi="Arial" w:cs="Arial"/>
+          <w:color w:val="8DD873" w:themeColor="accent6" w:themeTint="99"/>
+        </w:rPr>
+        <w:t>_</w:t>
+      </w:r>
+      <w:r>
+        <w:rPr>
+          <w:rFonts w:ascii="Arial" w:hAnsi="Arial" w:cs="Arial"/>
+          <w:color w:val="8DD873" w:themeColor="accent6" w:themeTint="99"/>
+        </w:rPr>
+        <w:t>report</w:t>
+      </w:r>
+    </w:p>
+    <w:p>
+      <w:pPr>
+        <w:pStyle w:val="ListParagraph"/>
+        <w:numPr>
+          <w:ilvl w:val="1"/>
+          <w:numId w:val="1"/>
+        </w:numPr>
+        <w:rPr>
+          <w:rFonts w:ascii="Arial" w:hAnsi="Arial" w:cs="Arial"/>
+          <w:color w:val="8DD873" w:themeColor="accent6" w:themeTint="99"/>
+        </w:rPr>
+      </w:pPr>
+      <w:r>
+        <w:rPr>
+          <w:rFonts w:ascii="Arial" w:hAnsi="Arial" w:cs="Arial"/>
+          <w:color w:val="8DD873" w:themeColor="accent6" w:themeTint="99"/>
+        </w:rPr>
+        <w:t>Nombre de vèrtexs totals</w:t>
+      </w:r>
+    </w:p>
+    <w:p>
+      <w:pPr>
+        <w:pStyle w:val="ListParagraph"/>
+        <w:numPr>
+          <w:ilvl w:val="2"/>
+          <w:numId w:val="1"/>
+        </w:numPr>
+        <w:rPr>
+          <w:rFonts w:ascii="Arial" w:hAnsi="Arial" w:cs="Arial"/>
+          <w:color w:val="8DD873" w:themeColor="accent6" w:themeTint="99"/>
+        </w:rPr>
+      </w:pPr>
+      <w:r>
+        <w:rPr>
+          <w:rFonts w:ascii="Arial" w:hAnsi="Arial" w:cs="Arial"/>
+          <w:color w:val="8DD873" w:themeColor="accent6" w:themeTint="99"/>
+        </w:rPr>
+        <w:t>Tipus (entry, platform)</w:t>
+      </w:r>
+    </w:p>
+    <w:p>
+      <w:pPr>
+        <w:pStyle w:val="ListParagraph"/>
+        <w:numPr>
+          <w:ilvl w:val="2"/>
+          <w:numId w:val="1"/>
+        </w:numPr>
+        <w:rPr>
+          <w:rFonts w:ascii="Arial" w:hAnsi="Arial" w:cs="Arial"/>
+          <w:color w:val="8DD873" w:themeColor="accent6" w:themeTint="99"/>
+        </w:rPr>
+      </w:pPr>
+      <w:r>
+        <w:rPr>
+          <w:rFonts w:ascii="Arial" w:hAnsi="Arial" w:cs="Arial"/>
+          <w:color w:val="8DD873" w:themeColor="accent6" w:themeTint="99"/>
+        </w:rPr>
+        <w:t>Duplicated</w:t>
+      </w:r>
+      <w:r>
+        <w:rPr>
+          <w:rFonts w:ascii="Arial" w:hAnsi="Arial" w:cs="Arial"/>
+          <w:color w:val="8DD873" w:themeColor="accent6" w:themeTint="99"/>
+        </w:rPr>
+        <w:t xml:space="preserve"> </w:t>
+      </w:r>
+      <w:r>
+        <w:rPr>
+          <w:rFonts w:ascii="Arial" w:hAnsi="Arial" w:cs="Arial"/>
+          <w:color w:val="8DD873" w:themeColor="accent6" w:themeTint="99"/>
+        </w:rPr>
+        <w:sym w:font="Wingdings" w:char="F0E0"/>
+      </w:r>
+      <w:r>
+        <w:rPr>
+          <w:rFonts w:ascii="Arial" w:hAnsi="Arial" w:cs="Arial"/>
+          <w:color w:val="8DD873" w:themeColor="accent6" w:themeTint="99"/>
+        </w:rPr>
+        <w:t xml:space="preserve"> equivalences</w:t>
+      </w:r>
+    </w:p>
+    <w:p>
+      <w:pPr>
+        <w:pStyle w:val="ListParagraph"/>
+        <w:numPr>
+          <w:ilvl w:val="3"/>
+          <w:numId w:val="1"/>
+        </w:numPr>
+        <w:rPr>
+          <w:rFonts w:ascii="Arial" w:hAnsi="Arial" w:cs="Arial"/>
+          <w:color w:val="8DD873" w:themeColor="accent6" w:themeTint="99"/>
+        </w:rPr>
+      </w:pPr>
+      <w:r>
+        <w:rPr>
+          <w:rFonts w:ascii="Arial" w:hAnsi="Arial" w:cs="Arial"/>
+          <w:color w:val="8DD873" w:themeColor="accent6" w:themeTint="99"/>
+        </w:rPr>
+        <w:t>Tipus</w:t>
+      </w:r>
+    </w:p>
+    <w:p>
+      <w:pPr>
+        <w:pStyle w:val="ListParagraph"/>
+        <w:numPr>
+          <w:ilvl w:val="1"/>
+          <w:numId w:val="1"/>
+        </w:numPr>
+        <w:rPr>
+          <w:rFonts w:ascii="Arial" w:hAnsi="Arial" w:cs="Arial"/>
+          <w:color w:val="8DD873" w:themeColor="accent6" w:themeTint="99"/>
+        </w:rPr>
+      </w:pPr>
+      <w:r>
+        <w:rPr>
+          <w:rFonts w:ascii="Arial" w:hAnsi="Arial" w:cs="Arial"/>
+          <w:color w:val="8DD873" w:themeColor="accent6" w:themeTint="99"/>
+        </w:rPr>
+        <w:t>Arestes totals</w:t>
+      </w:r>
+    </w:p>
+    <w:p>
+      <w:pPr>
+        <w:pStyle w:val="ListParagraph"/>
+        <w:numPr>
+          <w:ilvl w:val="2"/>
+          <w:numId w:val="1"/>
+        </w:numPr>
+        <w:rPr>
+          <w:rFonts w:ascii="Arial" w:hAnsi="Arial" w:cs="Arial"/>
+          <w:color w:val="8DD873" w:themeColor="accent6" w:themeTint="99"/>
+        </w:rPr>
+      </w:pPr>
+      <w:r>
+        <w:rPr>
+          <w:rFonts w:ascii="Arial" w:hAnsi="Arial" w:cs="Arial"/>
+          <w:color w:val="8DD873" w:themeColor="accent6" w:themeTint="99"/>
+        </w:rPr>
+        <w:t>Tipus (PW, SW, TF)</w:t>
+      </w:r>
+    </w:p>
+    <w:p>
+      <w:pPr>
+        <w:pStyle w:val="ListParagraph"/>
+        <w:numPr>
+          <w:ilvl w:val="2"/>
+          <w:numId w:val="1"/>
+        </w:numPr>
+        <w:rPr>
+          <w:rFonts w:ascii="Arial" w:hAnsi="Arial" w:cs="Arial"/>
+          <w:color w:val="8DD873" w:themeColor="accent6" w:themeTint="99"/>
+        </w:rPr>
+      </w:pPr>
+      <w:r>
+        <w:rPr>
+          <w:rFonts w:ascii="Arial" w:hAnsi="Arial" w:cs="Arial"/>
+          <w:color w:val="8DD873" w:themeColor="accent6" w:themeTint="99"/>
+        </w:rPr>
+        <w:t>Duplicated</w:t>
+      </w:r>
+      <w:r>
+        <w:rPr>
+          <w:rFonts w:ascii="Arial" w:hAnsi="Arial" w:cs="Arial"/>
+          <w:color w:val="8DD873" w:themeColor="accent6" w:themeTint="99"/>
+        </w:rPr>
+        <w:t xml:space="preserve"> </w:t>
+      </w:r>
+      <w:r>
+        <w:rPr>
+          <w:rFonts w:ascii="Arial" w:hAnsi="Arial" w:cs="Arial"/>
+          <w:color w:val="8DD873" w:themeColor="accent6" w:themeTint="99"/>
+        </w:rPr>
+        <w:sym w:font="Wingdings" w:char="F0E0"/>
+      </w:r>
+      <w:r>
+        <w:rPr>
+          <w:rFonts w:ascii="Arial" w:hAnsi="Arial" w:cs="Arial"/>
+          <w:color w:val="8DD873" w:themeColor="accent6" w:themeTint="99"/>
+        </w:rPr>
+        <w:t xml:space="preserve"> maybe do some changes into processing (remember to define pw properly)</w:t>
+      </w:r>
+    </w:p>
+    <w:p>
+      <w:pPr>
+        <w:pStyle w:val="ListParagraph"/>
+        <w:numPr>
+          <w:ilvl w:val="3"/>
+          <w:numId w:val="1"/>
+        </w:numPr>
+        <w:rPr>
+          <w:rFonts w:ascii="Arial" w:hAnsi="Arial" w:cs="Arial"/>
+          <w:color w:val="8DD873" w:themeColor="accent6" w:themeTint="99"/>
+        </w:rPr>
+      </w:pPr>
+      <w:r>
+        <w:rPr>
+          <w:rFonts w:ascii="Arial" w:hAnsi="Arial" w:cs="Arial"/>
+          <w:color w:val="8DD873" w:themeColor="accent6" w:themeTint="99"/>
+        </w:rPr>
+        <w:lastRenderedPageBreak/>
+        <w:t>Tipus</w:t>
+      </w:r>
+    </w:p>
+    <w:p>
+      <w:pPr>
+        <w:pStyle w:val="ListParagraph"/>
+        <w:numPr>
+          <w:ilvl w:val="0"/>
+          <w:numId w:val="1"/>
+        </w:numPr>
+        <w:rPr>
+          <w:rFonts w:ascii="Arial" w:hAnsi="Arial" w:cs="Arial"/>
+        </w:rPr>
+      </w:pPr>
+      <w:r>
+        <w:rPr>
+          <w:rFonts w:ascii="Arial" w:hAnsi="Arial" w:cs="Arial"/>
+        </w:rPr>
+        <w:t>A_star_need.py</w:t>
+      </w:r>
+    </w:p>
+    <w:p>
+      <w:pPr>
+        <w:pStyle w:val="ListParagraph"/>
+        <w:numPr>
+          <w:ilvl w:val="1"/>
+          <w:numId w:val="1"/>
+        </w:numPr>
+        <w:rPr>
+          <w:rFonts w:ascii="Arial" w:hAnsi="Arial" w:cs="Arial"/>
+        </w:rPr>
+      </w:pPr>
+      <w:r>
+        <w:rPr>
+          <w:rFonts w:ascii="Arial" w:hAnsi="Arial" w:cs="Arial"/>
+        </w:rPr>
+        <w:t xml:space="preserve">Do a dijkstra loop </w:t>
+      </w:r>
+      <w:r>
+        <w:rPr>
+          <w:rFonts w:ascii="Arial" w:hAnsi="Arial" w:cs="Arial"/>
+        </w:rPr>
+        <w:t>for all pair of vertices</w:t>
+      </w:r>
+      <w:r>
+        <w:rPr>
+          <w:rFonts w:ascii="Arial" w:hAnsi="Arial" w:cs="Arial"/>
+        </w:rPr>
+        <w:t xml:space="preserve"> </w:t>
+      </w:r>
+    </w:p>
+    <w:p>
+      <w:pPr>
+        <w:pStyle w:val="ListParagraph"/>
+        <w:numPr>
+          <w:ilvl w:val="1"/>
+          <w:numId w:val="1"/>
+        </w:numPr>
+        <w:rPr>
+          <w:rFonts w:ascii="Arial" w:hAnsi="Arial" w:cs="Arial"/>
+        </w:rPr>
+      </w:pPr>
+      <w:r>
+        <w:rPr>
+          <w:rFonts w:ascii="Arial" w:hAnsi="Arial" w:cs="Arial"/>
+        </w:rPr>
+        <w:t>Save results into (resouces maybe?) a .txt file where it stands:</w:t>
+      </w:r>
+    </w:p>
+    <w:p>
+      <w:pPr>
+        <w:pStyle w:val="ListParagraph"/>
+        <w:ind w:left="1440"/>
+        <w:rPr>
+          <w:rFonts w:ascii="Arial" w:hAnsi="Arial" w:cs="Arial"/>
+        </w:rPr>
+      </w:pPr>
+      <w:r>
+        <w:rPr>
+          <w:rFonts w:ascii="Arial" w:hAnsi="Arial" w:cs="Arial"/>
+        </w:rPr>
+        <w:t>Source</w:t>
+      </w:r>
+      <w:r>
+        <w:rPr>
+          <w:rFonts w:ascii="Arial" w:hAnsi="Arial" w:cs="Arial"/>
+        </w:rPr>
+        <w:tab/>
+        <w:t>target</w:t>
+      </w:r>
+      <w:r>
+        <w:rPr>
+          <w:rFonts w:ascii="Arial" w:hAnsi="Arial" w:cs="Arial"/>
+        </w:rPr>
+        <w:tab/>
+      </w:r>
+      <w:r>
+        <w:rPr>
+          <w:rFonts w:ascii="Arial" w:hAnsi="Arial" w:cs="Arial"/>
+        </w:rPr>
+        <w:tab/>
+        <w:t xml:space="preserve">cut_iterations </w:t>
+      </w:r>
+      <w:r>
+        <w:rPr>
+          <w:rFonts w:ascii="Arial" w:hAnsi="Arial" w:cs="Arial"/>
+        </w:rPr>
+        <w:tab/>
+        <w:t>path_vertices_num</w:t>
+      </w:r>
+      <w:r>
+        <w:rPr>
+          <w:rFonts w:ascii="Arial" w:hAnsi="Arial" w:cs="Arial"/>
+        </w:rPr>
+        <w:tab/>
+      </w:r>
+      <w:r>
+        <w:rPr>
+          <w:rFonts w:ascii="Arial" w:hAnsi="Arial" w:cs="Arial"/>
+        </w:rPr>
+        <w:tab/>
+        <w:t xml:space="preserve">proportion </w:t>
+      </w:r>
+      <w:r>
+        <w:rPr>
+          <w:rFonts w:ascii="Arial" w:hAnsi="Arial" w:cs="Arial"/>
+        </w:rPr>
+        <w:tab/>
+      </w:r>
+      <w:r>
+        <w:rPr>
+          <w:rFonts w:ascii="Arial" w:hAnsi="Arial" w:cs="Arial"/>
+        </w:rPr>
+        <w:tab/>
+        <w:t xml:space="preserve">path </w:t>
+      </w:r>
+    </w:p>
+    <w:p>
+      <w:pPr>
+        <w:pStyle w:val="ListParagraph"/>
+        <w:ind w:left="1440"/>
+        <w:rPr>
+          <w:rFonts w:ascii="Arial" w:hAnsi="Arial" w:cs="Arial"/>
+        </w:rPr>
+      </w:pPr>
+      <w:r>
+        <w:rPr>
+          <w:rFonts w:ascii="Arial" w:hAnsi="Arial" w:cs="Arial"/>
+        </w:rPr>
+        <w:t>-</w:t>
+      </w:r>
+      <w:r>
+        <w:rPr>
+          <w:rFonts w:ascii="Arial" w:hAnsi="Arial" w:cs="Arial"/>
+        </w:rPr>
+        <w:tab/>
+      </w:r>
+    </w:p>
+    <w:p>
+      <w:pPr>
+        <w:pStyle w:val="ListParagraph"/>
+        <w:ind w:left="1440"/>
+        <w:rPr>
+          <w:rFonts w:ascii="Arial" w:hAnsi="Arial" w:cs="Arial"/>
+        </w:rPr>
+      </w:pPr>
+      <w:r>
+        <w:rPr>
+          <w:rFonts w:ascii="Arial" w:hAnsi="Arial" w:cs="Arial"/>
+        </w:rPr>
+        <w:t>source</w:t>
+      </w:r>
+      <w:r>
+        <w:rPr>
+          <w:rFonts w:ascii="Arial" w:hAnsi="Arial" w:cs="Arial"/>
+        </w:rPr>
+        <w:tab/>
+        <w:t>target</w:t>
+      </w:r>
+      <w:r>
+        <w:rPr>
+          <w:rFonts w:ascii="Arial" w:hAnsi="Arial" w:cs="Arial"/>
+        </w:rPr>
+        <w:tab/>
+      </w:r>
+      <w:r>
+        <w:rPr>
+          <w:rFonts w:ascii="Arial" w:hAnsi="Arial" w:cs="Arial"/>
+        </w:rPr>
+        <w:tab/>
+        <w:t xml:space="preserve">num </w:t>
+      </w:r>
+      <w:r>
+        <w:rPr>
+          <w:rFonts w:ascii="Arial" w:hAnsi="Arial" w:cs="Arial"/>
+        </w:rPr>
+        <w:tab/>
+      </w:r>
+      <w:r>
+        <w:rPr>
+          <w:rFonts w:ascii="Arial" w:hAnsi="Arial" w:cs="Arial"/>
+        </w:rPr>
+        <w:tab/>
+        <w:t xml:space="preserve">num_path </w:t>
+      </w:r>
+      <w:r>
+        <w:rPr>
+          <w:rFonts w:ascii="Arial" w:hAnsi="Arial" w:cs="Arial"/>
+        </w:rPr>
+        <w:tab/>
+        <w:t>path_vertices_num/considered_vertices_num</w:t>
+      </w:r>
+      <w:r>
+        <w:rPr>
+          <w:rFonts w:ascii="Arial" w:hAnsi="Arial" w:cs="Arial"/>
+        </w:rPr>
+        <w:tab/>
+      </w:r>
+      <w:r>
+        <w:rPr>
+          <w:rFonts w:ascii="Arial" w:hAnsi="Arial" w:cs="Arial"/>
+        </w:rPr>
+        <w:tab/>
+        <w:t>{sequence of ordered vertices as in print_path but maybe without the arrows, somehow it doesn’t give errors}</w:t>
+      </w:r>
+    </w:p>
+    <w:p>
+      <w:pPr>
+        <w:pStyle w:val="ListParagraph"/>
+        <w:ind w:left="1440"/>
+        <w:rPr>
+          <w:rFonts w:ascii="Arial" w:hAnsi="Arial" w:cs="Arial"/>
+        </w:rPr>
+      </w:pPr>
+    </w:p>
+    <w:p>
+      <w:pPr>
+        <w:pStyle w:val="ListParagraph"/>
+        <w:ind w:left="1440"/>
+        <w:rPr>
+          <w:rFonts w:ascii="Arial" w:hAnsi="Arial" w:cs="Arial"/>
+        </w:rPr>
+      </w:pPr>
+      <w:r>
+        <w:rPr>
+          <w:rFonts w:ascii="Arial" w:hAnsi="Arial" w:cs="Arial"/>
+        </w:rPr>
+        <w:t>cut_iterations=considered_vertices_number since dijkstra’s convergence theorem</w:t>
+      </w:r>
+      <w:r>
+        <w:rPr>
+          <w:rFonts w:ascii="Arial" w:hAnsi="Arial" w:cs="Arial"/>
+        </w:rPr>
+        <w:t xml:space="preserve"> (each node is extracted only once)</w:t>
+      </w:r>
+    </w:p>
+    <w:p>
+      <w:pPr>
+        <w:pStyle w:val="ListParagraph"/>
+        <w:ind w:left="1440"/>
+        <w:rPr>
+          <w:rFonts w:ascii="Arial" w:hAnsi="Arial" w:cs="Arial"/>
+        </w:rPr>
+      </w:pPr>
+      <w:r>
+        <w:rPr>
+          <w:rFonts w:ascii="Arial" w:hAnsi="Arial" w:cs="Arial"/>
+        </w:rPr>
+        <w:t>both metrics do count source so the proportion is well considered</w:t>
+      </w:r>
+    </w:p>
+    <w:p>
+      <w:pPr>
+        <w:pStyle w:val="ListParagraph"/>
+        <w:numPr>
+          <w:ilvl w:val="1"/>
+          <w:numId w:val="1"/>
+        </w:numPr>
+        <w:rPr>
+          <w:rFonts w:ascii="Arial" w:hAnsi="Arial" w:cs="Arial"/>
+        </w:rPr>
+      </w:pPr>
+      <w:r>
+        <w:rPr>
+          <w:rFonts w:ascii="Arial" w:hAnsi="Arial" w:cs="Arial"/>
+        </w:rPr>
+        <w:t>Maybe called dijkstra_report.txt</w:t>
+      </w:r>
+    </w:p>
+    <w:p>
+      <w:pPr>
+        <w:pStyle w:val="ListParagraph"/>
+        <w:numPr>
+          <w:ilvl w:val="1"/>
+          <w:numId w:val="1"/>
+        </w:numPr>
+        <w:rPr>
+          <w:rFonts w:ascii="Arial" w:hAnsi="Arial" w:cs="Arial"/>
+        </w:rPr>
+      </w:pPr>
+      <w:r>
+        <w:rPr>
+          <w:rFonts w:ascii="Arial" w:hAnsi="Arial" w:cs="Arial"/>
+        </w:rPr>
+        <w:t>Analyse where this proportion is very low (where we have to place heuristic service) and very high (equivalence classes)</w:t>
+      </w:r>
+    </w:p>
+    <w:p>
+      <w:pPr>
         <w:rPr>
           <w:rFonts w:ascii="Arial" w:hAnsi="Arial" w:cs="Arial"/>
         </w:rPr>
@@ -1529,6 +2231,44 @@
         </w:rPr>
         <w:t>PLAN</w:t>
       </w:r>
+      <w:r>
+        <w:rPr>
+          <w:rFonts w:ascii="Arial" w:hAnsi="Arial" w:cs="Arial"/>
+        </w:rPr>
+        <w:t xml:space="preserve"> </w:t>
+      </w:r>
+      <w:r>
+        <w:rPr>
+          <w:rFonts w:ascii="Arial" w:hAnsi="Arial" w:cs="Arial"/>
+        </w:rPr>
+        <w:sym w:font="Wingdings" w:char="F0DF"/>
+      </w:r>
+      <w:r>
+        <w:rPr>
+          <w:rFonts w:ascii="Arial" w:hAnsi="Arial" w:cs="Arial"/>
+        </w:rPr>
+        <w:t xml:space="preserve"> it has been changed </w:t>
+      </w:r>
+      <w:r>
+        <w:rPr>
+          <mc:AlternateContent>
+            <mc:Choice Requires="w16se">
+              <w:rFonts w:ascii="Arial" w:hAnsi="Arial" w:cs="Arial"/>
+            </mc:Choice>
+            <mc:Fallback>
+              <w:rFonts w:ascii="Apple Color Emoji" w:eastAsia="Apple Color Emoji" w:hAnsi="Apple Color Emoji" w:cs="Apple Color Emoji"/>
+            </mc:Fallback>
+          </mc:AlternateContent>
+        </w:rPr>
+        <mc:AlternateContent>
+          <mc:Choice Requires="w16se">
+            <w16se:symEx w16se:font="Apple Color Emoji" w16se:char="1F629"/>
+          </mc:Choice>
+          <mc:Fallback>
+            <w:t>😩</w:t>
+          </mc:Fallback>
+        </mc:AlternateContent>
+      </w:r>
     </w:p>
     <w:p>
       <w:pPr>
@@ -1701,7 +2441,6 @@
         <w:rPr>
           <w:rFonts w:ascii="Arial" w:hAnsi="Arial" w:cs="Arial"/>
         </w:rPr>
-        <w:lastRenderedPageBreak/>
         <w:t xml:space="preserve">Modify algorithms to get all paths with the optimal distance. I.e., when dist_aux is the new one when dist_aux &lt;= dist (not only &lt;) </w:t>
       </w:r>
       <w:r>

--- a/.work/06.27.docx
+++ b/.work/06.27.docx
@@ -894,29 +894,34 @@
         </w:numPr>
         <w:rPr>
           <w:rFonts w:ascii="Arial" w:hAnsi="Arial" w:cs="Arial"/>
-        </w:rPr>
-      </w:pPr>
-      <w:r>
-        <w:rPr>
-          <w:rFonts w:ascii="Arial" w:hAnsi="Arial" w:cs="Arial"/>
+          <w:color w:val="8DD873" w:themeColor="accent6" w:themeTint="99"/>
+        </w:rPr>
+      </w:pPr>
+      <w:r>
+        <w:rPr>
+          <w:rFonts w:ascii="Arial" w:hAnsi="Arial" w:cs="Arial"/>
+          <w:color w:val="8DD873" w:themeColor="accent6" w:themeTint="99"/>
         </w:rPr>
         <w:t>Al principi escriure la source i el target</w:t>
       </w:r>
       <w:r>
         <w:rPr>
           <w:rFonts w:ascii="Arial" w:hAnsi="Arial" w:cs="Arial"/>
+          <w:color w:val="8DD873" w:themeColor="accent6" w:themeTint="99"/>
         </w:rPr>
         <w:t xml:space="preserve"> </w:t>
       </w:r>
       <w:r>
         <w:rPr>
           <w:rFonts w:ascii="Arial" w:hAnsi="Arial" w:cs="Arial"/>
+          <w:color w:val="8DD873" w:themeColor="accent6" w:themeTint="99"/>
         </w:rPr>
         <w:sym w:font="Wingdings" w:char="F0DF"/>
       </w:r>
       <w:r>
         <w:rPr>
           <w:rFonts w:ascii="Arial" w:hAnsi="Arial" w:cs="Arial"/>
+          <w:color w:val="8DD873" w:themeColor="accent6" w:themeTint="99"/>
         </w:rPr>
         <w:t xml:space="preserve"> més o menys</w:t>
       </w:r>
@@ -930,12 +935,14 @@
         </w:numPr>
         <w:rPr>
           <w:rFonts w:ascii="Arial" w:hAnsi="Arial" w:cs="Arial"/>
+          <w:color w:val="8DD873" w:themeColor="accent6" w:themeTint="99"/>
           <w:lang w:val="en-GB"/>
         </w:rPr>
       </w:pPr>
       <w:r>
         <w:rPr>
           <w:rFonts w:ascii="Arial" w:hAnsi="Arial" w:cs="Arial"/>
+          <w:color w:val="8DD873" w:themeColor="accent6" w:themeTint="99"/>
           <w:lang w:val="en-GB"/>
         </w:rPr>
         <w:t>Add name stop and line (</w:t>
@@ -944,6 +951,7 @@
       <w:r>
         <w:rPr>
           <w:rFonts w:ascii="Arial" w:hAnsi="Arial" w:cs="Arial"/>
+          <w:color w:val="8DD873" w:themeColor="accent6" w:themeTint="99"/>
           <w:lang w:val="en-GB"/>
         </w:rPr>
         <w:t>stopid</w:t>
@@ -952,6 +960,7 @@
       <w:r>
         <w:rPr>
           <w:rFonts w:ascii="Arial" w:hAnsi="Arial" w:cs="Arial"/>
+          <w:color w:val="8DD873" w:themeColor="accent6" w:themeTint="99"/>
           <w:lang w:val="en-GB"/>
         </w:rPr>
         <w:t xml:space="preserve"> - LX - name as in other scripts)</w:t>
@@ -1075,14 +1084,37 @@
         </w:numPr>
         <w:rPr>
           <w:rFonts w:ascii="Arial" w:hAnsi="Arial" w:cs="Arial"/>
-        </w:rPr>
-      </w:pPr>
-      <w:r>
-        <w:rPr>
-          <w:rFonts w:ascii="Arial" w:hAnsi="Arial" w:cs="Arial"/>
+          <w:color w:val="8DD873" w:themeColor="accent6" w:themeTint="99"/>
+        </w:rPr>
+      </w:pPr>
+      <w:r>
+        <w:rPr>
+          <w:rFonts w:ascii="Arial" w:hAnsi="Arial" w:cs="Arial"/>
+          <w:color w:val="8DD873" w:themeColor="accent6" w:themeTint="99"/>
         </w:rPr>
         <w:t>Order print distances by the top or jus the vertices in the path to the target?</w:t>
       </w:r>
+      <w:r>
+        <w:rPr>
+          <w:rFonts w:ascii="Arial" w:hAnsi="Arial" w:cs="Arial"/>
+          <w:color w:val="8DD873" w:themeColor="accent6" w:themeTint="99"/>
+        </w:rPr>
+        <w:t xml:space="preserve"> </w:t>
+      </w:r>
+      <w:r>
+        <w:rPr>
+          <w:rFonts w:ascii="Arial" w:hAnsi="Arial" w:cs="Arial"/>
+          <w:color w:val="8DD873" w:themeColor="accent6" w:themeTint="99"/>
+        </w:rPr>
+        <w:sym w:font="Wingdings" w:char="F0DF"/>
+      </w:r>
+      <w:r>
+        <w:rPr>
+          <w:rFonts w:ascii="Arial" w:hAnsi="Arial" w:cs="Arial"/>
+          <w:color w:val="8DD873" w:themeColor="accent6" w:themeTint="99"/>
+        </w:rPr>
+        <w:t xml:space="preserve"> aprox</w:t>
+      </w:r>
     </w:p>
     <w:p>
       <w:pPr>
@@ -1118,6 +1150,62 @@
           <w:rFonts w:ascii="Arial" w:hAnsi="Arial" w:cs="Arial"/>
         </w:rPr>
         <w:t xml:space="preserve"> més o menys</w:t>
+      </w:r>
+    </w:p>
+    <w:p>
+      <w:pPr>
+        <w:pStyle w:val="ListParagraph"/>
+        <w:numPr>
+          <w:ilvl w:val="2"/>
+          <w:numId w:val="1"/>
+        </w:numPr>
+        <w:rPr>
+          <w:rFonts w:ascii="Arial" w:hAnsi="Arial" w:cs="Arial"/>
+        </w:rPr>
+      </w:pPr>
+      <w:r>
+        <w:rPr>
+          <w:rFonts w:ascii="Arial" w:hAnsi="Arial" w:cs="Arial"/>
+        </w:rPr>
+        <w:t>Print_distances diferent text per dijkstra, cut…</w:t>
+      </w:r>
+    </w:p>
+    <w:p>
+      <w:pPr>
+        <w:pStyle w:val="ListParagraph"/>
+        <w:numPr>
+          <w:ilvl w:val="3"/>
+          <w:numId w:val="1"/>
+        </w:numPr>
+        <w:rPr>
+          <w:rFonts w:ascii="Arial" w:hAnsi="Arial" w:cs="Arial"/>
+          <w:color w:val="8DD873" w:themeColor="accent6" w:themeTint="99"/>
+        </w:rPr>
+      </w:pPr>
+      <w:r>
+        <w:rPr>
+          <w:rFonts w:ascii="Arial" w:hAnsi="Arial" w:cs="Arial"/>
+          <w:color w:val="8DD873" w:themeColor="accent6" w:themeTint="99"/>
+        </w:rPr>
+        <w:t>Dijkstra, cut</w:t>
+      </w:r>
+    </w:p>
+    <w:p>
+      <w:pPr>
+        <w:pStyle w:val="ListParagraph"/>
+        <w:numPr>
+          <w:ilvl w:val="3"/>
+          <w:numId w:val="1"/>
+        </w:numPr>
+        <w:rPr>
+          <w:rFonts w:ascii="Arial" w:hAnsi="Arial" w:cs="Arial"/>
+        </w:rPr>
+      </w:pPr>
+      <w:r>
+        <w:rPr>
+          <w:rFonts w:ascii="Arial" w:hAnsi="Arial" w:cs="Arial"/>
+        </w:rPr>
+        <w:t>Falta pel a*</w:t>
       </w:r>
     </w:p>
     <w:p>
@@ -1565,6 +1653,30 @@
         </w:rPr>
         <w:t>Fer heurísitica línia recta per veure que és dolenta</w:t>
       </w:r>
+      <w:r>
+        <w:rPr>
+          <w:rFonts w:ascii="Arial" w:hAnsi="Arial" w:cs="Arial"/>
+        </w:rPr>
+        <w:t xml:space="preserve"> </w:t>
+      </w:r>
+    </w:p>
+    <w:p>
+      <w:pPr>
+        <w:pStyle w:val="ListParagraph"/>
+        <w:numPr>
+          <w:ilvl w:val="2"/>
+          <w:numId w:val="1"/>
+        </w:numPr>
+        <w:rPr>
+          <w:rFonts w:ascii="Arial" w:hAnsi="Arial" w:cs="Arial"/>
+        </w:rPr>
+      </w:pPr>
+      <w:r>
+        <w:rPr>
+          <w:rFonts w:ascii="Arial" w:hAnsi="Arial" w:cs="Arial"/>
+        </w:rPr>
+        <w:t>El nostre graf téforats (exemple bcn – roma not like bcn – sevilla)</w:t>
+      </w:r>
     </w:p>
     <w:p>
       <w:pPr>
@@ -1600,6 +1712,60 @@
       <w:pPr>
         <w:pStyle w:val="ListParagraph"/>
         <w:numPr>
+          <w:ilvl w:val="1"/>
+          <w:numId w:val="1"/>
+        </w:numPr>
+        <w:rPr>
+          <w:rFonts w:ascii="Arial" w:hAnsi="Arial" w:cs="Arial"/>
+        </w:rPr>
+      </w:pPr>
+      <w:r>
+        <w:rPr>
+          <w:rFonts w:ascii="Arial" w:hAnsi="Arial" w:cs="Arial"/>
+        </w:rPr>
+        <w:t xml:space="preserve">Canviar print de </w:t>
+      </w:r>
+      <w:r>
+        <w:rPr>
+          <w:rFonts w:ascii="Arial" w:hAnsi="Arial" w:cs="Arial"/>
+        </w:rPr>
+        <w:t>‘</w:t>
+      </w:r>
+      <w:r>
+        <w:rPr>
+          <w:rFonts w:ascii="Arial" w:hAnsi="Arial" w:cs="Arial"/>
+        </w:rPr>
+        <w:t>print_distances</w:t>
+      </w:r>
+      <w:r>
+        <w:rPr>
+          <w:rFonts w:ascii="Arial" w:hAnsi="Arial" w:cs="Arial"/>
+        </w:rPr>
+        <w:t>’</w:t>
+      </w:r>
+      <w:r>
+        <w:rPr>
+          <w:rFonts w:ascii="Arial" w:hAnsi="Arial" w:cs="Arial"/>
+        </w:rPr>
+        <w:t xml:space="preserve">? </w:t>
+      </w:r>
+      <w:r>
+        <w:rPr>
+          <w:rFonts w:ascii="Arial" w:hAnsi="Arial" w:cs="Arial"/>
+        </w:rPr>
+        <w:sym w:font="Wingdings" w:char="F0DF"/>
+      </w:r>
+      <w:r>
+        <w:rPr>
+          <w:rFonts w:ascii="Arial" w:hAnsi="Arial" w:cs="Arial"/>
+        </w:rPr>
+        <w:t xml:space="preserve"> pensar (dijkstra i cut diferents)</w:t>
+      </w:r>
+    </w:p>
+    <w:p>
+      <w:pPr>
+        <w:pStyle w:val="ListParagraph"/>
+        <w:numPr>
           <w:ilvl w:val="0"/>
           <w:numId w:val="1"/>
         </w:numPr>
@@ -1748,6 +1914,7 @@
           <w:rFonts w:ascii="Arial" w:hAnsi="Arial" w:cs="Arial"/>
           <w:color w:val="8DD873" w:themeColor="accent6" w:themeTint="99"/>
         </w:rPr>
+        <w:lastRenderedPageBreak/>
         <w:t>Duplicated</w:t>
       </w:r>
       <w:r>
@@ -1890,7 +2057,6 @@
           <w:rFonts w:ascii="Arial" w:hAnsi="Arial" w:cs="Arial"/>
           <w:color w:val="8DD873" w:themeColor="accent6" w:themeTint="99"/>
         </w:rPr>
-        <w:lastRenderedPageBreak/>
         <w:t>Tipus</w:t>
       </w:r>
     </w:p>
@@ -1909,7 +2075,633 @@
         <w:rPr>
           <w:rFonts w:ascii="Arial" w:hAnsi="Arial" w:cs="Arial"/>
         </w:rPr>
+        <w:t>routing_algorithms/algorithms_utils.py</w:t>
+      </w:r>
+    </w:p>
+    <w:p>
+      <w:pPr>
+        <w:pStyle w:val="ListParagraph"/>
+        <w:numPr>
+          <w:ilvl w:val="1"/>
+          <w:numId w:val="1"/>
+        </w:numPr>
+        <w:rPr>
+          <w:rFonts w:ascii="Arial" w:hAnsi="Arial" w:cs="Arial"/>
+        </w:rPr>
+      </w:pPr>
+      <w:r>
+        <w:rPr>
+          <w:rFonts w:ascii="Arial" w:hAnsi="Arial" w:cs="Arial"/>
+        </w:rPr>
+        <w:t>Fer una funció que miri lo primer de tot si els vèrtexs donats com a source and target pertanyen al conjunt de vèrtexs obtingut de weights i sino que doni un error especific</w:t>
+      </w:r>
+    </w:p>
+    <w:p>
+      <w:pPr>
+        <w:pStyle w:val="ListParagraph"/>
+        <w:numPr>
+          <w:ilvl w:val="0"/>
+          <w:numId w:val="1"/>
+        </w:numPr>
+        <w:rPr>
+          <w:rFonts w:ascii="Arial" w:hAnsi="Arial" w:cs="Arial"/>
+        </w:rPr>
+      </w:pPr>
+      <w:r>
+        <w:rPr>
+          <w:rFonts w:ascii="Arial" w:hAnsi="Arial" w:cs="Arial"/>
+        </w:rPr>
         <w:t>A_star_need.py</w:t>
+      </w:r>
+    </w:p>
+    <w:p>
+      <w:pPr>
+        <w:pStyle w:val="ListParagraph"/>
+        <w:numPr>
+          <w:ilvl w:val="1"/>
+          <w:numId w:val="1"/>
+        </w:numPr>
+        <w:rPr>
+          <w:rFonts w:ascii="Arial" w:hAnsi="Arial" w:cs="Arial"/>
+        </w:rPr>
+      </w:pPr>
+      <w:r>
+        <w:rPr>
+          <w:rFonts w:ascii="Arial" w:hAnsi="Arial" w:cs="Arial"/>
+        </w:rPr>
+        <w:t>Preliminars</w:t>
+      </w:r>
+    </w:p>
+    <w:p>
+      <w:pPr>
+        <w:pStyle w:val="ListParagraph"/>
+        <w:numPr>
+          <w:ilvl w:val="2"/>
+          <w:numId w:val="1"/>
+        </w:numPr>
+        <w:rPr>
+          <w:rFonts w:ascii="Arial" w:hAnsi="Arial" w:cs="Arial"/>
+          <w:color w:val="8DD873" w:themeColor="accent6" w:themeTint="99"/>
+          <w:lang w:val="es-ES"/>
+        </w:rPr>
+      </w:pPr>
+      <w:proofErr w:type="spellStart"/>
+      <w:r>
+        <w:rPr>
+          <w:rFonts w:ascii="Arial" w:hAnsi="Arial" w:cs="Arial"/>
+          <w:color w:val="8DD873" w:themeColor="accent6" w:themeTint="99"/>
+          <w:lang w:val="es-ES"/>
+        </w:rPr>
+        <w:t>Canviar</w:t>
+      </w:r>
+      <w:proofErr w:type="spellEnd"/>
+      <w:r>
+        <w:rPr>
+          <w:rFonts w:ascii="Arial" w:hAnsi="Arial" w:cs="Arial"/>
+          <w:color w:val="8DD873" w:themeColor="accent6" w:themeTint="99"/>
+          <w:lang w:val="es-ES"/>
+        </w:rPr>
+        <w:t xml:space="preserve"> el </w:t>
+      </w:r>
+      <w:proofErr w:type="spellStart"/>
+      <w:r>
+        <w:rPr>
+          <w:rFonts w:ascii="Arial" w:hAnsi="Arial" w:cs="Arial"/>
+          <w:color w:val="8DD873" w:themeColor="accent6" w:themeTint="99"/>
+          <w:lang w:val="es-ES"/>
+        </w:rPr>
+        <w:t>dijkstra</w:t>
+      </w:r>
+      <w:proofErr w:type="spellEnd"/>
+      <w:r>
+        <w:rPr>
+          <w:rFonts w:ascii="Arial" w:hAnsi="Arial" w:cs="Arial"/>
+          <w:color w:val="8DD873" w:themeColor="accent6" w:themeTint="99"/>
+          <w:lang w:val="es-ES"/>
+        </w:rPr>
+        <w:t xml:space="preserve"> a verbose no i el </w:t>
+      </w:r>
+      <w:proofErr w:type="spellStart"/>
+      <w:r>
+        <w:rPr>
+          <w:rFonts w:ascii="Arial" w:hAnsi="Arial" w:cs="Arial"/>
+          <w:color w:val="8DD873" w:themeColor="accent6" w:themeTint="99"/>
+          <w:lang w:val="es-ES"/>
+        </w:rPr>
+        <w:t>cut</w:t>
+      </w:r>
+      <w:proofErr w:type="spellEnd"/>
+      <w:r>
+        <w:rPr>
+          <w:rFonts w:ascii="Arial" w:hAnsi="Arial" w:cs="Arial"/>
+          <w:color w:val="8DD873" w:themeColor="accent6" w:themeTint="99"/>
+          <w:lang w:val="es-ES"/>
+        </w:rPr>
+        <w:t xml:space="preserve"> a si</w:t>
+      </w:r>
+    </w:p>
+    <w:p>
+      <w:pPr>
+        <w:pStyle w:val="ListParagraph"/>
+        <w:numPr>
+          <w:ilvl w:val="2"/>
+          <w:numId w:val="1"/>
+        </w:numPr>
+        <w:rPr>
+          <w:rFonts w:ascii="Arial" w:hAnsi="Arial" w:cs="Arial"/>
+          <w:color w:val="8DD873" w:themeColor="accent6" w:themeTint="99"/>
+          <w:lang w:val="es-ES"/>
+        </w:rPr>
+      </w:pPr>
+      <w:proofErr w:type="spellStart"/>
+      <w:r>
+        <w:rPr>
+          <w:rFonts w:ascii="Arial" w:hAnsi="Arial" w:cs="Arial"/>
+          <w:color w:val="8DD873" w:themeColor="accent6" w:themeTint="99"/>
+          <w:lang w:val="es-ES"/>
+        </w:rPr>
+        <w:t>Rebuild</w:t>
+      </w:r>
+      <w:proofErr w:type="spellEnd"/>
+      <w:r>
+        <w:rPr>
+          <w:rFonts w:ascii="Arial" w:hAnsi="Arial" w:cs="Arial"/>
+          <w:color w:val="8DD873" w:themeColor="accent6" w:themeTint="99"/>
+          <w:lang w:val="es-ES"/>
+        </w:rPr>
+        <w:t xml:space="preserve"> </w:t>
+      </w:r>
+      <w:proofErr w:type="spellStart"/>
+      <w:r>
+        <w:rPr>
+          <w:rFonts w:ascii="Arial" w:hAnsi="Arial" w:cs="Arial"/>
+          <w:color w:val="8DD873" w:themeColor="accent6" w:themeTint="99"/>
+          <w:lang w:val="es-ES"/>
+        </w:rPr>
+        <w:t>path</w:t>
+      </w:r>
+      <w:proofErr w:type="spellEnd"/>
+      <w:r>
+        <w:rPr>
+          <w:rFonts w:ascii="Arial" w:hAnsi="Arial" w:cs="Arial"/>
+          <w:color w:val="8DD873" w:themeColor="accent6" w:themeTint="99"/>
+          <w:lang w:val="es-ES"/>
+        </w:rPr>
+        <w:t xml:space="preserve"> </w:t>
+      </w:r>
+      <w:proofErr w:type="spellStart"/>
+      <w:r>
+        <w:rPr>
+          <w:rFonts w:ascii="Arial" w:hAnsi="Arial" w:cs="Arial"/>
+          <w:color w:val="8DD873" w:themeColor="accent6" w:themeTint="99"/>
+          <w:lang w:val="es-ES"/>
+        </w:rPr>
+        <w:t>canviarlo</w:t>
+      </w:r>
+      <w:proofErr w:type="spellEnd"/>
+      <w:r>
+        <w:rPr>
+          <w:rFonts w:ascii="Arial" w:hAnsi="Arial" w:cs="Arial"/>
+          <w:color w:val="8DD873" w:themeColor="accent6" w:themeTint="99"/>
+          <w:lang w:val="es-ES"/>
+        </w:rPr>
+        <w:t xml:space="preserve"> </w:t>
+      </w:r>
+      <w:proofErr w:type="spellStart"/>
+      <w:r>
+        <w:rPr>
+          <w:rFonts w:ascii="Arial" w:hAnsi="Arial" w:cs="Arial"/>
+          <w:color w:val="8DD873" w:themeColor="accent6" w:themeTint="99"/>
+          <w:lang w:val="es-ES"/>
+        </w:rPr>
+        <w:t>perq</w:t>
+      </w:r>
+      <w:proofErr w:type="spellEnd"/>
+      <w:r>
+        <w:rPr>
+          <w:rFonts w:ascii="Arial" w:hAnsi="Arial" w:cs="Arial"/>
+          <w:color w:val="8DD873" w:themeColor="accent6" w:themeTint="99"/>
+          <w:lang w:val="es-ES"/>
+        </w:rPr>
+        <w:t xml:space="preserve"> se </w:t>
+      </w:r>
+      <w:proofErr w:type="spellStart"/>
+      <w:r>
+        <w:rPr>
+          <w:rFonts w:ascii="Arial" w:hAnsi="Arial" w:cs="Arial"/>
+          <w:color w:val="8DD873" w:themeColor="accent6" w:themeTint="99"/>
+          <w:lang w:val="es-ES"/>
+        </w:rPr>
+        <w:t>li</w:t>
+      </w:r>
+      <w:proofErr w:type="spellEnd"/>
+      <w:r>
+        <w:rPr>
+          <w:rFonts w:ascii="Arial" w:hAnsi="Arial" w:cs="Arial"/>
+          <w:color w:val="8DD873" w:themeColor="accent6" w:themeTint="99"/>
+          <w:lang w:val="es-ES"/>
+        </w:rPr>
+        <w:t xml:space="preserve"> </w:t>
+      </w:r>
+      <w:proofErr w:type="spellStart"/>
+      <w:r>
+        <w:rPr>
+          <w:rFonts w:ascii="Arial" w:hAnsi="Arial" w:cs="Arial"/>
+          <w:color w:val="8DD873" w:themeColor="accent6" w:themeTint="99"/>
+          <w:lang w:val="es-ES"/>
+        </w:rPr>
+        <w:t>pugui</w:t>
+      </w:r>
+      <w:proofErr w:type="spellEnd"/>
+      <w:r>
+        <w:rPr>
+          <w:rFonts w:ascii="Arial" w:hAnsi="Arial" w:cs="Arial"/>
+          <w:color w:val="8DD873" w:themeColor="accent6" w:themeTint="99"/>
+          <w:lang w:val="es-ES"/>
+        </w:rPr>
+        <w:t xml:space="preserve"> </w:t>
+      </w:r>
+      <w:proofErr w:type="spellStart"/>
+      <w:r>
+        <w:rPr>
+          <w:rFonts w:ascii="Arial" w:hAnsi="Arial" w:cs="Arial"/>
+          <w:color w:val="8DD873" w:themeColor="accent6" w:themeTint="99"/>
+          <w:lang w:val="es-ES"/>
+        </w:rPr>
+        <w:t>passar</w:t>
+      </w:r>
+      <w:proofErr w:type="spellEnd"/>
+      <w:r>
+        <w:rPr>
+          <w:rFonts w:ascii="Arial" w:hAnsi="Arial" w:cs="Arial"/>
+          <w:color w:val="8DD873" w:themeColor="accent6" w:themeTint="99"/>
+          <w:lang w:val="es-ES"/>
+        </w:rPr>
+        <w:t xml:space="preserve"> la </w:t>
+      </w:r>
+      <w:proofErr w:type="spellStart"/>
+      <w:r>
+        <w:rPr>
+          <w:rFonts w:ascii="Arial" w:hAnsi="Arial" w:cs="Arial"/>
+          <w:color w:val="8DD873" w:themeColor="accent6" w:themeTint="99"/>
+          <w:lang w:val="es-ES"/>
+        </w:rPr>
+        <w:t>funcio</w:t>
+      </w:r>
+      <w:proofErr w:type="spellEnd"/>
+      <w:r>
+        <w:rPr>
+          <w:rFonts w:ascii="Arial" w:hAnsi="Arial" w:cs="Arial"/>
+          <w:color w:val="8DD873" w:themeColor="accent6" w:themeTint="99"/>
+          <w:lang w:val="es-ES"/>
+        </w:rPr>
+        <w:t xml:space="preserve"> i </w:t>
+      </w:r>
+      <w:proofErr w:type="spellStart"/>
+      <w:r>
+        <w:rPr>
+          <w:rFonts w:ascii="Arial" w:hAnsi="Arial" w:cs="Arial"/>
+          <w:color w:val="8DD873" w:themeColor="accent6" w:themeTint="99"/>
+          <w:lang w:val="es-ES"/>
+        </w:rPr>
+        <w:t>nomes</w:t>
+      </w:r>
+      <w:proofErr w:type="spellEnd"/>
+      <w:r>
+        <w:rPr>
+          <w:rFonts w:ascii="Arial" w:hAnsi="Arial" w:cs="Arial"/>
+          <w:color w:val="8DD873" w:themeColor="accent6" w:themeTint="99"/>
+          <w:lang w:val="es-ES"/>
+        </w:rPr>
+        <w:t xml:space="preserve"> </w:t>
+      </w:r>
+      <w:proofErr w:type="spellStart"/>
+      <w:r>
+        <w:rPr>
+          <w:rFonts w:ascii="Arial" w:hAnsi="Arial" w:cs="Arial"/>
+          <w:color w:val="8DD873" w:themeColor="accent6" w:themeTint="99"/>
+          <w:lang w:val="es-ES"/>
+        </w:rPr>
+        <w:t>printejar</w:t>
+      </w:r>
+      <w:proofErr w:type="spellEnd"/>
+      <w:r>
+        <w:rPr>
+          <w:rFonts w:ascii="Arial" w:hAnsi="Arial" w:cs="Arial"/>
+          <w:color w:val="8DD873" w:themeColor="accent6" w:themeTint="99"/>
+          <w:lang w:val="es-ES"/>
+        </w:rPr>
+        <w:t xml:space="preserve"> </w:t>
+      </w:r>
+      <w:proofErr w:type="spellStart"/>
+      <w:r>
+        <w:rPr>
+          <w:rFonts w:ascii="Arial" w:hAnsi="Arial" w:cs="Arial"/>
+          <w:color w:val="8DD873" w:themeColor="accent6" w:themeTint="99"/>
+          <w:lang w:val="es-ES"/>
+        </w:rPr>
+        <w:t>pel</w:t>
+      </w:r>
+      <w:proofErr w:type="spellEnd"/>
+      <w:r>
+        <w:rPr>
+          <w:rFonts w:ascii="Arial" w:hAnsi="Arial" w:cs="Arial"/>
+          <w:color w:val="8DD873" w:themeColor="accent6" w:themeTint="99"/>
+          <w:lang w:val="es-ES"/>
+        </w:rPr>
+        <w:t xml:space="preserve"> </w:t>
+      </w:r>
+      <w:proofErr w:type="spellStart"/>
+      <w:r>
+        <w:rPr>
+          <w:rFonts w:ascii="Arial" w:hAnsi="Arial" w:cs="Arial"/>
+          <w:color w:val="8DD873" w:themeColor="accent6" w:themeTint="99"/>
+          <w:lang w:val="es-ES"/>
+        </w:rPr>
+        <w:t>dijkstra</w:t>
+      </w:r>
+      <w:proofErr w:type="spellEnd"/>
+      <w:r>
+        <w:rPr>
+          <w:rFonts w:ascii="Arial" w:hAnsi="Arial" w:cs="Arial"/>
+          <w:color w:val="8DD873" w:themeColor="accent6" w:themeTint="99"/>
+          <w:lang w:val="es-ES"/>
+        </w:rPr>
+        <w:t xml:space="preserve"> </w:t>
+      </w:r>
+      <w:r>
+        <w:rPr>
+          <w:rFonts w:ascii="Arial" w:hAnsi="Arial" w:cs="Arial"/>
+          <w:color w:val="8DD873" w:themeColor="accent6" w:themeTint="99"/>
+          <w:lang w:val="es-ES"/>
+        </w:rPr>
+        <w:sym w:font="Wingdings" w:char="F0DF"/>
+      </w:r>
+      <w:r>
+        <w:rPr>
+          <w:rFonts w:ascii="Arial" w:hAnsi="Arial" w:cs="Arial"/>
+          <w:color w:val="8DD873" w:themeColor="accent6" w:themeTint="99"/>
+          <w:lang w:val="es-ES"/>
+        </w:rPr>
+        <w:t xml:space="preserve"> </w:t>
+      </w:r>
+      <w:proofErr w:type="spellStart"/>
+      <w:r>
+        <w:rPr>
+          <w:rFonts w:ascii="Arial" w:hAnsi="Arial" w:cs="Arial"/>
+          <w:color w:val="8DD873" w:themeColor="accent6" w:themeTint="99"/>
+          <w:lang w:val="es-ES"/>
+        </w:rPr>
+        <w:t>crec</w:t>
+      </w:r>
+      <w:proofErr w:type="spellEnd"/>
+      <w:r>
+        <w:rPr>
+          <w:rFonts w:ascii="Arial" w:hAnsi="Arial" w:cs="Arial"/>
+          <w:color w:val="8DD873" w:themeColor="accent6" w:themeTint="99"/>
+          <w:lang w:val="es-ES"/>
+        </w:rPr>
+        <w:t xml:space="preserve"> que em </w:t>
+      </w:r>
+      <w:proofErr w:type="spellStart"/>
+      <w:r>
+        <w:rPr>
+          <w:rFonts w:ascii="Arial" w:hAnsi="Arial" w:cs="Arial"/>
+          <w:color w:val="8DD873" w:themeColor="accent6" w:themeTint="99"/>
+          <w:lang w:val="es-ES"/>
+        </w:rPr>
+        <w:t>referia</w:t>
+      </w:r>
+      <w:proofErr w:type="spellEnd"/>
+      <w:r>
+        <w:rPr>
+          <w:rFonts w:ascii="Arial" w:hAnsi="Arial" w:cs="Arial"/>
+          <w:color w:val="8DD873" w:themeColor="accent6" w:themeTint="99"/>
+          <w:lang w:val="es-ES"/>
+        </w:rPr>
+        <w:t xml:space="preserve"> a </w:t>
+      </w:r>
+      <w:proofErr w:type="spellStart"/>
+      <w:r>
+        <w:rPr>
+          <w:rFonts w:ascii="Arial" w:hAnsi="Arial" w:cs="Arial"/>
+          <w:color w:val="8DD873" w:themeColor="accent6" w:themeTint="99"/>
+          <w:lang w:val="es-ES"/>
+        </w:rPr>
+        <w:t>print_distances</w:t>
+      </w:r>
+      <w:proofErr w:type="spellEnd"/>
+    </w:p>
+    <w:p>
+      <w:pPr>
+        <w:pStyle w:val="ListParagraph"/>
+        <w:numPr>
+          <w:ilvl w:val="2"/>
+          <w:numId w:val="1"/>
+        </w:numPr>
+        <w:rPr>
+          <w:rFonts w:ascii="Arial" w:hAnsi="Arial" w:cs="Arial"/>
+          <w:color w:val="8DD873" w:themeColor="accent6" w:themeTint="99"/>
+          <w:lang w:val="es-ES"/>
+        </w:rPr>
+      </w:pPr>
+      <w:proofErr w:type="spellStart"/>
+      <w:r>
+        <w:rPr>
+          <w:rFonts w:ascii="Arial" w:hAnsi="Arial" w:cs="Arial"/>
+          <w:color w:val="8DD873" w:themeColor="accent6" w:themeTint="99"/>
+          <w:lang w:val="es-ES"/>
+        </w:rPr>
+        <w:t>Crer</w:t>
+      </w:r>
+      <w:proofErr w:type="spellEnd"/>
+      <w:r>
+        <w:rPr>
+          <w:rFonts w:ascii="Arial" w:hAnsi="Arial" w:cs="Arial"/>
+          <w:color w:val="8DD873" w:themeColor="accent6" w:themeTint="99"/>
+          <w:lang w:val="es-ES"/>
+        </w:rPr>
+        <w:t xml:space="preserve"> una </w:t>
+      </w:r>
+      <w:proofErr w:type="spellStart"/>
+      <w:r>
+        <w:rPr>
+          <w:rFonts w:ascii="Arial" w:hAnsi="Arial" w:cs="Arial"/>
+          <w:color w:val="8DD873" w:themeColor="accent6" w:themeTint="99"/>
+          <w:lang w:val="es-ES"/>
+        </w:rPr>
+        <w:t>funcio</w:t>
+      </w:r>
+      <w:proofErr w:type="spellEnd"/>
+      <w:r>
+        <w:rPr>
+          <w:rFonts w:ascii="Arial" w:hAnsi="Arial" w:cs="Arial"/>
+          <w:color w:val="8DD873" w:themeColor="accent6" w:themeTint="99"/>
+          <w:lang w:val="es-ES"/>
+        </w:rPr>
+        <w:t xml:space="preserve"> que </w:t>
+      </w:r>
+      <w:proofErr w:type="spellStart"/>
+      <w:r>
+        <w:rPr>
+          <w:rFonts w:ascii="Arial" w:hAnsi="Arial" w:cs="Arial"/>
+          <w:color w:val="8DD873" w:themeColor="accent6" w:themeTint="99"/>
+          <w:lang w:val="es-ES"/>
+        </w:rPr>
+        <w:t>donda</w:t>
+      </w:r>
+      <w:proofErr w:type="spellEnd"/>
+      <w:r>
+        <w:rPr>
+          <w:rFonts w:ascii="Arial" w:hAnsi="Arial" w:cs="Arial"/>
+          <w:color w:val="8DD873" w:themeColor="accent6" w:themeTint="99"/>
+          <w:lang w:val="es-ES"/>
+        </w:rPr>
+        <w:t xml:space="preserve"> </w:t>
+      </w:r>
+      <w:proofErr w:type="gramStart"/>
+      <w:r>
+        <w:rPr>
+          <w:rFonts w:ascii="Arial" w:hAnsi="Arial" w:cs="Arial"/>
+          <w:color w:val="8DD873" w:themeColor="accent6" w:themeTint="99"/>
+          <w:lang w:val="es-ES"/>
+        </w:rPr>
+        <w:t>una stop</w:t>
+      </w:r>
+      <w:proofErr w:type="gramEnd"/>
+      <w:r>
+        <w:rPr>
+          <w:rFonts w:ascii="Arial" w:hAnsi="Arial" w:cs="Arial"/>
+          <w:color w:val="8DD873" w:themeColor="accent6" w:themeTint="99"/>
+          <w:lang w:val="es-ES"/>
+        </w:rPr>
+        <w:t xml:space="preserve"> id duna entrada et </w:t>
+      </w:r>
+      <w:proofErr w:type="spellStart"/>
+      <w:r>
+        <w:rPr>
+          <w:rFonts w:ascii="Arial" w:hAnsi="Arial" w:cs="Arial"/>
+          <w:color w:val="8DD873" w:themeColor="accent6" w:themeTint="99"/>
+          <w:lang w:val="es-ES"/>
+        </w:rPr>
+        <w:t>retorni</w:t>
+      </w:r>
+      <w:proofErr w:type="spellEnd"/>
+      <w:r>
+        <w:rPr>
+          <w:rFonts w:ascii="Arial" w:hAnsi="Arial" w:cs="Arial"/>
+          <w:color w:val="8DD873" w:themeColor="accent6" w:themeTint="99"/>
+          <w:lang w:val="es-ES"/>
+        </w:rPr>
+        <w:t xml:space="preserve"> el </w:t>
+      </w:r>
+      <w:proofErr w:type="spellStart"/>
+      <w:r>
+        <w:rPr>
+          <w:rFonts w:ascii="Arial" w:hAnsi="Arial" w:cs="Arial"/>
+          <w:color w:val="8DD873" w:themeColor="accent6" w:themeTint="99"/>
+          <w:lang w:val="es-ES"/>
+        </w:rPr>
+        <w:t>nom</w:t>
+      </w:r>
+      <w:proofErr w:type="spellEnd"/>
+      <w:r>
+        <w:rPr>
+          <w:rFonts w:ascii="Arial" w:hAnsi="Arial" w:cs="Arial"/>
+          <w:color w:val="8DD873" w:themeColor="accent6" w:themeTint="99"/>
+          <w:lang w:val="es-ES"/>
+        </w:rPr>
+        <w:t xml:space="preserve"> + </w:t>
+      </w:r>
+      <w:proofErr w:type="spellStart"/>
+      <w:r>
+        <w:rPr>
+          <w:rFonts w:ascii="Arial" w:hAnsi="Arial" w:cs="Arial"/>
+          <w:color w:val="8DD873" w:themeColor="accent6" w:themeTint="99"/>
+          <w:lang w:val="es-ES"/>
+        </w:rPr>
+        <w:t>linia</w:t>
+      </w:r>
+      <w:proofErr w:type="spellEnd"/>
+      <w:r>
+        <w:rPr>
+          <w:rFonts w:ascii="Arial" w:hAnsi="Arial" w:cs="Arial"/>
+          <w:color w:val="8DD873" w:themeColor="accent6" w:themeTint="99"/>
+          <w:lang w:val="es-ES"/>
+        </w:rPr>
+        <w:t xml:space="preserve"> de la parada que te un </w:t>
+      </w:r>
+      <w:proofErr w:type="spellStart"/>
+      <w:r>
+        <w:rPr>
+          <w:rFonts w:ascii="Arial" w:hAnsi="Arial" w:cs="Arial"/>
+          <w:color w:val="8DD873" w:themeColor="accent6" w:themeTint="99"/>
+          <w:lang w:val="es-ES"/>
+        </w:rPr>
+        <w:t>pathway</w:t>
+      </w:r>
+      <w:proofErr w:type="spellEnd"/>
+      <w:r>
+        <w:rPr>
+          <w:rFonts w:ascii="Arial" w:hAnsi="Arial" w:cs="Arial"/>
+          <w:color w:val="8DD873" w:themeColor="accent6" w:themeTint="99"/>
+          <w:lang w:val="es-ES"/>
+        </w:rPr>
+        <w:t xml:space="preserve"> (</w:t>
+      </w:r>
+      <w:proofErr w:type="spellStart"/>
+      <w:r>
+        <w:rPr>
+          <w:rFonts w:ascii="Arial" w:hAnsi="Arial" w:cs="Arial"/>
+          <w:color w:val="8DD873" w:themeColor="accent6" w:themeTint="99"/>
+          <w:lang w:val="es-ES"/>
+        </w:rPr>
+        <w:t>independentment</w:t>
+      </w:r>
+      <w:proofErr w:type="spellEnd"/>
+      <w:r>
+        <w:rPr>
+          <w:rFonts w:ascii="Arial" w:hAnsi="Arial" w:cs="Arial"/>
+          <w:color w:val="8DD873" w:themeColor="accent6" w:themeTint="99"/>
+          <w:lang w:val="es-ES"/>
+        </w:rPr>
+        <w:t xml:space="preserve"> del </w:t>
+      </w:r>
+      <w:proofErr w:type="spellStart"/>
+      <w:r>
+        <w:rPr>
+          <w:rFonts w:ascii="Arial" w:hAnsi="Arial" w:cs="Arial"/>
+          <w:color w:val="8DD873" w:themeColor="accent6" w:themeTint="99"/>
+          <w:lang w:val="es-ES"/>
+        </w:rPr>
+        <w:t>sentit</w:t>
+      </w:r>
+      <w:proofErr w:type="spellEnd"/>
+      <w:r>
+        <w:rPr>
+          <w:rFonts w:ascii="Arial" w:hAnsi="Arial" w:cs="Arial"/>
+          <w:color w:val="8DD873" w:themeColor="accent6" w:themeTint="99"/>
+          <w:lang w:val="es-ES"/>
+        </w:rPr>
+        <w:t xml:space="preserve">) </w:t>
+      </w:r>
+      <w:proofErr w:type="spellStart"/>
+      <w:r>
+        <w:rPr>
+          <w:rFonts w:ascii="Arial" w:hAnsi="Arial" w:cs="Arial"/>
+          <w:color w:val="8DD873" w:themeColor="accent6" w:themeTint="99"/>
+          <w:lang w:val="es-ES"/>
+        </w:rPr>
+        <w:t>amb</w:t>
+      </w:r>
+      <w:proofErr w:type="spellEnd"/>
+      <w:r>
+        <w:rPr>
+          <w:rFonts w:ascii="Arial" w:hAnsi="Arial" w:cs="Arial"/>
+          <w:color w:val="8DD873" w:themeColor="accent6" w:themeTint="99"/>
+          <w:lang w:val="es-ES"/>
+        </w:rPr>
+        <w:t xml:space="preserve"> ella</w:t>
       </w:r>
     </w:p>
     <w:p>
@@ -2196,6 +2988,107 @@
           <w:rFonts w:ascii="Arial" w:hAnsi="Arial" w:cs="Arial"/>
         </w:rPr>
         <w:t>Analyse where this proportion is very low (where we have to place heuristic service) and very high (equivalence classes)</w:t>
+      </w:r>
+    </w:p>
+    <w:p>
+      <w:pPr>
+        <w:pStyle w:val="ListParagraph"/>
+        <w:numPr>
+          <w:ilvl w:val="0"/>
+          <w:numId w:val="1"/>
+        </w:numPr>
+        <w:rPr>
+          <w:rFonts w:ascii="Arial" w:hAnsi="Arial" w:cs="Arial"/>
+        </w:rPr>
+      </w:pPr>
+      <w:r>
+        <w:rPr>
+          <w:rFonts w:ascii="Arial" w:hAnsi="Arial" w:cs="Arial"/>
+        </w:rPr>
+        <w:t xml:space="preserve">BEFORE AURELI’S MAIL: </w:t>
+      </w:r>
+      <w:r>
+        <w:rPr>
+          <w:rFonts w:ascii="Arial" w:hAnsi="Arial" w:cs="Arial"/>
+        </w:rPr>
+        <w:t>.docu/Plantejament del treball.docx</w:t>
+      </w:r>
+    </w:p>
+    <w:p>
+      <w:pPr>
+        <w:pStyle w:val="ListParagraph"/>
+        <w:numPr>
+          <w:ilvl w:val="1"/>
+          <w:numId w:val="1"/>
+        </w:numPr>
+        <w:rPr>
+          <w:rFonts w:ascii="Arial" w:hAnsi="Arial" w:cs="Arial"/>
+        </w:rPr>
+      </w:pPr>
+      <w:r>
+        <w:rPr>
+          <w:rFonts w:ascii="Arial" w:hAnsi="Arial" w:cs="Arial"/>
+        </w:rPr>
+        <w:t>Millorar escritura en objectiu i tal</w:t>
+      </w:r>
+    </w:p>
+    <w:p>
+      <w:pPr>
+        <w:rPr>
+          <w:rFonts w:ascii="Arial" w:hAnsi="Arial" w:cs="Arial"/>
+        </w:rPr>
+      </w:pPr>
+    </w:p>
+    <w:p>
+      <w:pPr>
+        <w:rPr>
+          <w:rFonts w:ascii="Arial" w:hAnsi="Arial" w:cs="Arial"/>
+        </w:rPr>
+      </w:pPr>
+    </w:p>
+    <w:p>
+      <w:pPr>
+        <w:rPr>
+          <w:rFonts w:ascii="Arial" w:hAnsi="Arial" w:cs="Arial"/>
+        </w:rPr>
+      </w:pPr>
+      <w:r>
+        <w:rPr>
+          <w:rFonts w:ascii="Arial" w:hAnsi="Arial" w:cs="Arial"/>
+        </w:rPr>
+        <w:t>…</w:t>
+      </w:r>
+    </w:p>
+    <w:p>
+      <w:pPr>
+        <w:rPr>
+          <w:rFonts w:ascii="Arial" w:hAnsi="Arial" w:cs="Arial"/>
+        </w:rPr>
+      </w:pPr>
+      <w:r>
+        <w:rPr>
+          <w:rFonts w:ascii="Arial" w:hAnsi="Arial" w:cs="Arial"/>
+        </w:rPr>
+        <w:t>Només si hi ha temps</w:t>
+      </w:r>
+    </w:p>
+    <w:p>
+      <w:pPr>
+        <w:pStyle w:val="ListParagraph"/>
+        <w:numPr>
+          <w:ilvl w:val="0"/>
+          <w:numId w:val="1"/>
+        </w:numPr>
+        <w:rPr>
+          <w:rFonts w:ascii="Arial" w:hAnsi="Arial" w:cs="Arial"/>
+        </w:rPr>
+      </w:pPr>
+      <w:r>
+        <w:rPr>
+          <w:rFonts w:ascii="Arial" w:hAnsi="Arial" w:cs="Arial"/>
+        </w:rPr>
+        <w:lastRenderedPageBreak/>
+        <w:t>Explicar en quines característiques en concret de les dades i el graf ens hem basat per explicar bé quins serien els pocs canvis que s’haurien de fer per aplicar el codi a un altre graf que complís amb aquestes caracterísitiques per demostrar que el codi és molt escalable</w:t>
       </w:r>
     </w:p>
     <w:p>
@@ -2469,6 +3362,60 @@
 <file path=word/numbering.xml><?xml version="1.0" encoding="utf-8"?>
 <w:numbering xmlns:wpc="http://schemas.microsoft.com/office/word/2010/wordprocessingCanvas" xmlns:cx="http://schemas.microsoft.com/office/drawing/2014/chartex" xmlns:cx1="http://schemas.microsoft.com/office/drawing/2015/9/8/chartex" xmlns:cx2="http://schemas.microsoft.com/office/drawing/2015/10/21/chartex" xmlns:cx3="http://schemas.microsoft.com/office/drawing/2016/5/9/chartex" xmlns:cx4="http://schemas.microsoft.com/office/drawing/2016/5/10/chartex" xmlns:cx5="http://schemas.microsoft.com/office/drawing/2016/5/11/chartex" xmlns:cx6="http://schemas.microsoft.com/office/drawing/2016/5/12/chartex" xmlns:cx7="http://schemas.microsoft.com/office/drawing/2016/5/13/chartex" xmlns:cx8="http://schemas.microsoft.com/office/drawing/2016/5/14/chartex" xmlns:mc="http://schemas.openxmlformats.org/markup-compatibility/2006" xmlns:m="http://schemas.openxmlformats.org/officeDocument/2006/math" xmlns:aink="http://schemas.microsoft.com/office/drawing/2016/ink" xmlns:am3d="http://schemas.microsoft.com/office/drawing/2017/model3d" xmlns:oel="http://schemas.microsoft.com/office/2019/extlst" xmlns:r="http://schemas.openxmlformats.org/officeDocument/2006/relationships" xmlns:wp14="http://schemas.microsoft.com/office/word/2010/wordprocessingDrawing" xmlns:wp="http://schemas.openxmlformats.org/drawingml/2006/wordprocessingDrawing" xmlns:wpg="http://schemas.microsoft.com/office/word/2010/wordprocessingGroup" xmlns:wpi="http://schemas.microsoft.com/office/word/2010/wordprocessingInk" xmlns:wps="http://schemas.microsoft.com/office/word/2010/wordprocessingShape" xmlns:o="urn:schemas-microsoft-com:office:office" xmlns:v="urn:schemas-microsoft-com:vml" xmlns:w10="urn:schemas-microsoft-com:office:word" xmlns:w="http://schemas.openxmlformats.org/wordprocessingml/2006/main" xmlns:w14="http://schemas.microsoft.com/office/word/2010/wordml" xmlns:w15="http://schemas.microsoft.com/office/word/2012/wordml" xmlns:w16cex="http://schemas.microsoft.com/office/word/2018/wordml/cex" xmlns:w16cid="http://schemas.microsoft.com/office/word/2016/wordml/cid" xmlns:w16="http://schemas.microsoft.com/office/word/2018/wordml" xmlns:w16sdtdh="http://schemas.microsoft.com/office/word/2020/wordml/sdtdatahash" xmlns:w16sdtfl="http://schemas.microsoft.com/office/word/2024/wordml/sdtformatlock" xmlns:w16se="http://schemas.microsoft.com/office/word/2015/wordml/symex" xmlns:w16du="http://schemas.microsoft.com/office/word/2023/wordml/word16du" xmlns:wne="http://schemas.microsoft.com/office/word/2006/wordml" mc:Ignorable="w14 w15 w16se w16cid w16 w16cex w16sdtdh w16sdtfl w16du wp14">
   <w:abstractNum w:abstractNumId="0" w15:restartNumberingAfterBreak="0">
+    <w:nsid w:val="00000001"/>
+    <w:multiLevelType w:val="hybridMultilevel"/>
+    <w:tmpl w:val="FFFFFFFF"/>
+    <w:lvl w:ilvl="0" w:tplc="00000001">
+      <w:start w:val="1"/>
+      <w:numFmt w:val="bullet"/>
+      <w:lvlText w:val="•"/>
+      <w:lvlJc w:val="left"/>
+      <w:pPr>
+        <w:ind w:left="720" w:hanging="360"/>
+      </w:pPr>
+    </w:lvl>
+    <w:lvl w:ilvl="1" w:tplc="FFFFFFFF">
+      <w:numFmt w:val="decimal"/>
+      <w:lvlText w:val=""/>
+      <w:lvlJc w:val="left"/>
+    </w:lvl>
+    <w:lvl w:ilvl="2" w:tplc="FFFFFFFF">
+      <w:numFmt w:val="decimal"/>
+      <w:lvlText w:val=""/>
+      <w:lvlJc w:val="left"/>
+    </w:lvl>
+    <w:lvl w:ilvl="3" w:tplc="FFFFFFFF">
+      <w:numFmt w:val="decimal"/>
+      <w:lvlText w:val=""/>
+      <w:lvlJc w:val="left"/>
+    </w:lvl>
+    <w:lvl w:ilvl="4" w:tplc="FFFFFFFF">
+      <w:numFmt w:val="decimal"/>
+      <w:lvlText w:val=""/>
+      <w:lvlJc w:val="left"/>
+    </w:lvl>
+    <w:lvl w:ilvl="5" w:tplc="FFFFFFFF">
+      <w:numFmt w:val="decimal"/>
+      <w:lvlText w:val=""/>
+      <w:lvlJc w:val="left"/>
+    </w:lvl>
+    <w:lvl w:ilvl="6" w:tplc="FFFFFFFF">
+      <w:numFmt w:val="decimal"/>
+      <w:lvlText w:val=""/>
+      <w:lvlJc w:val="left"/>
+    </w:lvl>
+    <w:lvl w:ilvl="7" w:tplc="FFFFFFFF">
+      <w:numFmt w:val="decimal"/>
+      <w:lvlText w:val=""/>
+      <w:lvlJc w:val="left"/>
+    </w:lvl>
+    <w:lvl w:ilvl="8" w:tplc="FFFFFFFF">
+      <w:numFmt w:val="decimal"/>
+      <w:lvlText w:val=""/>
+      <w:lvlJc w:val="left"/>
+    </w:lvl>
+  </w:abstractNum>
+  <w:abstractNum w:abstractNumId="1" w15:restartNumberingAfterBreak="0">
     <w:nsid w:val="46625036"/>
     <w:multiLevelType w:val="hybridMultilevel"/>
     <w:tmpl w:val="27BCC5D4"/>
@@ -2581,6 +3528,9 @@
     </w:lvl>
   </w:abstractNum>
   <w:num w:numId="1" w16cid:durableId="1923681552">
+    <w:abstractNumId w:val="1"/>
+  </w:num>
+  <w:num w:numId="2" w16cid:durableId="1053966999">
     <w:abstractNumId w:val="0"/>
   </w:num>
 </w:numbering>
@@ -3189,7 +4139,6 @@
   <w:style w:type="character" w:default="1" w:styleId="DefaultParagraphFont">
     <w:name w:val="Default Paragraph Font"/>
     <w:uiPriority w:val="1"/>
-    <w:semiHidden/>
     <w:unhideWhenUsed/>
   </w:style>
   <w:style w:type="table" w:default="1" w:styleId="TableNormal">

--- a/.work/06.27.docx
+++ b/.work/06.27.docx
@@ -2969,7 +2969,19 @@
         <w:rPr>
           <w:rFonts w:ascii="Arial" w:hAnsi="Arial" w:cs="Arial"/>
         </w:rPr>
-        <w:t>Maybe called dijkstra_report.txt</w:t>
+        <w:t xml:space="preserve">Maybe </w:t>
+      </w:r>
+      <w:r>
+        <w:rPr>
+          <w:rFonts w:ascii="Arial" w:hAnsi="Arial" w:cs="Arial"/>
+        </w:rPr>
+        <w:t xml:space="preserve">output </w:t>
+      </w:r>
+      <w:r>
+        <w:rPr>
+          <w:rFonts w:ascii="Arial" w:hAnsi="Arial" w:cs="Arial"/>
+        </w:rPr>
+        <w:t>called dijkstra_report.txt</w:t>
       </w:r>
     </w:p>
     <w:p>
@@ -2981,12 +2993,565 @@
         </w:numPr>
         <w:rPr>
           <w:rFonts w:ascii="Arial" w:hAnsi="Arial" w:cs="Arial"/>
-        </w:rPr>
-      </w:pPr>
-      <w:r>
-        <w:rPr>
-          <w:rFonts w:ascii="Arial" w:hAnsi="Arial" w:cs="Arial"/>
-        </w:rPr>
+          <w:lang w:val="en-GB"/>
+        </w:rPr>
+      </w:pPr>
+      <w:proofErr w:type="spellStart"/>
+      <w:r>
+        <w:rPr>
+          <w:rFonts w:ascii="Arial" w:hAnsi="Arial" w:cs="Arial"/>
+          <w:lang w:val="en-GB"/>
+        </w:rPr>
+        <w:t>Afegir</w:t>
+      </w:r>
+      <w:proofErr w:type="spellEnd"/>
+      <w:r>
+        <w:rPr>
+          <w:rFonts w:ascii="Arial" w:hAnsi="Arial" w:cs="Arial"/>
+          <w:lang w:val="en-GB"/>
+        </w:rPr>
+        <w:t xml:space="preserve"> nom target </w:t>
+      </w:r>
+      <w:proofErr w:type="spellStart"/>
+      <w:r>
+        <w:rPr>
+          <w:rFonts w:ascii="Arial" w:hAnsi="Arial" w:cs="Arial"/>
+          <w:lang w:val="en-GB"/>
+        </w:rPr>
+        <w:t>i</w:t>
+      </w:r>
+      <w:proofErr w:type="spellEnd"/>
+      <w:r>
+        <w:rPr>
+          <w:rFonts w:ascii="Arial" w:hAnsi="Arial" w:cs="Arial"/>
+          <w:lang w:val="en-GB"/>
+        </w:rPr>
+        <w:t xml:space="preserve"> source</w:t>
+      </w:r>
+    </w:p>
+    <w:p>
+      <w:pPr>
+        <w:pStyle w:val="ListParagraph"/>
+        <w:numPr>
+          <w:ilvl w:val="1"/>
+          <w:numId w:val="1"/>
+        </w:numPr>
+        <w:rPr>
+          <w:rFonts w:ascii="Arial" w:hAnsi="Arial" w:cs="Arial"/>
+          <w:lang w:val="es-ES"/>
+        </w:rPr>
+      </w:pPr>
+      <w:r>
+        <w:rPr>
+          <w:rFonts w:ascii="Arial" w:hAnsi="Arial" w:cs="Arial"/>
+          <w:lang w:val="es-ES"/>
+        </w:rPr>
+        <w:t xml:space="preserve">Si </w:t>
+      </w:r>
+      <w:proofErr w:type="spellStart"/>
+      <w:r>
+        <w:rPr>
+          <w:rFonts w:ascii="Arial" w:hAnsi="Arial" w:cs="Arial"/>
+          <w:lang w:val="es-ES"/>
+        </w:rPr>
+        <w:t>path</w:t>
+      </w:r>
+      <w:proofErr w:type="spellEnd"/>
+      <w:r>
+        <w:rPr>
+          <w:rFonts w:ascii="Arial" w:hAnsi="Arial" w:cs="Arial"/>
+          <w:lang w:val="es-ES"/>
+        </w:rPr>
+        <w:t xml:space="preserve"> es </w:t>
+      </w:r>
+      <w:proofErr w:type="spellStart"/>
+      <w:r>
+        <w:rPr>
+          <w:rFonts w:ascii="Arial" w:hAnsi="Arial" w:cs="Arial"/>
+          <w:lang w:val="es-ES"/>
+        </w:rPr>
+        <w:t>none</w:t>
+      </w:r>
+      <w:proofErr w:type="spellEnd"/>
+      <w:r>
+        <w:rPr>
+          <w:rFonts w:ascii="Arial" w:hAnsi="Arial" w:cs="Arial"/>
+          <w:lang w:val="es-ES"/>
+        </w:rPr>
+        <w:t xml:space="preserve"> </w:t>
+      </w:r>
+      <w:proofErr w:type="spellStart"/>
+      <w:r>
+        <w:rPr>
+          <w:rFonts w:ascii="Arial" w:hAnsi="Arial" w:cs="Arial"/>
+          <w:lang w:val="es-ES"/>
+        </w:rPr>
+        <w:t>printejar</w:t>
+      </w:r>
+      <w:proofErr w:type="spellEnd"/>
+      <w:r>
+        <w:rPr>
+          <w:rFonts w:ascii="Arial" w:hAnsi="Arial" w:cs="Arial"/>
+          <w:lang w:val="es-ES"/>
+        </w:rPr>
+        <w:t xml:space="preserve"> </w:t>
+      </w:r>
+      <w:proofErr w:type="spellStart"/>
+      <w:r>
+        <w:rPr>
+          <w:rFonts w:ascii="Arial" w:hAnsi="Arial" w:cs="Arial"/>
+          <w:lang w:val="es-ES"/>
+        </w:rPr>
+        <w:t>none</w:t>
+      </w:r>
+      <w:proofErr w:type="spellEnd"/>
+      <w:r>
+        <w:rPr>
+          <w:rFonts w:ascii="Arial" w:hAnsi="Arial" w:cs="Arial"/>
+          <w:lang w:val="es-ES"/>
+        </w:rPr>
+        <w:t xml:space="preserve"> al </w:t>
+      </w:r>
+      <w:proofErr w:type="spellStart"/>
+      <w:r>
+        <w:rPr>
+          <w:rFonts w:ascii="Arial" w:hAnsi="Arial" w:cs="Arial"/>
+          <w:lang w:val="es-ES"/>
+        </w:rPr>
+        <w:t>path</w:t>
+      </w:r>
+      <w:proofErr w:type="spellEnd"/>
+    </w:p>
+    <w:p>
+      <w:pPr>
+        <w:pStyle w:val="ListParagraph"/>
+        <w:numPr>
+          <w:ilvl w:val="1"/>
+          <w:numId w:val="1"/>
+        </w:numPr>
+        <w:rPr>
+          <w:rFonts w:ascii="Arial" w:hAnsi="Arial" w:cs="Arial"/>
+          <w:lang w:val="es-ES"/>
+        </w:rPr>
+      </w:pPr>
+      <w:r>
+        <w:rPr>
+          <w:rFonts w:ascii="Arial" w:hAnsi="Arial" w:cs="Arial"/>
+          <w:lang w:val="es-ES"/>
+        </w:rPr>
+        <w:t xml:space="preserve">A la </w:t>
+      </w:r>
+      <w:proofErr w:type="spellStart"/>
+      <w:r>
+        <w:rPr>
+          <w:rFonts w:ascii="Arial" w:hAnsi="Arial" w:cs="Arial"/>
+          <w:lang w:val="es-ES"/>
+        </w:rPr>
+        <w:t>proportion</w:t>
+      </w:r>
+      <w:proofErr w:type="spellEnd"/>
+      <w:r>
+        <w:rPr>
+          <w:rFonts w:ascii="Arial" w:hAnsi="Arial" w:cs="Arial"/>
+          <w:lang w:val="es-ES"/>
+        </w:rPr>
+        <w:t xml:space="preserve"> posar NA o algo </w:t>
+      </w:r>
+      <w:proofErr w:type="spellStart"/>
+      <w:r>
+        <w:rPr>
+          <w:rFonts w:ascii="Arial" w:hAnsi="Arial" w:cs="Arial"/>
+          <w:lang w:val="es-ES"/>
+        </w:rPr>
+        <w:t>aixi</w:t>
+      </w:r>
+      <w:proofErr w:type="spellEnd"/>
+    </w:p>
+    <w:p>
+      <w:pPr>
+        <w:pStyle w:val="ListParagraph"/>
+        <w:numPr>
+          <w:ilvl w:val="1"/>
+          <w:numId w:val="1"/>
+        </w:numPr>
+        <w:rPr>
+          <w:rFonts w:ascii="Arial" w:hAnsi="Arial" w:cs="Arial"/>
+          <w:lang w:val="es-ES"/>
+        </w:rPr>
+      </w:pPr>
+      <w:r>
+        <w:rPr>
+          <w:rFonts w:ascii="Arial" w:hAnsi="Arial" w:cs="Arial"/>
+          <w:lang w:val="es-ES"/>
+        </w:rPr>
+        <w:t xml:space="preserve">Ordenar les files per </w:t>
+      </w:r>
+      <w:proofErr w:type="spellStart"/>
+      <w:r>
+        <w:rPr>
+          <w:rFonts w:ascii="Arial" w:hAnsi="Arial" w:cs="Arial"/>
+          <w:lang w:val="es-ES"/>
+        </w:rPr>
+        <w:t>proportion</w:t>
+      </w:r>
+      <w:proofErr w:type="spellEnd"/>
+      <w:r>
+        <w:rPr>
+          <w:rFonts w:ascii="Arial" w:hAnsi="Arial" w:cs="Arial"/>
+          <w:lang w:val="es-ES"/>
+        </w:rPr>
+        <w:t xml:space="preserve"> de </w:t>
+      </w:r>
+      <w:proofErr w:type="spellStart"/>
+      <w:r>
+        <w:rPr>
+          <w:rFonts w:ascii="Arial" w:hAnsi="Arial" w:cs="Arial"/>
+          <w:lang w:val="es-ES"/>
+        </w:rPr>
+        <w:t>desc</w:t>
+      </w:r>
+      <w:proofErr w:type="spellEnd"/>
+      <w:r>
+        <w:rPr>
+          <w:rFonts w:ascii="Arial" w:hAnsi="Arial" w:cs="Arial"/>
+          <w:lang w:val="es-ES"/>
+        </w:rPr>
+        <w:t xml:space="preserve"> a </w:t>
+      </w:r>
+      <w:proofErr w:type="spellStart"/>
+      <w:r>
+        <w:rPr>
+          <w:rFonts w:ascii="Arial" w:hAnsi="Arial" w:cs="Arial"/>
+          <w:lang w:val="es-ES"/>
+        </w:rPr>
+        <w:t>asc</w:t>
+      </w:r>
+      <w:proofErr w:type="spellEnd"/>
+      <w:r>
+        <w:rPr>
+          <w:rFonts w:ascii="Arial" w:hAnsi="Arial" w:cs="Arial"/>
+          <w:lang w:val="es-ES"/>
+        </w:rPr>
+        <w:t xml:space="preserve"> </w:t>
+      </w:r>
+      <w:proofErr w:type="spellStart"/>
+      <w:r>
+        <w:rPr>
+          <w:rFonts w:ascii="Arial" w:hAnsi="Arial" w:cs="Arial"/>
+          <w:lang w:val="es-ES"/>
+        </w:rPr>
+        <w:t>deixant</w:t>
+      </w:r>
+      <w:proofErr w:type="spellEnd"/>
+      <w:r>
+        <w:rPr>
+          <w:rFonts w:ascii="Arial" w:hAnsi="Arial" w:cs="Arial"/>
+          <w:lang w:val="es-ES"/>
+        </w:rPr>
+        <w:t xml:space="preserve"> </w:t>
+      </w:r>
+      <w:proofErr w:type="spellStart"/>
+      <w:r>
+        <w:rPr>
+          <w:rFonts w:ascii="Arial" w:hAnsi="Arial" w:cs="Arial"/>
+          <w:lang w:val="es-ES"/>
+        </w:rPr>
+        <w:t>na</w:t>
+      </w:r>
+      <w:proofErr w:type="spellEnd"/>
+      <w:r>
+        <w:rPr>
+          <w:rFonts w:ascii="Arial" w:hAnsi="Arial" w:cs="Arial"/>
+          <w:lang w:val="es-ES"/>
+        </w:rPr>
+        <w:t xml:space="preserve"> al final</w:t>
+      </w:r>
+    </w:p>
+    <w:p>
+      <w:pPr>
+        <w:pStyle w:val="ListParagraph"/>
+        <w:numPr>
+          <w:ilvl w:val="1"/>
+          <w:numId w:val="1"/>
+        </w:numPr>
+        <w:rPr>
+          <w:rFonts w:ascii="Arial" w:hAnsi="Arial" w:cs="Arial"/>
+          <w:lang w:val="es-ES"/>
+        </w:rPr>
+      </w:pPr>
+      <w:r>
+        <w:rPr>
+          <w:rFonts w:ascii="Arial" w:hAnsi="Arial" w:cs="Arial"/>
+          <w:lang w:val="es-ES"/>
+        </w:rPr>
+        <w:t xml:space="preserve">Restringir el </w:t>
+      </w:r>
+      <w:proofErr w:type="spellStart"/>
+      <w:r>
+        <w:rPr>
+          <w:rFonts w:ascii="Arial" w:hAnsi="Arial" w:cs="Arial"/>
+          <w:lang w:val="es-ES"/>
+        </w:rPr>
+        <w:t>conjunt</w:t>
+      </w:r>
+      <w:proofErr w:type="spellEnd"/>
+      <w:r>
+        <w:rPr>
+          <w:rFonts w:ascii="Arial" w:hAnsi="Arial" w:cs="Arial"/>
+          <w:lang w:val="es-ES"/>
+        </w:rPr>
+        <w:t xml:space="preserve"> de </w:t>
+      </w:r>
+      <w:proofErr w:type="spellStart"/>
+      <w:r>
+        <w:rPr>
+          <w:rFonts w:ascii="Arial" w:hAnsi="Arial" w:cs="Arial"/>
+          <w:lang w:val="es-ES"/>
+        </w:rPr>
+        <w:t>vertexs</w:t>
+      </w:r>
+      <w:proofErr w:type="spellEnd"/>
+      <w:r>
+        <w:rPr>
+          <w:rFonts w:ascii="Arial" w:hAnsi="Arial" w:cs="Arial"/>
+          <w:lang w:val="es-ES"/>
+        </w:rPr>
+        <w:t xml:space="preserve"> a les entrades (de </w:t>
+      </w:r>
+      <w:proofErr w:type="spellStart"/>
+      <w:r>
+        <w:rPr>
+          <w:rFonts w:ascii="Arial" w:hAnsi="Arial" w:cs="Arial"/>
+          <w:lang w:val="es-ES"/>
+        </w:rPr>
+        <w:t>weights</w:t>
+      </w:r>
+      <w:proofErr w:type="spellEnd"/>
+      <w:r>
+        <w:rPr>
+          <w:rFonts w:ascii="Arial" w:hAnsi="Arial" w:cs="Arial"/>
+          <w:lang w:val="es-ES"/>
+        </w:rPr>
+        <w:t xml:space="preserve"> </w:t>
+      </w:r>
+      <w:proofErr w:type="spellStart"/>
+      <w:r>
+        <w:rPr>
+          <w:rFonts w:ascii="Arial" w:hAnsi="Arial" w:cs="Arial"/>
+          <w:lang w:val="es-ES"/>
+        </w:rPr>
+        <w:t>suposo</w:t>
+      </w:r>
+      <w:proofErr w:type="spellEnd"/>
+      <w:r>
+        <w:rPr>
+          <w:rFonts w:ascii="Arial" w:hAnsi="Arial" w:cs="Arial"/>
+          <w:lang w:val="es-ES"/>
+        </w:rPr>
+        <w:t>)</w:t>
+      </w:r>
+    </w:p>
+    <w:p>
+      <w:pPr>
+        <w:pStyle w:val="ListParagraph"/>
+        <w:numPr>
+          <w:ilvl w:val="1"/>
+          <w:numId w:val="1"/>
+        </w:numPr>
+        <w:rPr>
+          <w:rFonts w:ascii="Arial" w:hAnsi="Arial" w:cs="Arial"/>
+          <w:lang w:val="es-ES"/>
+        </w:rPr>
+      </w:pPr>
+      <w:proofErr w:type="spellStart"/>
+      <w:r>
+        <w:rPr>
+          <w:rFonts w:ascii="Arial" w:hAnsi="Arial" w:cs="Arial"/>
+          <w:lang w:val="es-ES"/>
+        </w:rPr>
+        <w:t>Fer</w:t>
+      </w:r>
+      <w:proofErr w:type="spellEnd"/>
+      <w:r>
+        <w:rPr>
+          <w:rFonts w:ascii="Arial" w:hAnsi="Arial" w:cs="Arial"/>
+          <w:lang w:val="es-ES"/>
+        </w:rPr>
+        <w:t xml:space="preserve"> totes les </w:t>
+      </w:r>
+      <w:proofErr w:type="spellStart"/>
+      <w:r>
+        <w:rPr>
+          <w:rFonts w:ascii="Arial" w:hAnsi="Arial" w:cs="Arial"/>
+          <w:lang w:val="es-ES"/>
+        </w:rPr>
+        <w:t>combinacions</w:t>
+      </w:r>
+      <w:proofErr w:type="spellEnd"/>
+      <w:r>
+        <w:rPr>
+          <w:rFonts w:ascii="Arial" w:hAnsi="Arial" w:cs="Arial"/>
+          <w:lang w:val="es-ES"/>
+        </w:rPr>
+        <w:t xml:space="preserve"> u v de entrada a entrada</w:t>
+      </w:r>
+    </w:p>
+    <w:p>
+      <w:pPr>
+        <w:pStyle w:val="ListParagraph"/>
+        <w:numPr>
+          <w:ilvl w:val="1"/>
+          <w:numId w:val="1"/>
+        </w:numPr>
+        <w:rPr>
+          <w:rFonts w:ascii="Arial" w:hAnsi="Arial" w:cs="Arial"/>
+          <w:lang w:val="en-GB"/>
+        </w:rPr>
+      </w:pPr>
+      <w:proofErr w:type="spellStart"/>
+      <w:r>
+        <w:rPr>
+          <w:rFonts w:ascii="Arial" w:hAnsi="Arial" w:cs="Arial"/>
+          <w:lang w:val="en-GB"/>
+        </w:rPr>
+        <w:t>Executar</w:t>
+      </w:r>
+      <w:proofErr w:type="spellEnd"/>
+      <w:r>
+        <w:rPr>
+          <w:rFonts w:ascii="Arial" w:hAnsi="Arial" w:cs="Arial"/>
+          <w:lang w:val="en-GB"/>
+        </w:rPr>
+        <w:t xml:space="preserve"> cut </w:t>
+      </w:r>
+      <w:proofErr w:type="spellStart"/>
+      <w:r>
+        <w:rPr>
+          <w:rFonts w:ascii="Arial" w:hAnsi="Arial" w:cs="Arial"/>
+          <w:lang w:val="en-GB"/>
+        </w:rPr>
+        <w:t>dijkstra</w:t>
+      </w:r>
+      <w:proofErr w:type="spellEnd"/>
+      <w:r>
+        <w:rPr>
+          <w:rFonts w:ascii="Arial" w:hAnsi="Arial" w:cs="Arial"/>
+          <w:lang w:val="en-GB"/>
+        </w:rPr>
+        <w:t xml:space="preserve"> </w:t>
+      </w:r>
+      <w:proofErr w:type="spellStart"/>
+      <w:r>
+        <w:rPr>
+          <w:rFonts w:ascii="Arial" w:hAnsi="Arial" w:cs="Arial"/>
+          <w:lang w:val="en-GB"/>
+        </w:rPr>
+        <w:t>amb</w:t>
+      </w:r>
+      <w:proofErr w:type="spellEnd"/>
+      <w:r>
+        <w:rPr>
+          <w:rFonts w:ascii="Arial" w:hAnsi="Arial" w:cs="Arial"/>
+          <w:lang w:val="en-GB"/>
+        </w:rPr>
+        <w:t xml:space="preserve"> tot </w:t>
+      </w:r>
+      <w:proofErr w:type="spellStart"/>
+      <w:r>
+        <w:rPr>
+          <w:rFonts w:ascii="Arial" w:hAnsi="Arial" w:cs="Arial"/>
+          <w:lang w:val="en-GB"/>
+        </w:rPr>
+        <w:t>aixo</w:t>
+      </w:r>
+      <w:proofErr w:type="spellEnd"/>
+      <w:r>
+        <w:rPr>
+          <w:rFonts w:ascii="Arial" w:hAnsi="Arial" w:cs="Arial"/>
+          <w:lang w:val="en-GB"/>
+        </w:rPr>
+        <w:t xml:space="preserve"> (verbose none </w:t>
+      </w:r>
+      <w:proofErr w:type="spellStart"/>
+      <w:r>
+        <w:rPr>
+          <w:rFonts w:ascii="Arial" w:hAnsi="Arial" w:cs="Arial"/>
+          <w:lang w:val="en-GB"/>
+        </w:rPr>
+        <w:t>clarament</w:t>
+      </w:r>
+      <w:proofErr w:type="spellEnd"/>
+      <w:r>
+        <w:rPr>
+          <w:rFonts w:ascii="Arial" w:hAnsi="Arial" w:cs="Arial"/>
+          <w:lang w:val="en-GB"/>
+        </w:rPr>
+        <w:t>)</w:t>
+      </w:r>
+    </w:p>
+    <w:p>
+      <w:pPr>
+        <w:pStyle w:val="ListParagraph"/>
+        <w:numPr>
+          <w:ilvl w:val="1"/>
+          <w:numId w:val="1"/>
+        </w:numPr>
+        <w:rPr>
+          <w:rFonts w:ascii="Arial" w:hAnsi="Arial" w:cs="Arial"/>
+          <w:lang w:val="en-GB"/>
+        </w:rPr>
+      </w:pPr>
+      <w:proofErr w:type="spellStart"/>
+      <w:r>
+        <w:rPr>
+          <w:rFonts w:ascii="Arial" w:hAnsi="Arial" w:cs="Arial"/>
+          <w:lang w:val="en-GB"/>
+        </w:rPr>
+        <w:t>Canviar</w:t>
+      </w:r>
+      <w:proofErr w:type="spellEnd"/>
+      <w:r>
+        <w:rPr>
+          <w:rFonts w:ascii="Arial" w:hAnsi="Arial" w:cs="Arial"/>
+          <w:lang w:val="en-GB"/>
+        </w:rPr>
+        <w:t xml:space="preserve"> nom?</w:t>
+      </w:r>
+    </w:p>
+    <w:p>
+      <w:pPr>
+        <w:pStyle w:val="ListParagraph"/>
+        <w:numPr>
+          <w:ilvl w:val="1"/>
+          <w:numId w:val="1"/>
+        </w:numPr>
+        <w:rPr>
+          <w:rFonts w:ascii="Arial" w:hAnsi="Arial" w:cs="Arial"/>
+        </w:rPr>
+      </w:pPr>
+      <w:r>
+        <w:rPr>
+          <w:rFonts w:ascii="Arial" w:hAnsi="Arial" w:cs="Arial"/>
+        </w:rPr>
+        <w:t>Analysis</w:t>
+      </w:r>
+    </w:p>
+    <w:p>
+      <w:pPr>
+        <w:pStyle w:val="ListParagraph"/>
+        <w:numPr>
+          <w:ilvl w:val="2"/>
+          <w:numId w:val="1"/>
+        </w:numPr>
+        <w:rPr>
+          <w:rFonts w:ascii="Arial" w:hAnsi="Arial" w:cs="Arial"/>
+        </w:rPr>
+      </w:pPr>
+      <w:r>
+        <w:rPr>
+          <w:rFonts w:ascii="Arial" w:hAnsi="Arial" w:cs="Arial"/>
+        </w:rPr>
+        <w:lastRenderedPageBreak/>
         <w:t>Analyse where this proportion is very low (where we have to place heuristic service) and very high (equivalence classes)</w:t>
       </w:r>
     </w:p>
@@ -2994,6 +3559,205 @@
       <w:pPr>
         <w:pStyle w:val="ListParagraph"/>
         <w:numPr>
+          <w:ilvl w:val="2"/>
+          <w:numId w:val="1"/>
+        </w:numPr>
+        <w:rPr>
+          <w:rFonts w:ascii="Arial" w:hAnsi="Arial" w:cs="Arial"/>
+          <w:lang w:val="en-GB"/>
+        </w:rPr>
+      </w:pPr>
+      <w:r>
+        <w:rPr>
+          <w:rFonts w:ascii="Arial" w:hAnsi="Arial" w:cs="Arial"/>
+          <w:lang w:val="en-GB"/>
+        </w:rPr>
+        <w:t xml:space="preserve">Analysis </w:t>
+      </w:r>
+      <w:proofErr w:type="spellStart"/>
+      <w:r>
+        <w:rPr>
+          <w:rFonts w:ascii="Arial" w:hAnsi="Arial" w:cs="Arial"/>
+          <w:lang w:val="en-GB"/>
+        </w:rPr>
+        <w:t>hiphotesis</w:t>
+      </w:r>
+      <w:proofErr w:type="spellEnd"/>
+    </w:p>
+    <w:p>
+      <w:pPr>
+        <w:pStyle w:val="ListParagraph"/>
+        <w:numPr>
+          <w:ilvl w:val="3"/>
+          <w:numId w:val="1"/>
+        </w:numPr>
+        <w:rPr>
+          <w:rFonts w:ascii="Arial" w:hAnsi="Arial" w:cs="Arial"/>
+          <w:lang w:val="es-ES"/>
+        </w:rPr>
+      </w:pPr>
+      <w:proofErr w:type="spellStart"/>
+      <w:r>
+        <w:rPr>
+          <w:rFonts w:ascii="Arial" w:hAnsi="Arial" w:cs="Arial"/>
+          <w:lang w:val="es-ES"/>
+        </w:rPr>
+        <w:t>Na</w:t>
+      </w:r>
+      <w:proofErr w:type="spellEnd"/>
+      <w:r>
+        <w:rPr>
+          <w:rFonts w:ascii="Arial" w:hAnsi="Arial" w:cs="Arial"/>
+          <w:lang w:val="es-ES"/>
+        </w:rPr>
+        <w:t xml:space="preserve"> </w:t>
+      </w:r>
+      <w:proofErr w:type="spellStart"/>
+      <w:r>
+        <w:rPr>
+          <w:rFonts w:ascii="Arial" w:hAnsi="Arial" w:cs="Arial"/>
+          <w:lang w:val="es-ES"/>
+        </w:rPr>
+        <w:t>nomes</w:t>
+      </w:r>
+      <w:proofErr w:type="spellEnd"/>
+      <w:r>
+        <w:rPr>
+          <w:rFonts w:ascii="Arial" w:hAnsi="Arial" w:cs="Arial"/>
+          <w:lang w:val="es-ES"/>
+        </w:rPr>
+        <w:t xml:space="preserve"> per la de </w:t>
+      </w:r>
+      <w:proofErr w:type="spellStart"/>
+      <w:r>
+        <w:rPr>
+          <w:rFonts w:ascii="Arial" w:hAnsi="Arial" w:cs="Arial"/>
+          <w:lang w:val="es-ES"/>
+        </w:rPr>
+        <w:t>sants</w:t>
+      </w:r>
+      <w:proofErr w:type="spellEnd"/>
+      <w:r>
+        <w:rPr>
+          <w:rFonts w:ascii="Arial" w:hAnsi="Arial" w:cs="Arial"/>
+          <w:lang w:val="es-ES"/>
+        </w:rPr>
+        <w:t xml:space="preserve"> aquella</w:t>
+      </w:r>
+    </w:p>
+    <w:p>
+      <w:pPr>
+        <w:pStyle w:val="ListParagraph"/>
+        <w:numPr>
+          <w:ilvl w:val="3"/>
+          <w:numId w:val="1"/>
+        </w:numPr>
+        <w:rPr>
+          <w:rFonts w:ascii="Arial" w:hAnsi="Arial" w:cs="Arial"/>
+          <w:lang w:val="es-ES"/>
+        </w:rPr>
+      </w:pPr>
+      <w:proofErr w:type="spellStart"/>
+      <w:r>
+        <w:rPr>
+          <w:rFonts w:ascii="Arial" w:hAnsi="Arial" w:cs="Arial"/>
+          <w:lang w:val="es-ES"/>
+        </w:rPr>
+        <w:t>Prop</w:t>
+      </w:r>
+      <w:r>
+        <w:rPr>
+          <w:rFonts w:ascii="Arial" w:hAnsi="Arial" w:cs="Arial"/>
+          <w:lang w:val="es-ES"/>
+        </w:rPr>
+        <w:t>orció</w:t>
+      </w:r>
+      <w:proofErr w:type="spellEnd"/>
+      <w:r>
+        <w:rPr>
+          <w:rFonts w:ascii="Arial" w:hAnsi="Arial" w:cs="Arial"/>
+          <w:lang w:val="es-ES"/>
+        </w:rPr>
+        <w:t xml:space="preserve"> </w:t>
+      </w:r>
+      <w:proofErr w:type="spellStart"/>
+      <w:r>
+        <w:rPr>
+          <w:rFonts w:ascii="Arial" w:hAnsi="Arial" w:cs="Arial"/>
+          <w:lang w:val="es-ES"/>
+        </w:rPr>
+        <w:t>propera</w:t>
+      </w:r>
+      <w:proofErr w:type="spellEnd"/>
+      <w:r>
+        <w:rPr>
+          <w:rFonts w:ascii="Arial" w:hAnsi="Arial" w:cs="Arial"/>
+          <w:lang w:val="es-ES"/>
+        </w:rPr>
+        <w:t xml:space="preserve"> a 1 </w:t>
+      </w:r>
+      <w:proofErr w:type="spellStart"/>
+      <w:r>
+        <w:rPr>
+          <w:rFonts w:ascii="Arial" w:hAnsi="Arial" w:cs="Arial"/>
+          <w:lang w:val="es-ES"/>
+        </w:rPr>
+        <w:t>dins</w:t>
+      </w:r>
+      <w:proofErr w:type="spellEnd"/>
+      <w:r>
+        <w:rPr>
+          <w:rFonts w:ascii="Arial" w:hAnsi="Arial" w:cs="Arial"/>
+          <w:lang w:val="es-ES"/>
+        </w:rPr>
+        <w:t xml:space="preserve"> se les </w:t>
+      </w:r>
+      <w:proofErr w:type="spellStart"/>
+      <w:r>
+        <w:rPr>
+          <w:rFonts w:ascii="Arial" w:hAnsi="Arial" w:cs="Arial"/>
+          <w:lang w:val="es-ES"/>
+        </w:rPr>
+        <w:t>mateixes</w:t>
+      </w:r>
+      <w:proofErr w:type="spellEnd"/>
+      <w:r>
+        <w:rPr>
+          <w:rFonts w:ascii="Arial" w:hAnsi="Arial" w:cs="Arial"/>
+          <w:lang w:val="es-ES"/>
+        </w:rPr>
+        <w:t xml:space="preserve"> </w:t>
+      </w:r>
+      <w:proofErr w:type="spellStart"/>
+      <w:r>
+        <w:rPr>
+          <w:rFonts w:ascii="Arial" w:hAnsi="Arial" w:cs="Arial"/>
+          <w:lang w:val="es-ES"/>
+        </w:rPr>
+        <w:t>classes</w:t>
+      </w:r>
+      <w:proofErr w:type="spellEnd"/>
+      <w:r>
+        <w:rPr>
+          <w:rFonts w:ascii="Arial" w:hAnsi="Arial" w:cs="Arial"/>
+          <w:lang w:val="es-ES"/>
+        </w:rPr>
+        <w:t xml:space="preserve"> </w:t>
+      </w:r>
+      <w:proofErr w:type="spellStart"/>
+      <w:r>
+        <w:rPr>
+          <w:rFonts w:ascii="Arial" w:hAnsi="Arial" w:cs="Arial"/>
+          <w:lang w:val="es-ES"/>
+        </w:rPr>
+        <w:t>dequivalencia</w:t>
+      </w:r>
+      <w:proofErr w:type="spellEnd"/>
+    </w:p>
+    <w:p>
+      <w:pPr>
+        <w:pStyle w:val="ListParagraph"/>
+        <w:numPr>
           <w:ilvl w:val="0"/>
           <w:numId w:val="1"/>
         </w:numPr>
@@ -3087,7 +3851,6 @@
         <w:rPr>
           <w:rFonts w:ascii="Arial" w:hAnsi="Arial" w:cs="Arial"/>
         </w:rPr>
-        <w:lastRenderedPageBreak/>
         <w:t>Explicar en quines característiques en concret de les dades i el graf ens hem basat per explicar bé quins serien els pocs canvis que s’haurien de fer per aplicar el codi a un altre graf que complís amb aquestes caracterísitiques per demostrar que el codi és molt escalable</w:t>
       </w:r>
     </w:p>

--- a/.work/06.27.docx
+++ b/.work/06.27.docx
@@ -3798,10 +3798,21 @@
     </w:p>
     <w:p>
       <w:pPr>
-        <w:rPr>
-          <w:rFonts w:ascii="Arial" w:hAnsi="Arial" w:cs="Arial"/>
-        </w:rPr>
-      </w:pPr>
+        <w:pStyle w:val="ListParagraph"/>
+        <w:numPr>
+          <w:ilvl w:val="0"/>
+          <w:numId w:val="1"/>
+        </w:numPr>
+        <w:rPr>
+          <w:rFonts w:ascii="Arial" w:hAnsi="Arial" w:cs="Arial"/>
+        </w:rPr>
+      </w:pPr>
+      <w:r>
+        <w:rPr>
+          <w:rFonts w:ascii="Arial" w:hAnsi="Arial" w:cs="Arial"/>
+        </w:rPr>
+        <w:t>Si és necessari més tard: centralitzar paths for a de gtfs_utils per poder importa-los tot bé des de l’excel convertor (dijkstra_report)</w:t>
+      </w:r>
     </w:p>
     <w:p>
       <w:pPr>

--- a/.work/06.27.docx
+++ b/.work/06.27.docx
@@ -1717,50 +1717,58 @@
         </w:numPr>
         <w:rPr>
           <w:rFonts w:ascii="Arial" w:hAnsi="Arial" w:cs="Arial"/>
-        </w:rPr>
-      </w:pPr>
-      <w:r>
-        <w:rPr>
-          <w:rFonts w:ascii="Arial" w:hAnsi="Arial" w:cs="Arial"/>
+          <w:color w:val="808080" w:themeColor="background1" w:themeShade="80"/>
+        </w:rPr>
+      </w:pPr>
+      <w:r>
+        <w:rPr>
+          <w:rFonts w:ascii="Arial" w:hAnsi="Arial" w:cs="Arial"/>
+          <w:color w:val="808080" w:themeColor="background1" w:themeShade="80"/>
         </w:rPr>
         <w:t xml:space="preserve">Canviar print de </w:t>
       </w:r>
       <w:r>
         <w:rPr>
           <w:rFonts w:ascii="Arial" w:hAnsi="Arial" w:cs="Arial"/>
-        </w:rPr>
-        <w:t>‘</w:t>
-      </w:r>
-      <w:r>
-        <w:rPr>
-          <w:rFonts w:ascii="Arial" w:hAnsi="Arial" w:cs="Arial"/>
-        </w:rPr>
-        <w:t>print_distances</w:t>
-      </w:r>
-      <w:r>
-        <w:rPr>
-          <w:rFonts w:ascii="Arial" w:hAnsi="Arial" w:cs="Arial"/>
-        </w:rPr>
-        <w:t>’</w:t>
-      </w:r>
-      <w:r>
-        <w:rPr>
-          <w:rFonts w:ascii="Arial" w:hAnsi="Arial" w:cs="Arial"/>
-        </w:rPr>
-        <w:t xml:space="preserve">? </w:t>
-      </w:r>
-      <w:r>
-        <w:rPr>
-          <w:rFonts w:ascii="Arial" w:hAnsi="Arial" w:cs="Arial"/>
+          <w:color w:val="808080" w:themeColor="background1" w:themeShade="80"/>
+        </w:rPr>
+        <w:t xml:space="preserve">‘print_distances’? </w:t>
+      </w:r>
+      <w:r>
+        <w:rPr>
+          <w:rFonts w:ascii="Arial" w:hAnsi="Arial" w:cs="Arial"/>
+          <w:color w:val="808080" w:themeColor="background1" w:themeShade="80"/>
         </w:rPr>
         <w:sym w:font="Wingdings" w:char="F0DF"/>
       </w:r>
       <w:r>
         <w:rPr>
           <w:rFonts w:ascii="Arial" w:hAnsi="Arial" w:cs="Arial"/>
+          <w:color w:val="808080" w:themeColor="background1" w:themeShade="80"/>
         </w:rPr>
         <w:t xml:space="preserve"> pensar (dijkstra i cut diferents)</w:t>
       </w:r>
+      <w:r>
+        <w:rPr>
+          <w:rFonts w:ascii="Arial" w:hAnsi="Arial" w:cs="Arial"/>
+          <w:color w:val="808080" w:themeColor="background1" w:themeShade="80"/>
+        </w:rPr>
+        <w:t xml:space="preserve"> </w:t>
+      </w:r>
+      <w:r>
+        <w:rPr>
+          <w:rFonts w:ascii="Arial" w:hAnsi="Arial" w:cs="Arial"/>
+          <w:color w:val="808080" w:themeColor="background1" w:themeShade="80"/>
+        </w:rPr>
+        <w:sym w:font="Wingdings" w:char="F0DF"/>
+      </w:r>
+      <w:r>
+        <w:rPr>
+          <w:rFonts w:ascii="Arial" w:hAnsi="Arial" w:cs="Arial"/>
+          <w:color w:val="808080" w:themeColor="background1" w:themeShade="80"/>
+        </w:rPr>
+        <w:t xml:space="preserve"> no és necessari perquè no ho printejo i ja està</w:t>
+      </w:r>
     </w:p>
     <w:p>
       <w:pPr>
@@ -1894,6 +1902,7 @@
           <w:rFonts w:ascii="Arial" w:hAnsi="Arial" w:cs="Arial"/>
           <w:color w:val="8DD873" w:themeColor="accent6" w:themeTint="99"/>
         </w:rPr>
+        <w:lastRenderedPageBreak/>
         <w:t>Tipus (entry, platform)</w:t>
       </w:r>
     </w:p>
@@ -1914,7 +1923,6 @@
           <w:rFonts w:ascii="Arial" w:hAnsi="Arial" w:cs="Arial"/>
           <w:color w:val="8DD873" w:themeColor="accent6" w:themeTint="99"/>
         </w:rPr>
-        <w:lastRenderedPageBreak/>
         <w:t>Duplicated</w:t>
       </w:r>
       <w:r>
@@ -3663,14 +3671,7 @@
           <w:rFonts w:ascii="Arial" w:hAnsi="Arial" w:cs="Arial"/>
           <w:lang w:val="es-ES"/>
         </w:rPr>
-        <w:t>Prop</w:t>
-      </w:r>
-      <w:r>
-        <w:rPr>
-          <w:rFonts w:ascii="Arial" w:hAnsi="Arial" w:cs="Arial"/>
-          <w:lang w:val="es-ES"/>
-        </w:rPr>
-        <w:t>orció</w:t>
+        <w:t>Proporció</w:t>
       </w:r>
       <w:proofErr w:type="spellEnd"/>
       <w:r>
@@ -3812,6 +3813,24 @@
           <w:rFonts w:ascii="Arial" w:hAnsi="Arial" w:cs="Arial"/>
         </w:rPr>
         <w:t>Si és necessari més tard: centralitzar paths for a de gtfs_utils per poder importa-los tot bé des de l’excel convertor (dijkstra_report)</w:t>
+      </w:r>
+    </w:p>
+    <w:p>
+      <w:pPr>
+        <w:pStyle w:val="ListParagraph"/>
+        <w:numPr>
+          <w:ilvl w:val="0"/>
+          <w:numId w:val="1"/>
+        </w:numPr>
+        <w:rPr>
+          <w:rFonts w:ascii="Arial" w:hAnsi="Arial" w:cs="Arial"/>
+        </w:rPr>
+      </w:pPr>
+      <w:r>
+        <w:rPr>
+          <w:rFonts w:ascii="Arial" w:hAnsi="Arial" w:cs="Arial"/>
+        </w:rPr>
+        <w:t>Cas Liceu</w:t>
       </w:r>
     </w:p>
     <w:p>
@@ -4913,6 +4932,7 @@
   <w:style w:type="character" w:default="1" w:styleId="DefaultParagraphFont">
     <w:name w:val="Default Paragraph Font"/>
     <w:uiPriority w:val="1"/>
+    <w:semiHidden/>
     <w:unhideWhenUsed/>
   </w:style>
   <w:style w:type="table" w:default="1" w:styleId="TableNormal">
